--- a/01-电源电路/02-开关电源/推挽/推挽变换器电路/推挽变换器电路.docx
+++ b/01-电源电路/02-开关电源/推挽/推挽变换器电路/推挽变换器电路.docx
@@ -2697,6 +2697,20 @@
     </w:p>
     <w:bookmarkEnd w:id="26"/>
     <w:bookmarkEnd w:id="27"/>
+    <w:p>
+      <w:pPr>
+        <w:spacing w:before="360"/>
+        <w:jc w:val="center"/>
+      </w:pPr>
+      <w:r>
+        <w:rPr>
+          <w:rFonts w:ascii="Times New Roman" w:hAnsi="Times New Roman"/>
+          <w:color w:val="555555"/>
+          <w:sz w:val="21"/>
+        </w:rPr>
+        <w:t>材料收集者：杜文杰</w:t>
+      </w:r>
+    </w:p>
     <w:sectPr>
       <w:headerReference r:id="rId9" w:type="default"/>
       <w:footerReference r:id="rId10" w:type="default"/>

--- a/01-电源电路/02-开关电源/推挽/推挽变换器电路/推挽变换器电路.docx
+++ b/01-电源电路/02-开关电源/推挽/推挽变换器电路/推挽变换器电路.docx
@@ -1,6 +1,6 @@
 
 <file path=word/document.xml><?xml version="1.0" encoding="utf-8"?>
-<w:document xmlns:w="http://schemas.openxmlformats.org/wordprocessingml/2006/main" xmlns:m="http://schemas.openxmlformats.org/officeDocument/2006/math" xmlns:r="http://schemas.openxmlformats.org/officeDocument/2006/relationships" xmlns:o="urn:schemas-microsoft-com:office:office" xmlns:v="urn:schemas-microsoft-com:vml" xmlns:w10="urn:schemas-microsoft-com:office:word" xmlns:a="http://schemas.openxmlformats.org/drawingml/2006/main" xmlns:pic="http://schemas.openxmlformats.org/drawingml/2006/picture" xmlns:wp="http://schemas.openxmlformats.org/drawingml/2006/wordprocessingDrawing">
+<w:document xmlns:m="http://schemas.openxmlformats.org/officeDocument/2006/math" xmlns:r="http://schemas.openxmlformats.org/officeDocument/2006/relationships" xmlns:w="http://schemas.openxmlformats.org/wordprocessingml/2006/main" xmlns:o="urn:schemas-microsoft-com:office:office" xmlns:v="urn:schemas-microsoft-com:vml" xmlns:w10="urn:schemas-microsoft-com:office:word" xmlns:a="http://schemas.openxmlformats.org/drawingml/2006/main" xmlns:pic="http://schemas.openxmlformats.org/drawingml/2006/picture" xmlns:wp="http://schemas.openxmlformats.org/drawingml/2006/wordprocessingDrawing">
   <w:body>
     <w:bookmarkStart w:id="27" w:name="推挽变换器电路"/>
     <w:p>
@@ -9,7 +9,7 @@
       </w:pPr>
       <w:r>
         <w:rPr>
-          <w:rFonts w:hint="eastAsia"/>
+          <w:rFonts w:hint="eastAsia" w:eastAsia="黑体"/>
         </w:rPr>
         <w:t xml:space="preserve">推挽变换器电路</w:t>
       </w:r>
@@ -21,7 +21,7 @@
       </w:pPr>
       <w:r>
         <w:rPr>
-          <w:rFonts w:hint="eastAsia"/>
+          <w:rFonts w:hint="eastAsia" w:eastAsia="黑体"/>
         </w:rPr>
         <w:t xml:space="preserve">拓扑描述</w:t>
       </w:r>
@@ -32,16 +32,19 @@
       </w:pPr>
       <w:r>
         <w:rPr>
-          <w:rFonts w:hint="eastAsia"/>
+          <w:rFonts w:hint="eastAsia" w:eastAsia="黑体"/>
         </w:rPr>
         <w:t xml:space="preserve">由</w:t>
       </w:r>
       <w:r>
+        <w:rPr>
+          <w:rFonts w:eastAsia="黑体"/>
+        </w:rPr>
         <w:t xml:space="preserve"> </w:t>
       </w:r>
       <w:r>
         <w:rPr>
-          <w:rFonts w:hint="eastAsia"/>
+          <w:rFonts w:hint="eastAsia" w:eastAsia="黑体"/>
           <w:b/>
           <w:bCs/>
         </w:rPr>
@@ -49,6 +52,7 @@
       </w:r>
       <w:r>
         <w:rPr>
+          <w:rFonts w:eastAsia="黑体"/>
           <w:b/>
           <w:bCs/>
         </w:rPr>
@@ -60,11 +64,14 @@
         </m:r>
       </m:oMath>
       <w:r>
+        <w:rPr>
+          <w:rFonts w:eastAsia="黑体"/>
+        </w:rPr>
         <w:t xml:space="preserve">、</w:t>
       </w:r>
       <w:r>
         <w:rPr>
-          <w:rFonts w:hint="eastAsia"/>
+          <w:rFonts w:hint="eastAsia" w:eastAsia="黑体"/>
           <w:b/>
           <w:bCs/>
         </w:rPr>
@@ -72,6 +79,7 @@
       </w:r>
       <w:r>
         <w:rPr>
+          <w:rFonts w:eastAsia="黑体"/>
           <w:b/>
           <w:bCs/>
         </w:rPr>
@@ -93,6 +101,7 @@
       </m:oMath>
       <w:r>
         <w:rPr>
+          <w:rFonts w:eastAsia="黑体"/>
           <w:b/>
           <w:bCs/>
         </w:rPr>
@@ -114,13 +123,13 @@
       </m:oMath>
       <w:r>
         <w:rPr>
-          <w:rFonts w:hint="eastAsia"/>
+          <w:rFonts w:hint="eastAsia" w:eastAsia="黑体"/>
         </w:rPr>
         <w:t xml:space="preserve">（分别接在初级两半绕组与地之间）、</w:t>
       </w:r>
       <w:r>
         <w:rPr>
-          <w:rFonts w:hint="eastAsia"/>
+          <w:rFonts w:hint="eastAsia" w:eastAsia="黑体"/>
           <w:b/>
           <w:bCs/>
         </w:rPr>
@@ -128,6 +137,7 @@
       </w:r>
       <w:r>
         <w:rPr>
+          <w:rFonts w:eastAsia="黑体"/>
           <w:b/>
           <w:bCs/>
         </w:rPr>
@@ -151,28 +161,34 @@
         </m:sSub>
       </m:oMath>
       <w:r>
+        <w:rPr>
+          <w:rFonts w:eastAsia="黑体"/>
+        </w:rPr>
         <w:t xml:space="preserve">、</w:t>
       </w:r>
       <w:r>
         <w:rPr>
-          <w:rFonts w:hint="eastAsia"/>
+          <w:rFonts w:hint="eastAsia" w:eastAsia="黑体"/>
           <w:b/>
           <w:bCs/>
         </w:rPr>
         <w:t xml:space="preserve">副边整流滤波级</w:t>
       </w:r>
       <w:r>
+        <w:rPr>
+          <w:rFonts w:eastAsia="黑体"/>
+        </w:rPr>
         <w:t xml:space="preserve"> </w:t>
       </w:r>
       <w:r>
         <w:rPr>
-          <w:rFonts w:hint="eastAsia"/>
+          <w:rFonts w:hint="eastAsia" w:eastAsia="黑体"/>
         </w:rPr>
         <w:t xml:space="preserve">组成。电路关键节点：</w:t>
       </w:r>
       <w:r>
         <w:rPr>
-          <w:rFonts w:hint="eastAsia"/>
+          <w:rFonts w:hint="eastAsia" w:eastAsia="黑体"/>
           <w:b/>
           <w:bCs/>
         </w:rPr>
@@ -180,6 +196,7 @@
       </w:r>
       <w:r>
         <w:rPr>
+          <w:rFonts w:eastAsia="黑体"/>
           <w:b/>
           <w:bCs/>
         </w:rPr>
@@ -187,7 +204,7 @@
       </w:r>
       <w:r>
         <w:rPr>
-          <w:rFonts w:hint="eastAsia"/>
+          <w:rFonts w:hint="eastAsia" w:eastAsia="黑体"/>
           <w:b/>
           <w:bCs/>
         </w:rPr>
@@ -195,6 +212,7 @@
       </w:r>
       <w:r>
         <w:rPr>
+          <w:rFonts w:eastAsia="黑体"/>
           <w:b/>
           <w:bCs/>
         </w:rPr>
@@ -225,7 +243,7 @@
       </m:oMath>
       <w:r>
         <w:rPr>
-          <w:rFonts w:hint="eastAsia"/>
+          <w:rFonts w:hint="eastAsia" w:eastAsia="黑体"/>
         </w:rPr>
         <w:t xml:space="preserve">（变压器初级中心抽头、</w:t>
       </w:r>
@@ -247,17 +265,20 @@
         </m:sSub>
       </m:oMath>
       <w:r>
+        <w:rPr>
+          <w:rFonts w:eastAsia="黑体"/>
+        </w:rPr>
         <w:t xml:space="preserve"> </w:t>
       </w:r>
       <w:r>
         <w:rPr>
-          <w:rFonts w:hint="eastAsia"/>
+          <w:rFonts w:hint="eastAsia" w:eastAsia="黑体"/>
         </w:rPr>
         <w:t xml:space="preserve">一端相连）；</w:t>
       </w:r>
       <w:r>
         <w:rPr>
-          <w:rFonts w:hint="eastAsia"/>
+          <w:rFonts w:hint="eastAsia" w:eastAsia="黑体"/>
           <w:b/>
           <w:bCs/>
         </w:rPr>
@@ -265,6 +286,7 @@
       </w:r>
       <w:r>
         <w:rPr>
+          <w:rFonts w:eastAsia="黑体"/>
           <w:b/>
           <w:bCs/>
         </w:rPr>
@@ -272,7 +294,7 @@
       </w:r>
       <w:r>
         <w:rPr>
-          <w:rFonts w:hint="eastAsia"/>
+          <w:rFonts w:hint="eastAsia" w:eastAsia="黑体"/>
           <w:b/>
           <w:bCs/>
         </w:rPr>
@@ -280,6 +302,7 @@
       </w:r>
       <w:r>
         <w:rPr>
+          <w:rFonts w:eastAsia="黑体"/>
           <w:b/>
           <w:bCs/>
         </w:rPr>
@@ -287,7 +310,7 @@
       </w:r>
       <w:r>
         <w:rPr>
-          <w:rFonts w:hint="eastAsia"/>
+          <w:rFonts w:hint="eastAsia" w:eastAsia="黑体"/>
         </w:rPr>
         <w:t xml:space="preserve">（</w:t>
       </w:r>
@@ -309,11 +332,14 @@
         </m:sSub>
       </m:oMath>
       <w:r>
+        <w:rPr>
+          <w:rFonts w:eastAsia="黑体"/>
+        </w:rPr>
         <w:t xml:space="preserve"> </w:t>
       </w:r>
       <w:r>
         <w:rPr>
-          <w:rFonts w:hint="eastAsia"/>
+          <w:rFonts w:hint="eastAsia" w:eastAsia="黑体"/>
         </w:rPr>
         <w:t xml:space="preserve">另一端、</w:t>
       </w:r>
@@ -332,15 +358,21 @@
         </m:sSub>
       </m:oMath>
       <w:r>
+        <w:rPr>
+          <w:rFonts w:eastAsia="黑体"/>
+        </w:rPr>
         <w:t xml:space="preserve"> </w:t>
       </w:r>
       <w:r>
         <w:rPr>
-          <w:rFonts w:hint="eastAsia"/>
+          <w:rFonts w:hint="eastAsia" w:eastAsia="黑体"/>
         </w:rPr>
         <w:t xml:space="preserve">与</w:t>
       </w:r>
       <w:r>
+        <w:rPr>
+          <w:rFonts w:eastAsia="黑体"/>
+        </w:rPr>
         <w:t xml:space="preserve"> </w:t>
       </w:r>
       <m:oMath>
@@ -358,17 +390,20 @@
         </m:sSub>
       </m:oMath>
       <w:r>
+        <w:rPr>
+          <w:rFonts w:eastAsia="黑体"/>
+        </w:rPr>
         <w:t xml:space="preserve"> </w:t>
       </w:r>
       <w:r>
         <w:rPr>
-          <w:rFonts w:hint="eastAsia"/>
+          <w:rFonts w:hint="eastAsia" w:eastAsia="黑体"/>
         </w:rPr>
         <w:t xml:space="preserve">源极、副边整流地相连）；</w:t>
       </w:r>
       <w:r>
         <w:rPr>
-          <w:rFonts w:hint="eastAsia"/>
+          <w:rFonts w:hint="eastAsia" w:eastAsia="黑体"/>
           <w:b/>
           <w:bCs/>
         </w:rPr>
@@ -376,6 +411,7 @@
       </w:r>
       <w:r>
         <w:rPr>
+          <w:rFonts w:eastAsia="黑体"/>
           <w:b/>
           <w:bCs/>
         </w:rPr>
@@ -383,7 +419,7 @@
       </w:r>
       <w:r>
         <w:rPr>
-          <w:rFonts w:hint="eastAsia"/>
+          <w:rFonts w:hint="eastAsia" w:eastAsia="黑体"/>
           <w:b/>
           <w:bCs/>
         </w:rPr>
@@ -391,6 +427,7 @@
       </w:r>
       <w:r>
         <w:rPr>
+          <w:rFonts w:eastAsia="黑体"/>
           <w:b/>
           <w:bCs/>
         </w:rPr>
@@ -398,7 +435,7 @@
       </w:r>
       <w:r>
         <w:rPr>
-          <w:rFonts w:hint="eastAsia"/>
+          <w:rFonts w:hint="eastAsia" w:eastAsia="黑体"/>
         </w:rPr>
         <w:t xml:space="preserve">（变压器初级上半绕组另一端、</w:t>
       </w:r>
@@ -417,17 +454,20 @@
         </m:sSub>
       </m:oMath>
       <w:r>
+        <w:rPr>
+          <w:rFonts w:eastAsia="黑体"/>
+        </w:rPr>
         <w:t xml:space="preserve"> </w:t>
       </w:r>
       <w:r>
         <w:rPr>
-          <w:rFonts w:hint="eastAsia"/>
+          <w:rFonts w:hint="eastAsia" w:eastAsia="黑体"/>
         </w:rPr>
         <w:t xml:space="preserve">漏极相连）；</w:t>
       </w:r>
       <w:r>
         <w:rPr>
-          <w:rFonts w:hint="eastAsia"/>
+          <w:rFonts w:hint="eastAsia" w:eastAsia="黑体"/>
           <w:b/>
           <w:bCs/>
         </w:rPr>
@@ -435,6 +475,7 @@
       </w:r>
       <w:r>
         <w:rPr>
+          <w:rFonts w:eastAsia="黑体"/>
           <w:b/>
           <w:bCs/>
         </w:rPr>
@@ -442,7 +483,7 @@
       </w:r>
       <w:r>
         <w:rPr>
-          <w:rFonts w:hint="eastAsia"/>
+          <w:rFonts w:hint="eastAsia" w:eastAsia="黑体"/>
           <w:b/>
           <w:bCs/>
         </w:rPr>
@@ -450,6 +491,7 @@
       </w:r>
       <w:r>
         <w:rPr>
+          <w:rFonts w:eastAsia="黑体"/>
           <w:b/>
           <w:bCs/>
         </w:rPr>
@@ -457,7 +499,7 @@
       </w:r>
       <w:r>
         <w:rPr>
-          <w:rFonts w:hint="eastAsia"/>
+          <w:rFonts w:hint="eastAsia" w:eastAsia="黑体"/>
         </w:rPr>
         <w:t xml:space="preserve">（变压器初级下半绕组另一端、</w:t>
       </w:r>
@@ -476,17 +518,20 @@
         </m:sSub>
       </m:oMath>
       <w:r>
+        <w:rPr>
+          <w:rFonts w:eastAsia="黑体"/>
+        </w:rPr>
         <w:t xml:space="preserve"> </w:t>
       </w:r>
       <w:r>
         <w:rPr>
-          <w:rFonts w:hint="eastAsia"/>
+          <w:rFonts w:hint="eastAsia" w:eastAsia="黑体"/>
         </w:rPr>
         <w:t xml:space="preserve">漏极相连）；</w:t>
       </w:r>
       <w:r>
         <w:rPr>
-          <w:rFonts w:hint="eastAsia"/>
+          <w:rFonts w:hint="eastAsia" w:eastAsia="黑体"/>
           <w:b/>
           <w:bCs/>
         </w:rPr>
@@ -494,6 +539,7 @@
       </w:r>
       <w:r>
         <w:rPr>
+          <w:rFonts w:eastAsia="黑体"/>
           <w:b/>
           <w:bCs/>
         </w:rPr>
@@ -501,7 +547,7 @@
       </w:r>
       <w:r>
         <w:rPr>
-          <w:rFonts w:hint="eastAsia"/>
+          <w:rFonts w:hint="eastAsia" w:eastAsia="黑体"/>
           <w:b/>
           <w:bCs/>
         </w:rPr>
@@ -509,6 +555,7 @@
       </w:r>
       <w:r>
         <w:rPr>
+          <w:rFonts w:eastAsia="黑体"/>
           <w:b/>
           <w:bCs/>
         </w:rPr>
@@ -536,7 +583,7 @@
       </m:oMath>
       <w:r>
         <w:rPr>
-          <w:rFonts w:hint="eastAsia"/>
+          <w:rFonts w:hint="eastAsia" w:eastAsia="黑体"/>
         </w:rPr>
         <w:t xml:space="preserve">（副边整流滤波输出端）。</w:t>
       </w:r>
@@ -545,13 +592,13 @@
       <w:pPr/>
       <w:r>
         <w:rPr>
-          <w:rFonts w:hint="eastAsia"/>
+          <w:rFonts w:hint="eastAsia" w:eastAsia="黑体"/>
         </w:rPr>
         <w:t xml:space="preserve">各元件管脚连接：</w:t>
       </w:r>
       <w:r>
         <w:rPr>
-          <w:rFonts w:hint="eastAsia"/>
+          <w:rFonts w:hint="eastAsia" w:eastAsia="黑体"/>
           <w:b/>
           <w:bCs/>
         </w:rPr>
@@ -559,6 +606,7 @@
       </w:r>
       <w:r>
         <w:rPr>
+          <w:rFonts w:eastAsia="黑体"/>
           <w:b/>
           <w:bCs/>
         </w:rPr>
@@ -570,15 +618,21 @@
         </m:r>
       </m:oMath>
       <w:r>
+        <w:rPr>
+          <w:rFonts w:eastAsia="黑体"/>
+        </w:rPr>
         <w:t xml:space="preserve"> </w:t>
       </w:r>
       <w:r>
         <w:rPr>
-          <w:rFonts w:hint="eastAsia"/>
+          <w:rFonts w:hint="eastAsia" w:eastAsia="黑体"/>
         </w:rPr>
         <w:t xml:space="preserve">初级中心抽头接</w:t>
       </w:r>
       <w:r>
+        <w:rPr>
+          <w:rFonts w:eastAsia="黑体"/>
+        </w:rPr>
         <w:t xml:space="preserve"> </w:t>
       </w:r>
       <m:oMath>
@@ -606,25 +660,31 @@
       </m:oMath>
       <w:r>
         <w:rPr>
-          <w:rFonts w:hint="eastAsia"/>
+          <w:rFonts w:hint="eastAsia" w:eastAsia="黑体"/>
         </w:rPr>
         <w:t xml:space="preserve">、上半绕组另一端接开关节点</w:t>
       </w:r>
       <w:r>
+        <w:rPr>
+          <w:rFonts w:eastAsia="黑体"/>
+        </w:rPr>
         <w:t xml:space="preserve"> </w:t>
       </w:r>
       <w:r>
         <w:rPr>
-          <w:rFonts w:hint="eastAsia"/>
+          <w:rFonts w:hint="eastAsia" w:eastAsia="黑体"/>
         </w:rPr>
         <w:t xml:space="preserve">A、下半绕组另一端接开关节点</w:t>
       </w:r>
       <w:r>
+        <w:rPr>
+          <w:rFonts w:eastAsia="黑体"/>
+        </w:rPr>
         <w:t xml:space="preserve"> </w:t>
       </w:r>
       <w:r>
         <w:rPr>
-          <w:rFonts w:hint="eastAsia"/>
+          <w:rFonts w:hint="eastAsia" w:eastAsia="黑体"/>
         </w:rPr>
         <w:t xml:space="preserve">B，次级接副边全波整流；</w:t>
       </w:r>
@@ -643,20 +703,26 @@
         </m:sSub>
       </m:oMath>
       <w:r>
+        <w:rPr>
+          <w:rFonts w:eastAsia="黑体"/>
+        </w:rPr>
         <w:t xml:space="preserve"> </w:t>
       </w:r>
       <w:r>
         <w:rPr>
-          <w:rFonts w:hint="eastAsia"/>
+          <w:rFonts w:hint="eastAsia" w:eastAsia="黑体"/>
         </w:rPr>
         <w:t xml:space="preserve">漏极接开关节点</w:t>
       </w:r>
       <w:r>
+        <w:rPr>
+          <w:rFonts w:eastAsia="黑体"/>
+        </w:rPr>
         <w:t xml:space="preserve"> </w:t>
       </w:r>
       <w:r>
         <w:rPr>
-          <w:rFonts w:hint="eastAsia"/>
+          <w:rFonts w:hint="eastAsia" w:eastAsia="黑体"/>
         </w:rPr>
         <w:t xml:space="preserve">A、源极接地、栅极接驱动；</w:t>
       </w:r>
@@ -675,20 +741,26 @@
         </m:sSub>
       </m:oMath>
       <w:r>
+        <w:rPr>
+          <w:rFonts w:eastAsia="黑体"/>
+        </w:rPr>
         <w:t xml:space="preserve"> </w:t>
       </w:r>
       <w:r>
         <w:rPr>
-          <w:rFonts w:hint="eastAsia"/>
+          <w:rFonts w:hint="eastAsia" w:eastAsia="黑体"/>
         </w:rPr>
         <w:t xml:space="preserve">漏极接开关节点</w:t>
       </w:r>
       <w:r>
+        <w:rPr>
+          <w:rFonts w:eastAsia="黑体"/>
+        </w:rPr>
         <w:t xml:space="preserve"> </w:t>
       </w:r>
       <w:r>
         <w:rPr>
-          <w:rFonts w:hint="eastAsia"/>
+          <w:rFonts w:hint="eastAsia" w:eastAsia="黑体"/>
         </w:rPr>
         <w:t xml:space="preserve">B、源极接地、栅极接驱动；</w:t>
       </w:r>
@@ -710,15 +782,21 @@
         </m:sSub>
       </m:oMath>
       <w:r>
+        <w:rPr>
+          <w:rFonts w:eastAsia="黑体"/>
+        </w:rPr>
         <w:t xml:space="preserve"> </w:t>
       </w:r>
       <w:r>
         <w:rPr>
-          <w:rFonts w:hint="eastAsia"/>
+          <w:rFonts w:hint="eastAsia" w:eastAsia="黑体"/>
         </w:rPr>
         <w:t xml:space="preserve">一端接</w:t>
       </w:r>
       <w:r>
+        <w:rPr>
+          <w:rFonts w:eastAsia="黑体"/>
+        </w:rPr>
         <w:t xml:space="preserve"> </w:t>
       </w:r>
       <m:oMath>
@@ -746,11 +824,14 @@
       </m:oMath>
       <w:r>
         <w:rPr>
-          <w:rFonts w:hint="eastAsia"/>
+          <w:rFonts w:hint="eastAsia" w:eastAsia="黑体"/>
         </w:rPr>
         <w:t xml:space="preserve">、另一端接地；副边全波整流经输出滤波后，滤波电容上端接输出正端</w:t>
       </w:r>
       <w:r>
+        <w:rPr>
+          <w:rFonts w:eastAsia="黑体"/>
+        </w:rPr>
         <w:t xml:space="preserve"> </w:t>
       </w:r>
       <m:oMath>
@@ -775,11 +856,14 @@
       </m:oMath>
       <w:r>
         <w:rPr>
-          <w:rFonts w:hint="eastAsia"/>
+          <w:rFonts w:hint="eastAsia" w:eastAsia="黑体"/>
         </w:rPr>
         <w:t xml:space="preserve">、下端接副边地，负载跨接</w:t>
       </w:r>
       <w:r>
+        <w:rPr>
+          <w:rFonts w:eastAsia="黑体"/>
+        </w:rPr>
         <w:t xml:space="preserve"> </w:t>
       </w:r>
       <m:oMath>
@@ -803,11 +887,14 @@
         </m:sSub>
       </m:oMath>
       <w:r>
+        <w:rPr>
+          <w:rFonts w:eastAsia="黑体"/>
+        </w:rPr>
         <w:t xml:space="preserve"> </w:t>
       </w:r>
       <w:r>
         <w:rPr>
-          <w:rFonts w:hint="eastAsia"/>
+          <w:rFonts w:hint="eastAsia" w:eastAsia="黑体"/>
         </w:rPr>
         <w:t xml:space="preserve">与副边地。</w:t>
       </w:r>
@@ -816,16 +903,19 @@
       <w:pPr/>
       <w:r>
         <w:rPr>
-          <w:rFonts w:hint="eastAsia"/>
+          <w:rFonts w:hint="eastAsia" w:eastAsia="黑体"/>
         </w:rPr>
         <w:t xml:space="preserve">由此构成两管交替导通各自驱动初级一半绕组、磁通正反交替、磁芯双向磁化的推挽变换器</w:t>
       </w:r>
       <w:r>
+        <w:rPr>
+          <w:rFonts w:eastAsia="黑体"/>
+        </w:rPr>
         <w:t xml:space="preserve"> DC-DC </w:t>
       </w:r>
       <w:r>
         <w:rPr>
-          <w:rFonts w:hint="eastAsia"/>
+          <w:rFonts w:hint="eastAsia" w:eastAsia="黑体"/>
         </w:rPr>
         <w:t xml:space="preserve">组态，是有隔离的中功率变换器，常用于电信、工业电源。</w:t>
       </w:r>
@@ -838,7 +928,7 @@
       </w:pPr>
       <w:r>
         <w:rPr>
-          <w:rFonts w:hint="eastAsia"/>
+          <w:rFonts w:hint="eastAsia" w:eastAsia="黑体"/>
         </w:rPr>
         <w:t xml:space="preserve">工作原理</w:t>
       </w:r>
@@ -862,11 +952,14 @@
         </m:sSub>
       </m:oMath>
       <w:r>
+        <w:rPr>
+          <w:rFonts w:eastAsia="黑体"/>
+        </w:rPr>
         <w:t xml:space="preserve"> </w:t>
       </w:r>
       <w:r>
         <w:rPr>
-          <w:rFonts w:hint="eastAsia"/>
+          <w:rFonts w:hint="eastAsia" w:eastAsia="黑体"/>
         </w:rPr>
         <w:t xml:space="preserve">导通时电流流过初级上半绕组，</w:t>
       </w:r>
@@ -885,15 +978,21 @@
         </m:sSub>
       </m:oMath>
       <w:r>
+        <w:rPr>
+          <w:rFonts w:eastAsia="黑体"/>
+        </w:rPr>
         <w:t xml:space="preserve"> </w:t>
       </w:r>
       <w:r>
         <w:rPr>
-          <w:rFonts w:hint="eastAsia"/>
+          <w:rFonts w:hint="eastAsia" w:eastAsia="黑体"/>
         </w:rPr>
         <w:t xml:space="preserve">导通时流过下半绕组，变压器磁芯在</w:t>
       </w:r>
       <w:r>
+        <w:rPr>
+          <w:rFonts w:eastAsia="黑体"/>
+        </w:rPr>
         <w:t xml:space="preserve"> </w:t>
       </w:r>
       <m:oMath>
@@ -911,11 +1010,14 @@
         </m:r>
       </m:oMath>
       <w:r>
+        <w:rPr>
+          <w:rFonts w:eastAsia="黑体"/>
+        </w:rPr>
         <w:t xml:space="preserve"> </w:t>
       </w:r>
       <w:r>
         <w:rPr>
-          <w:rFonts w:hint="eastAsia"/>
+          <w:rFonts w:hint="eastAsia" w:eastAsia="黑体"/>
         </w:rPr>
         <w:t xml:space="preserve">第一、三象限间交替工作；副边感应的交变电压经全波整流与滤波后得到直流输出。</w:t>
       </w:r>
@@ -928,7 +1030,7 @@
       </w:pPr>
       <w:r>
         <w:rPr>
-          <w:rFonts w:hint="eastAsia"/>
+          <w:rFonts w:hint="eastAsia" w:eastAsia="黑体"/>
         </w:rPr>
         <w:t xml:space="preserve">关键计算公式</w:t>
       </w:r>
@@ -942,7 +1044,7 @@
       </w:pPr>
       <w:r>
         <w:rPr>
-          <w:rFonts w:hint="eastAsia"/>
+          <w:rFonts w:hint="eastAsia" w:eastAsia="黑体"/>
         </w:rPr>
         <w:t xml:space="preserve">输出电压：</w:t>
       </w:r>
@@ -1038,7 +1140,7 @@
       </w:pPr>
       <w:r>
         <w:rPr>
-          <w:rFonts w:hint="eastAsia"/>
+          <w:rFonts w:hint="eastAsia" w:eastAsia="黑体"/>
         </w:rPr>
         <w:t xml:space="preserve">每管最大开关占空比：</w:t>
       </w:r>
@@ -1092,7 +1194,7 @@
       </w:pPr>
       <w:r>
         <w:rPr>
-          <w:rFonts w:hint="eastAsia"/>
+          <w:rFonts w:hint="eastAsia" w:eastAsia="黑体"/>
         </w:rPr>
         <w:t xml:space="preserve">开关管关断时承受的电压应力：</w:t>
       </w:r>
@@ -1179,7 +1281,7 @@
       </w:pPr>
       <w:r>
         <w:rPr>
-          <w:rFonts w:hint="eastAsia"/>
+          <w:rFonts w:hint="eastAsia" w:eastAsia="黑体"/>
         </w:rPr>
         <w:t xml:space="preserve">变压器初级半绕组电压：</w:t>
       </w:r>
@@ -1278,7 +1380,7 @@
       </w:pPr>
       <w:r>
         <w:rPr>
-          <w:rFonts w:hint="eastAsia"/>
+          <w:rFonts w:hint="eastAsia" w:eastAsia="黑体"/>
         </w:rPr>
         <w:t xml:space="preserve">最大磁通密度（避免饱和）：</w:t>
       </w:r>
@@ -1420,7 +1522,7 @@
             </w:pPr>
             <w:r>
               <w:rPr>
-                <w:rFonts w:hint="eastAsia"/>
+                <w:rFonts w:hint="eastAsia" w:eastAsia="黑体"/>
               </w:rPr>
               <w:t xml:space="preserve">符号</w:t>
             </w:r>
@@ -1434,7 +1536,7 @@
             </w:pPr>
             <w:r>
               <w:rPr>
-                <w:rFonts w:hint="eastAsia"/>
+                <w:rFonts w:hint="eastAsia" w:eastAsia="黑体"/>
               </w:rPr>
               <w:t xml:space="preserve">含义</w:t>
             </w:r>
@@ -1448,7 +1550,7 @@
             </w:pPr>
             <w:r>
               <w:rPr>
-                <w:rFonts w:hint="eastAsia"/>
+                <w:rFonts w:hint="eastAsia" w:eastAsia="黑体"/>
               </w:rPr>
               <w:t xml:space="preserve">单位</w:t>
             </w:r>
@@ -1477,6 +1579,9 @@
               </m:sSub>
             </m:oMath>
             <w:r>
+              <w:rPr>
+                <w:rFonts w:eastAsia="黑体"/>
+              </w:rPr>
               <w:t xml:space="preserve">​</w:t>
             </w:r>
           </w:p>
@@ -1489,7 +1594,7 @@
             </w:pPr>
             <w:r>
               <w:rPr>
-                <w:rFonts w:hint="eastAsia"/>
+                <w:rFonts w:hint="eastAsia" w:eastAsia="黑体"/>
               </w:rPr>
               <w:t xml:space="preserve">输出电压</w:t>
             </w:r>
@@ -1502,6 +1607,9 @@
               <w:pStyle w:val="Compact"/>
             </w:pPr>
             <w:r>
+              <w:rPr>
+                <w:rFonts w:eastAsia="黑体"/>
+              </w:rPr>
               <w:t xml:space="preserve">V</w:t>
             </w:r>
           </w:p>
@@ -1532,6 +1640,9 @@
               </m:sSub>
             </m:oMath>
             <w:r>
+              <w:rPr>
+                <w:rFonts w:eastAsia="黑体"/>
+              </w:rPr>
               <w:t xml:space="preserve">​</w:t>
             </w:r>
           </w:p>
@@ -1544,7 +1655,7 @@
             </w:pPr>
             <w:r>
               <w:rPr>
-                <w:rFonts w:hint="eastAsia"/>
+                <w:rFonts w:hint="eastAsia" w:eastAsia="黑体"/>
               </w:rPr>
               <w:t xml:space="preserve">输入电压</w:t>
             </w:r>
@@ -1557,6 +1668,9 @@
               <w:pStyle w:val="Compact"/>
             </w:pPr>
             <w:r>
+              <w:rPr>
+                <w:rFonts w:eastAsia="黑体"/>
+              </w:rPr>
               <w:t xml:space="preserve">V</w:t>
             </w:r>
           </w:p>
@@ -1575,6 +1689,9 @@
               </m:r>
             </m:oMath>
             <w:r>
+              <w:rPr>
+                <w:rFonts w:eastAsia="黑体"/>
+              </w:rPr>
               <w:t xml:space="preserve">​</w:t>
             </w:r>
           </w:p>
@@ -1587,7 +1704,7 @@
             </w:pPr>
             <w:r>
               <w:rPr>
-                <w:rFonts w:hint="eastAsia"/>
+                <w:rFonts w:hint="eastAsia" w:eastAsia="黑体"/>
               </w:rPr>
               <w:t xml:space="preserve">每管导通占空比（0~0.5）</w:t>
             </w:r>
@@ -1600,6 +1717,9 @@
               <w:pStyle w:val="Compact"/>
             </w:pPr>
             <w:r>
+              <w:rPr>
+                <w:rFonts w:eastAsia="黑体"/>
+              </w:rPr>
               <w:t xml:space="preserve">—</w:t>
             </w:r>
           </w:p>
@@ -1645,6 +1765,9 @@
               </m:sSub>
             </m:oMath>
             <w:r>
+              <w:rPr>
+                <w:rFonts w:eastAsia="黑体"/>
+              </w:rPr>
               <w:t xml:space="preserve">​</w:t>
             </w:r>
           </w:p>
@@ -1657,7 +1780,7 @@
             </w:pPr>
             <w:r>
               <w:rPr>
-                <w:rFonts w:hint="eastAsia"/>
+                <w:rFonts w:hint="eastAsia" w:eastAsia="黑体"/>
               </w:rPr>
               <w:t xml:space="preserve">初级半绕组、副边绕组匝数</w:t>
             </w:r>
@@ -1670,6 +1793,9 @@
               <w:pStyle w:val="Compact"/>
             </w:pPr>
             <w:r>
+              <w:rPr>
+                <w:rFonts w:eastAsia="黑体"/>
+              </w:rPr>
               <w:t xml:space="preserve">—</w:t>
             </w:r>
           </w:p>
@@ -1700,6 +1826,9 @@
               </m:sSub>
             </m:oMath>
             <w:r>
+              <w:rPr>
+                <w:rFonts w:eastAsia="黑体"/>
+              </w:rPr>
               <w:t xml:space="preserve">​</w:t>
             </w:r>
           </w:p>
@@ -1712,7 +1841,7 @@
             </w:pPr>
             <w:r>
               <w:rPr>
-                <w:rFonts w:hint="eastAsia"/>
+                <w:rFonts w:hint="eastAsia" w:eastAsia="黑体"/>
               </w:rPr>
               <w:t xml:space="preserve">开关频率</w:t>
             </w:r>
@@ -1725,6 +1854,9 @@
               <w:pStyle w:val="Compact"/>
             </w:pPr>
             <w:r>
+              <w:rPr>
+                <w:rFonts w:eastAsia="黑体"/>
+              </w:rPr>
               <w:t xml:space="preserve">Hz</w:t>
             </w:r>
           </w:p>
@@ -1752,6 +1884,9 @@
               </m:sSub>
             </m:oMath>
             <w:r>
+              <w:rPr>
+                <w:rFonts w:eastAsia="黑体"/>
+              </w:rPr>
               <w:t xml:space="preserve">​</w:t>
             </w:r>
           </w:p>
@@ -1764,7 +1899,7 @@
             </w:pPr>
             <w:r>
               <w:rPr>
-                <w:rFonts w:hint="eastAsia"/>
+                <w:rFonts w:hint="eastAsia" w:eastAsia="黑体"/>
               </w:rPr>
               <w:t xml:space="preserve">磁芯有效截面积</w:t>
             </w:r>
@@ -1777,6 +1912,9 @@
               <w:pStyle w:val="Compact"/>
             </w:pPr>
             <w:r>
+              <w:rPr>
+                <w:rFonts w:eastAsia="黑体"/>
+              </w:rPr>
               <w:t xml:space="preserve">m²</w:t>
             </w:r>
           </w:p>
@@ -1791,7 +1929,7 @@
       </w:pPr>
       <w:r>
         <w:rPr>
-          <w:rFonts w:hint="eastAsia"/>
+          <w:rFonts w:hint="eastAsia" w:eastAsia="黑体"/>
         </w:rPr>
         <w:t xml:space="preserve">元件调整影响</w:t>
       </w:r>
@@ -1806,7 +1944,7 @@
       </w:pPr>
       <w:r>
         <w:rPr>
-          <w:rFonts w:hint="eastAsia"/>
+          <w:rFonts w:hint="eastAsia" w:eastAsia="黑体"/>
           <w:b/>
           <w:bCs/>
         </w:rPr>
@@ -1814,6 +1952,7 @@
       </w:r>
       <w:r>
         <w:rPr>
+          <w:rFonts w:eastAsia="黑体"/>
           <w:b/>
           <w:bCs/>
         </w:rPr>
@@ -1826,6 +1965,7 @@
       </m:oMath>
       <w:r>
         <w:rPr>
+          <w:rFonts w:eastAsia="黑体"/>
           <w:b/>
           <w:bCs/>
         </w:rPr>
@@ -1833,7 +1973,7 @@
       </w:r>
       <w:r>
         <w:rPr>
-          <w:rFonts w:hint="eastAsia"/>
+          <w:rFonts w:hint="eastAsia" w:eastAsia="黑体"/>
           <w:b/>
           <w:bCs/>
         </w:rPr>
@@ -1841,16 +1981,19 @@
       </w:r>
       <w:r>
         <w:rPr>
-          <w:rFonts w:hint="eastAsia"/>
+          <w:rFonts w:hint="eastAsia" w:eastAsia="黑体"/>
         </w:rPr>
         <w:t xml:space="preserve">（&lt;0.5）→</w:t>
       </w:r>
       <w:r>
+        <w:rPr>
+          <w:rFonts w:eastAsia="黑体"/>
+        </w:rPr>
         <w:t xml:space="preserve"> </w:t>
       </w:r>
       <w:r>
         <w:rPr>
-          <w:rFonts w:hint="eastAsia"/>
+          <w:rFonts w:hint="eastAsia" w:eastAsia="黑体"/>
         </w:rPr>
         <w:t xml:space="preserve">输出电压增大，但更接近直通危险。</w:t>
       </w:r>
@@ -1882,6 +2025,7 @@
       </m:oMath>
       <w:r>
         <w:rPr>
+          <w:rFonts w:eastAsia="黑体"/>
           <w:b/>
           <w:bCs/>
         </w:rPr>
@@ -1889,21 +2033,27 @@
       </w:r>
       <w:r>
         <w:rPr>
-          <w:rFonts w:hint="eastAsia"/>
+          <w:rFonts w:hint="eastAsia" w:eastAsia="黑体"/>
           <w:b/>
           <w:bCs/>
         </w:rPr>
         <w:t xml:space="preserve">增大</w:t>
       </w:r>
       <w:r>
+        <w:rPr>
+          <w:rFonts w:eastAsia="黑体"/>
+        </w:rPr>
         <w:t xml:space="preserve"> </w:t>
       </w:r>
       <w:r>
+        <w:rPr>
+          <w:rFonts w:eastAsia="黑体"/>
+        </w:rPr>
         <w:t xml:space="preserve">→ </w:t>
       </w:r>
       <w:r>
         <w:rPr>
-          <w:rFonts w:hint="eastAsia"/>
+          <w:rFonts w:hint="eastAsia" w:eastAsia="黑体"/>
         </w:rPr>
         <w:t xml:space="preserve">磁芯可缩小、纹波减小，但开关损耗增大。</w:t>
       </w:r>
@@ -1918,7 +2068,7 @@
       </w:pPr>
       <w:r>
         <w:rPr>
-          <w:rFonts w:hint="eastAsia"/>
+          <w:rFonts w:hint="eastAsia" w:eastAsia="黑体"/>
           <w:b/>
           <w:bCs/>
         </w:rPr>
@@ -1926,6 +2076,7 @@
       </w:r>
       <w:r>
         <w:rPr>
+          <w:rFonts w:eastAsia="黑体"/>
           <w:b/>
           <w:bCs/>
         </w:rPr>
@@ -1965,6 +2116,7 @@
       </m:oMath>
       <w:r>
         <w:rPr>
+          <w:rFonts w:eastAsia="黑体"/>
           <w:b/>
           <w:bCs/>
         </w:rPr>
@@ -1972,21 +2124,27 @@
       </w:r>
       <w:r>
         <w:rPr>
-          <w:rFonts w:hint="eastAsia"/>
+          <w:rFonts w:hint="eastAsia" w:eastAsia="黑体"/>
           <w:b/>
           <w:bCs/>
         </w:rPr>
         <w:t xml:space="preserve">增大</w:t>
       </w:r>
       <w:r>
+        <w:rPr>
+          <w:rFonts w:eastAsia="黑体"/>
+        </w:rPr>
         <w:t xml:space="preserve"> </w:t>
       </w:r>
       <w:r>
+        <w:rPr>
+          <w:rFonts w:eastAsia="黑体"/>
+        </w:rPr>
         <w:t xml:space="preserve">→ </w:t>
       </w:r>
       <w:r>
         <w:rPr>
-          <w:rFonts w:hint="eastAsia"/>
+          <w:rFonts w:hint="eastAsia" w:eastAsia="黑体"/>
         </w:rPr>
         <w:t xml:space="preserve">输出电压增大，副边峰值电流减小但整流管耐压升高。</w:t>
       </w:r>
@@ -2001,7 +2159,7 @@
       </w:pPr>
       <w:r>
         <w:rPr>
-          <w:rFonts w:hint="eastAsia"/>
+          <w:rFonts w:hint="eastAsia" w:eastAsia="黑体"/>
           <w:b/>
           <w:bCs/>
         </w:rPr>
@@ -2009,20 +2167,27 @@
       </w:r>
       <w:r>
         <w:rPr>
+          <w:rFonts w:eastAsia="黑体"/>
           <w:b/>
           <w:bCs/>
         </w:rPr>
         <w:t xml:space="preserve"> &gt;0.5</w:t>
       </w:r>
       <w:r>
+        <w:rPr>
+          <w:rFonts w:eastAsia="黑体"/>
+        </w:rPr>
         <w:t xml:space="preserve"> </w:t>
       </w:r>
       <w:r>
+        <w:rPr>
+          <w:rFonts w:eastAsia="黑体"/>
+        </w:rPr>
         <w:t xml:space="preserve">→ </w:t>
       </w:r>
       <w:r>
         <w:rPr>
-          <w:rFonts w:hint="eastAsia"/>
+          <w:rFonts w:hint="eastAsia" w:eastAsia="黑体"/>
         </w:rPr>
         <w:t xml:space="preserve">磁通单向累积，磁芯饱和、开关管过流损坏。</w:t>
       </w:r>
@@ -2035,7 +2200,7 @@
       </w:pPr>
       <w:r>
         <w:rPr>
-          <w:rFonts w:hint="eastAsia"/>
+          <w:rFonts w:hint="eastAsia" w:eastAsia="黑体"/>
         </w:rPr>
         <w:t xml:space="preserve">典型参数示例</w:t>
       </w:r>
@@ -2050,11 +2215,14 @@
       </w:pPr>
       <w:r>
         <w:rPr>
-          <w:rFonts w:hint="eastAsia"/>
+          <w:rFonts w:hint="eastAsia" w:eastAsia="黑体"/>
         </w:rPr>
         <w:t xml:space="preserve">取</w:t>
       </w:r>
       <w:r>
+        <w:rPr>
+          <w:rFonts w:eastAsia="黑体"/>
+        </w:rPr>
         <w:t xml:space="preserve"> </w:t>
       </w:r>
       <m:oMath>
@@ -2094,6 +2262,9 @@
         </m:r>
       </m:oMath>
       <w:r>
+        <w:rPr>
+          <w:rFonts w:eastAsia="黑体"/>
+        </w:rPr>
         <w:t xml:space="preserve">、</w:t>
       </w:r>
       <m:oMath>
@@ -2147,6 +2318,9 @@
         </m:r>
       </m:oMath>
       <w:r>
+        <w:rPr>
+          <w:rFonts w:eastAsia="黑体"/>
+        </w:rPr>
         <w:t xml:space="preserve">、</w:t>
       </w:r>
       <m:oMath>
@@ -2165,7 +2339,7 @@
       </m:oMath>
       <w:r>
         <w:rPr>
-          <w:rFonts w:hint="eastAsia"/>
+          <w:rFonts w:hint="eastAsia" w:eastAsia="黑体"/>
         </w:rPr>
         <w:t xml:space="preserve">：</w:t>
       </w:r>
@@ -2251,6 +2425,9 @@
         </m:r>
       </m:oMath>
       <w:r>
+        <w:rPr>
+          <w:rFonts w:eastAsia="黑体"/>
+        </w:rPr>
         <w:t xml:space="preserve">。</w:t>
       </w:r>
     </w:p>
@@ -2264,11 +2441,14 @@
       </w:pPr>
       <w:r>
         <w:rPr>
-          <w:rFonts w:hint="eastAsia"/>
+          <w:rFonts w:hint="eastAsia" w:eastAsia="黑体"/>
         </w:rPr>
         <w:t xml:space="preserve">取</w:t>
       </w:r>
       <w:r>
+        <w:rPr>
+          <w:rFonts w:eastAsia="黑体"/>
+        </w:rPr>
         <w:t xml:space="preserve"> </w:t>
       </w:r>
       <m:oMath>
@@ -2309,11 +2489,14 @@
       </m:oMath>
       <w:r>
         <w:rPr>
-          <w:rFonts w:hint="eastAsia"/>
+          <w:rFonts w:hint="eastAsia" w:eastAsia="黑体"/>
         </w:rPr>
         <w:t xml:space="preserve">：开关管关断电压应力</w:t>
       </w:r>
       <w:r>
+        <w:rPr>
+          <w:rFonts w:eastAsia="黑体"/>
+        </w:rPr>
         <w:t xml:space="preserve"> </w:t>
       </w:r>
       <m:oMath>
@@ -2393,11 +2576,14 @@
       </m:oMath>
       <w:r>
         <w:rPr>
-          <w:rFonts w:hint="eastAsia"/>
+          <w:rFonts w:hint="eastAsia" w:eastAsia="黑体"/>
         </w:rPr>
         <w:t xml:space="preserve">，需选</w:t>
       </w:r>
       <w:r>
+        <w:rPr>
+          <w:rFonts w:eastAsia="黑体"/>
+        </w:rPr>
         <w:t xml:space="preserve"> </w:t>
       </w:r>
       <m:oMath>
@@ -2437,11 +2623,14 @@
         </m:r>
       </m:oMath>
       <w:r>
+        <w:rPr>
+          <w:rFonts w:eastAsia="黑体"/>
+        </w:rPr>
         <w:t xml:space="preserve"> </w:t>
       </w:r>
       <w:r>
         <w:rPr>
-          <w:rFonts w:hint="eastAsia"/>
+          <w:rFonts w:hint="eastAsia" w:eastAsia="黑体"/>
         </w:rPr>
         <w:t xml:space="preserve">的器件。</w:t>
       </w:r>
@@ -2454,7 +2643,7 @@
       </w:pPr>
       <w:r>
         <w:rPr>
-          <w:rFonts w:hint="eastAsia"/>
+          <w:rFonts w:hint="eastAsia" w:eastAsia="黑体"/>
         </w:rPr>
         <w:t xml:space="preserve">常见器件型号</w:t>
       </w:r>
@@ -2469,7 +2658,7 @@
       </w:pPr>
       <w:r>
         <w:rPr>
-          <w:rFonts w:hint="eastAsia"/>
+          <w:rFonts w:hint="eastAsia" w:eastAsia="黑体"/>
         </w:rPr>
         <w:t xml:space="preserve">开关管：IRF540N、IRFZ44N、STP55NF06。</w:t>
       </w:r>
@@ -2484,7 +2673,7 @@
       </w:pPr>
       <w:r>
         <w:rPr>
-          <w:rFonts w:hint="eastAsia"/>
+          <w:rFonts w:hint="eastAsia" w:eastAsia="黑体"/>
         </w:rPr>
         <w:t xml:space="preserve">控制器：TL494、SG3525、UC3846。</w:t>
       </w:r>
@@ -2499,16 +2688,19 @@
       </w:pPr>
       <w:r>
         <w:rPr>
-          <w:rFonts w:hint="eastAsia"/>
+          <w:rFonts w:hint="eastAsia" w:eastAsia="黑体"/>
         </w:rPr>
         <w:t xml:space="preserve">输出整流：MBR20100、STPS20100</w:t>
       </w:r>
       <w:r>
+        <w:rPr>
+          <w:rFonts w:eastAsia="黑体"/>
+        </w:rPr>
         <w:t xml:space="preserve"> </w:t>
       </w:r>
       <w:r>
         <w:rPr>
-          <w:rFonts w:hint="eastAsia"/>
+          <w:rFonts w:hint="eastAsia" w:eastAsia="黑体"/>
         </w:rPr>
         <w:t xml:space="preserve">肖特基。</w:t>
       </w:r>
@@ -2523,16 +2715,19 @@
       </w:pPr>
       <w:r>
         <w:rPr>
-          <w:rFonts w:hint="eastAsia"/>
+          <w:rFonts w:hint="eastAsia" w:eastAsia="黑体"/>
         </w:rPr>
         <w:t xml:space="preserve">变压器：定制</w:t>
       </w:r>
       <w:r>
+        <w:rPr>
+          <w:rFonts w:eastAsia="黑体"/>
+        </w:rPr>
         <w:t xml:space="preserve"> EFD、EE、PQ </w:t>
       </w:r>
       <w:r>
         <w:rPr>
-          <w:rFonts w:hint="eastAsia"/>
+          <w:rFonts w:hint="eastAsia" w:eastAsia="黑体"/>
         </w:rPr>
         <w:t xml:space="preserve">磁芯。</w:t>
       </w:r>
@@ -2545,7 +2740,7 @@
       </w:pPr>
       <w:r>
         <w:rPr>
-          <w:rFonts w:hint="eastAsia"/>
+          <w:rFonts w:hint="eastAsia" w:eastAsia="黑体"/>
         </w:rPr>
         <w:t xml:space="preserve">注意事项</w:t>
       </w:r>
@@ -2560,7 +2755,7 @@
       </w:pPr>
       <w:r>
         <w:rPr>
-          <w:rFonts w:hint="eastAsia"/>
+          <w:rFonts w:hint="eastAsia" w:eastAsia="黑体"/>
         </w:rPr>
         <w:t xml:space="preserve">两半绕组需严格对称，防止伏秒不平衡导致磁通收敛。</w:t>
       </w:r>
@@ -2575,16 +2770,19 @@
       </w:pPr>
       <w:r>
         <w:rPr>
-          <w:rFonts w:hint="eastAsia"/>
+          <w:rFonts w:hint="eastAsia" w:eastAsia="黑体"/>
         </w:rPr>
         <w:t xml:space="preserve">每管占空比必须小于</w:t>
       </w:r>
       <w:r>
+        <w:rPr>
+          <w:rFonts w:eastAsia="黑体"/>
+        </w:rPr>
         <w:t xml:space="preserve"> </w:t>
       </w:r>
       <w:r>
         <w:rPr>
-          <w:rFonts w:hint="eastAsia"/>
+          <w:rFonts w:hint="eastAsia" w:eastAsia="黑体"/>
         </w:rPr>
         <w:t xml:space="preserve">50%，并预留死区防直通。</w:t>
       </w:r>
@@ -2599,7 +2797,7 @@
       </w:pPr>
       <w:r>
         <w:rPr>
-          <w:rFonts w:hint="eastAsia"/>
+          <w:rFonts w:hint="eastAsia" w:eastAsia="黑体"/>
         </w:rPr>
         <w:t xml:space="preserve">开关管电压应力为两倍输入电压，选型需留裕量。</w:t>
       </w:r>
@@ -2614,7 +2812,7 @@
       </w:pPr>
       <w:r>
         <w:rPr>
-          <w:rFonts w:hint="eastAsia"/>
+          <w:rFonts w:hint="eastAsia" w:eastAsia="黑体"/>
         </w:rPr>
         <w:t xml:space="preserve">变压器初级双绕组绕制时需控制漏感一致性。</w:t>
       </w:r>
@@ -2627,7 +2825,7 @@
       </w:pPr>
       <w:r>
         <w:rPr>
-          <w:rFonts w:hint="eastAsia"/>
+          <w:rFonts w:hint="eastAsia" w:eastAsia="黑体"/>
         </w:rPr>
         <w:t xml:space="preserve">参考资料</w:t>
       </w:r>
@@ -2641,6 +2839,9 @@
         </w:numPr>
       </w:pPr>
       <w:r>
+        <w:rPr>
+          <w:rFonts w:eastAsia="黑体"/>
+        </w:rPr>
         <w:t xml:space="preserve">Wikipedia: Push–pull converter。</w:t>
       </w:r>
     </w:p>
@@ -2654,16 +2855,19 @@
       </w:pPr>
       <w:r>
         <w:rPr>
-          <w:rFonts w:hint="eastAsia"/>
+          <w:rFonts w:hint="eastAsia" w:eastAsia="黑体"/>
         </w:rPr>
         <w:t xml:space="preserve">《开关电源设计（第三版）》（Abraham</w:t>
       </w:r>
       <w:r>
+        <w:rPr>
+          <w:rFonts w:eastAsia="黑体"/>
+        </w:rPr>
         <w:t xml:space="preserve"> I. </w:t>
       </w:r>
       <w:r>
         <w:rPr>
-          <w:rFonts w:hint="eastAsia"/>
+          <w:rFonts w:hint="eastAsia" w:eastAsia="黑体"/>
         </w:rPr>
         <w:t xml:space="preserve">Pressman）。</w:t>
       </w:r>
@@ -2677,20 +2881,26 @@
         </w:numPr>
       </w:pPr>
       <w:r>
+        <w:rPr>
+          <w:rFonts w:eastAsia="黑体"/>
+        </w:rPr>
         <w:t xml:space="preserve">TI </w:t>
       </w:r>
       <w:r>
         <w:rPr>
-          <w:rFonts w:hint="eastAsia"/>
+          <w:rFonts w:hint="eastAsia" w:eastAsia="黑体"/>
         </w:rPr>
         <w:t xml:space="preserve">应用笔记</w:t>
       </w:r>
       <w:r>
+        <w:rPr>
+          <w:rFonts w:eastAsia="黑体"/>
+        </w:rPr>
         <w:t xml:space="preserve"> </w:t>
       </w:r>
       <w:r>
         <w:rPr>
-          <w:rFonts w:hint="eastAsia"/>
+          <w:rFonts w:hint="eastAsia" w:eastAsia="黑体"/>
         </w:rPr>
         <w:t xml:space="preserve">SNVA558（推挽拓扑）。</w:t>
       </w:r>
@@ -2704,11 +2914,11 @@
       </w:pPr>
       <w:r>
         <w:rPr>
-          <w:rFonts w:ascii="Times New Roman" w:hAnsi="Times New Roman"/>
+          <w:rFonts w:ascii="Times New Roman" w:hAnsi="Times New Roman" w:eastAsia="黑体"/>
           <w:color w:val="555555"/>
           <w:sz w:val="21"/>
         </w:rPr>
-        <w:t>材料收集者：杜文杰</w:t>
+        <w:t>材料收集者：杜文杰，WX手机：19519196569，QQ:3478827729</w:t>
       </w:r>
     </w:p>
     <w:sectPr>
@@ -2728,7 +2938,7 @@
 </file>
 
 <file path=word/footer1.xml><?xml version="1.0" encoding="utf-8"?>
-<w:ftr xmlns:m="http://schemas.openxmlformats.org/officeDocument/2006/math" xmlns:mc="http://schemas.openxmlformats.org/markup-compatibility/2006" xmlns:mo="http://schemas.microsoft.com/office/mac/office/2008/main" xmlns:mv="urn:schemas-microsoft-com:mac:vml" xmlns:o="urn:schemas-microsoft-com:office:office" xmlns:r="http://schemas.openxmlformats.org/officeDocument/2006/relationships" xmlns:v="urn:schemas-microsoft-com:vml" xmlns:w10="urn:schemas-microsoft-com:office:word" xmlns:w14="http://schemas.microsoft.com/office/word/2010/wordml" xmlns:w="http://schemas.openxmlformats.org/wordprocessingml/2006/main" xmlns:wne="http://schemas.microsoft.com/office/word/2006/wordml" xmlns:wp14="http://schemas.microsoft.com/office/word/2010/wordprocessingDrawing" xmlns:wp="http://schemas.openxmlformats.org/drawingml/2006/wordprocessingDrawing" xmlns:wpc="http://schemas.microsoft.com/office/word/2010/wordprocessingCanvas" xmlns:wpg="http://schemas.microsoft.com/office/word/2010/wordprocessingGroup" xmlns:wpi="http://schemas.microsoft.com/office/word/2010/wordprocessingInk" xmlns:wps="http://schemas.microsoft.com/office/word/2010/wordprocessingShape" mc:Ignorable="w14 wp14">
+<w:ftr xmlns:mc="http://schemas.openxmlformats.org/markup-compatibility/2006" xmlns:w="http://schemas.openxmlformats.org/wordprocessingml/2006/main" xmlns:m="http://schemas.openxmlformats.org/officeDocument/2006/math" xmlns:mo="http://schemas.microsoft.com/office/mac/office/2008/main" xmlns:mv="urn:schemas-microsoft-com:mac:vml" xmlns:o="urn:schemas-microsoft-com:office:office" xmlns:r="http://schemas.openxmlformats.org/officeDocument/2006/relationships" xmlns:v="urn:schemas-microsoft-com:vml" xmlns:w10="urn:schemas-microsoft-com:office:word" xmlns:w14="http://schemas.microsoft.com/office/word/2010/wordml" xmlns:wne="http://schemas.microsoft.com/office/word/2006/wordml" xmlns:wp14="http://schemas.microsoft.com/office/word/2010/wordprocessingDrawing" xmlns:wp="http://schemas.openxmlformats.org/drawingml/2006/wordprocessingDrawing" xmlns:wpc="http://schemas.microsoft.com/office/word/2010/wordprocessingCanvas" xmlns:wpg="http://schemas.microsoft.com/office/word/2010/wordprocessingGroup" xmlns:wpi="http://schemas.microsoft.com/office/word/2010/wordprocessingInk" xmlns:wps="http://schemas.microsoft.com/office/word/2010/wordprocessingShape" mc:Ignorable="w14 wp14">
   <w:p>
     <w:pPr>
       <w:pStyle w:val="Footer"/>
@@ -2736,12 +2946,14 @@
     </w:pPr>
     <w:r>
       <w:rPr>
+        <w:rFonts w:eastAsia="黑体"/>
         <w:sz w:val="18"/>
       </w:rPr>
       <w:t xml:space="preserve">第 </w:t>
     </w:r>
     <w:r>
       <w:rPr>
+        <w:rFonts w:eastAsia="黑体"/>
         <w:sz w:val="18"/>
       </w:rPr>
       <w:fldChar w:fldCharType="begin"/>
@@ -2750,6 +2962,7 @@
     </w:r>
     <w:r>
       <w:rPr>
+        <w:rFonts w:eastAsia="黑体"/>
         <w:sz w:val="18"/>
       </w:rPr>
       <w:t xml:space="preserve"> 页</w:t>
@@ -2763,6 +2976,9 @@
   <w:footnote w:type="continuationSeparator" w:id="0">
     <w:p>
       <w:r>
+        <w:rPr>
+          <w:rFonts w:eastAsia="黑体"/>
+        </w:rPr>
         <w:continuationSeparator/>
       </w:r>
     </w:p>
@@ -2770,6 +2986,9 @@
   <w:footnote w:type="separator" w:id="-1">
     <w:p>
       <w:r>
+        <w:rPr>
+          <w:rFonts w:eastAsia="黑体"/>
+        </w:rPr>
         <w:separator/>
       </w:r>
     </w:p>
@@ -2778,7 +2997,7 @@
 </file>
 
 <file path=word/header1.xml><?xml version="1.0" encoding="utf-8"?>
-<w:hdr xmlns:m="http://schemas.openxmlformats.org/officeDocument/2006/math" xmlns:mc="http://schemas.openxmlformats.org/markup-compatibility/2006" xmlns:mo="http://schemas.microsoft.com/office/mac/office/2008/main" xmlns:mv="urn:schemas-microsoft-com:mac:vml" xmlns:o="urn:schemas-microsoft-com:office:office" xmlns:r="http://schemas.openxmlformats.org/officeDocument/2006/relationships" xmlns:v="urn:schemas-microsoft-com:vml" xmlns:w10="urn:schemas-microsoft-com:office:word" xmlns:w14="http://schemas.microsoft.com/office/word/2010/wordml" xmlns:w="http://schemas.openxmlformats.org/wordprocessingml/2006/main" xmlns:wne="http://schemas.microsoft.com/office/word/2006/wordml" xmlns:wp14="http://schemas.microsoft.com/office/word/2010/wordprocessingDrawing" xmlns:wp="http://schemas.openxmlformats.org/drawingml/2006/wordprocessingDrawing" xmlns:wpc="http://schemas.microsoft.com/office/word/2010/wordprocessingCanvas" xmlns:wpg="http://schemas.microsoft.com/office/word/2010/wordprocessingGroup" xmlns:wpi="http://schemas.microsoft.com/office/word/2010/wordprocessingInk" xmlns:wps="http://schemas.microsoft.com/office/word/2010/wordprocessingShape" mc:Ignorable="w14 wp14">
+<w:hdr xmlns:mc="http://schemas.openxmlformats.org/markup-compatibility/2006" xmlns:w="http://schemas.openxmlformats.org/wordprocessingml/2006/main" xmlns:m="http://schemas.openxmlformats.org/officeDocument/2006/math" xmlns:mo="http://schemas.microsoft.com/office/mac/office/2008/main" xmlns:mv="urn:schemas-microsoft-com:mac:vml" xmlns:o="urn:schemas-microsoft-com:office:office" xmlns:r="http://schemas.openxmlformats.org/officeDocument/2006/relationships" xmlns:v="urn:schemas-microsoft-com:vml" xmlns:w10="urn:schemas-microsoft-com:office:word" xmlns:w14="http://schemas.microsoft.com/office/word/2010/wordml" xmlns:wne="http://schemas.microsoft.com/office/word/2006/wordml" xmlns:wp14="http://schemas.microsoft.com/office/word/2010/wordprocessingDrawing" xmlns:wp="http://schemas.openxmlformats.org/drawingml/2006/wordprocessingDrawing" xmlns:wpc="http://schemas.microsoft.com/office/word/2010/wordprocessingCanvas" xmlns:wpg="http://schemas.microsoft.com/office/word/2010/wordprocessingGroup" xmlns:wpi="http://schemas.microsoft.com/office/word/2010/wordprocessingInk" xmlns:wps="http://schemas.microsoft.com/office/word/2010/wordprocessingShape" mc:Ignorable="w14 wp14">
   <w:p>
     <w:pPr>
       <w:pStyle w:val="Header"/>
@@ -2786,7 +3005,7 @@
     </w:pPr>
     <w:r>
       <w:rPr>
-        <w:rFonts w:ascii="Times New Roman" w:hAnsi="Times New Roman"/>
+        <w:rFonts w:ascii="Times New Roman" w:hAnsi="Times New Roman" w:eastAsia="黑体"/>
         <w:sz w:val="18"/>
         <w:rFonts w:eastAsia="黑体"/>
         <w:rFonts w:eastAsia="黑体"/>
@@ -2798,7 +3017,7 @@
 </file>
 
 <file path=word/numbering.xml><?xml version="1.0" encoding="utf-8"?>
-<w:numbering xmlns:m="http://schemas.openxmlformats.org/officeDocument/2006/math" xmlns:mc="http://schemas.openxmlformats.org/markup-compatibility/2006" xmlns:mo="http://schemas.microsoft.com/office/mac/office/2008/main" xmlns:mv="urn:schemas-microsoft-com:mac:vml" xmlns:o="urn:schemas-microsoft-com:office:office" xmlns:r="http://schemas.openxmlformats.org/officeDocument/2006/relationships" xmlns:v="urn:schemas-microsoft-com:vml" xmlns:w="http://schemas.openxmlformats.org/wordprocessingml/2006/main" xmlns:w10="urn:schemas-microsoft-com:office:word" xmlns:w14="http://schemas.microsoft.com/office/word/2010/wordml" xmlns:wne="http://schemas.microsoft.com/office/word/2006/wordml" xmlns:wp="http://schemas.openxmlformats.org/drawingml/2006/wordprocessingDrawing" xmlns:wp14="http://schemas.microsoft.com/office/word/2010/wordprocessingDrawing" xmlns:wpc="http://schemas.microsoft.com/office/word/2010/wordprocessingCanvas" xmlns:wpg="http://schemas.microsoft.com/office/word/2010/wordprocessingGroup" xmlns:wpi="http://schemas.microsoft.com/office/word/2010/wordprocessingInk" xmlns:wps="http://schemas.microsoft.com/office/word/2010/wordprocessingShape" mc:Ignorable="w14 wp14">
+<w:numbering xmlns:mc="http://schemas.openxmlformats.org/markup-compatibility/2006" xmlns:w="http://schemas.openxmlformats.org/wordprocessingml/2006/main" xmlns:m="http://schemas.openxmlformats.org/officeDocument/2006/math" xmlns:mo="http://schemas.microsoft.com/office/mac/office/2008/main" xmlns:mv="urn:schemas-microsoft-com:mac:vml" xmlns:o="urn:schemas-microsoft-com:office:office" xmlns:r="http://schemas.openxmlformats.org/officeDocument/2006/relationships" xmlns:v="urn:schemas-microsoft-com:vml" xmlns:w10="urn:schemas-microsoft-com:office:word" xmlns:w14="http://schemas.microsoft.com/office/word/2010/wordml" xmlns:wne="http://schemas.microsoft.com/office/word/2006/wordml" xmlns:wp="http://schemas.openxmlformats.org/drawingml/2006/wordprocessingDrawing" xmlns:wp14="http://schemas.microsoft.com/office/word/2010/wordprocessingDrawing" xmlns:wpc="http://schemas.microsoft.com/office/word/2010/wordprocessingCanvas" xmlns:wpg="http://schemas.microsoft.com/office/word/2010/wordprocessingGroup" xmlns:wpi="http://schemas.microsoft.com/office/word/2010/wordprocessingInk" xmlns:wps="http://schemas.microsoft.com/office/word/2010/wordprocessingShape" mc:Ignorable="w14 wp14">
   <w:abstractNum w:abstractNumId="0">
     <w:nsid w:val="FFFFFF7C"/>
     <w:multiLevelType w:val="singleLevel"/>
@@ -2885,7 +3104,7 @@
         <w:ind w:hanging="360" w:left="1440"/>
       </w:pPr>
       <w:rPr>
-        <w:rFonts w:ascii="Symbol" w:hAnsi="Symbol" w:hint="default"/>
+        <w:rFonts w:ascii="Symbol" w:hAnsi="Symbol" w:hint="default" w:eastAsia="黑体"/>
       </w:rPr>
     </w:lvl>
   </w:abstractNum>
@@ -2906,7 +3125,7 @@
         <w:ind w:hanging="360" w:left="1080"/>
       </w:pPr>
       <w:rPr>
-        <w:rFonts w:ascii="Symbol" w:hAnsi="Symbol" w:hint="default"/>
+        <w:rFonts w:ascii="Symbol" w:hAnsi="Symbol" w:hint="default" w:eastAsia="黑体"/>
       </w:rPr>
     </w:lvl>
   </w:abstractNum>
@@ -2927,7 +3146,7 @@
         <w:ind w:hanging="360" w:left="720"/>
       </w:pPr>
       <w:rPr>
-        <w:rFonts w:ascii="Symbol" w:hAnsi="Symbol" w:hint="default"/>
+        <w:rFonts w:ascii="Symbol" w:hAnsi="Symbol" w:hint="default" w:eastAsia="黑体"/>
       </w:rPr>
     </w:lvl>
   </w:abstractNum>
@@ -2966,7 +3185,7 @@
         <w:ind w:hanging="360" w:left="360"/>
       </w:pPr>
       <w:rPr>
-        <w:rFonts w:ascii="Symbol" w:hAnsi="Symbol" w:hint="default"/>
+        <w:rFonts w:ascii="Symbol" w:hAnsi="Symbol" w:hint="default" w:eastAsia="黑体"/>
       </w:rPr>
     </w:lvl>
   </w:abstractNum>
@@ -3057,7 +3276,7 @@
         <w:ind w:left="720" w:hanging="360"/>
       </w:pPr>
       <w:rPr>
-        <w:rFonts w:ascii="Symbol" w:hAnsi="Symbol" w:cs="Symbol" w:hint="default"/>
+        <w:rFonts w:ascii="Symbol" w:hAnsi="Symbol" w:cs="Symbol" w:hint="default" w:eastAsia="黑体"/>
       </w:rPr>
     </w:lvl>
     <w:lvl w:ilvl="1">
@@ -3068,7 +3287,7 @@
         <w:ind w:left="1440" w:hanging="360"/>
       </w:pPr>
       <w:rPr>
-        <w:rFonts w:ascii="Courier New" w:hAnsi="Courier New" w:cs="Courier New" w:hint="default"/>
+        <w:rFonts w:ascii="Courier New" w:hAnsi="Courier New" w:cs="Courier New" w:hint="default" w:eastAsia="黑体"/>
       </w:rPr>
     </w:lvl>
     <w:lvl w:ilvl="2">
@@ -3079,7 +3298,7 @@
         <w:ind w:left="2160" w:hanging="360"/>
       </w:pPr>
       <w:rPr>
-        <w:rFonts w:ascii="Wingdings" w:hAnsi="Wingdings" w:cs="Wingdings" w:hint="default"/>
+        <w:rFonts w:ascii="Wingdings" w:hAnsi="Wingdings" w:cs="Wingdings" w:hint="default" w:eastAsia="黑体"/>
       </w:rPr>
     </w:lvl>
     <w:lvl w:ilvl="3">
@@ -3090,7 +3309,7 @@
         <w:ind w:left="2880" w:hanging="360"/>
       </w:pPr>
       <w:rPr>
-        <w:rFonts w:ascii="Symbol" w:hAnsi="Symbol" w:cs="Symbol" w:hint="default"/>
+        <w:rFonts w:ascii="Symbol" w:hAnsi="Symbol" w:cs="Symbol" w:hint="default" w:eastAsia="黑体"/>
       </w:rPr>
     </w:lvl>
     <w:lvl w:ilvl="4">
@@ -3101,7 +3320,7 @@
         <w:ind w:left="3600" w:hanging="360"/>
       </w:pPr>
       <w:rPr>
-        <w:rFonts w:ascii="Courier New" w:hAnsi="Courier New" w:cs="Courier New" w:hint="default"/>
+        <w:rFonts w:ascii="Courier New" w:hAnsi="Courier New" w:cs="Courier New" w:hint="default" w:eastAsia="黑体"/>
       </w:rPr>
     </w:lvl>
     <w:lvl w:ilvl="5">
@@ -3112,7 +3331,7 @@
         <w:ind w:left="4320" w:hanging="360"/>
       </w:pPr>
       <w:rPr>
-        <w:rFonts w:ascii="Wingdings" w:hAnsi="Wingdings" w:cs="Wingdings" w:hint="default"/>
+        <w:rFonts w:ascii="Wingdings" w:hAnsi="Wingdings" w:cs="Wingdings" w:hint="default" w:eastAsia="黑体"/>
       </w:rPr>
     </w:lvl>
     <w:lvl w:ilvl="6">
@@ -3123,7 +3342,7 @@
         <w:ind w:left="5040" w:hanging="360"/>
       </w:pPr>
       <w:rPr>
-        <w:rFonts w:ascii="Symbol" w:hAnsi="Symbol" w:cs="Symbol" w:hint="default"/>
+        <w:rFonts w:ascii="Symbol" w:hAnsi="Symbol" w:cs="Symbol" w:hint="default" w:eastAsia="黑体"/>
       </w:rPr>
     </w:lvl>
     <w:lvl w:ilvl="7">
@@ -3134,7 +3353,7 @@
         <w:ind w:left="5760" w:hanging="360"/>
       </w:pPr>
       <w:rPr>
-        <w:rFonts w:ascii="Courier New" w:hAnsi="Courier New" w:cs="Courier New" w:hint="default"/>
+        <w:rFonts w:ascii="Courier New" w:hAnsi="Courier New" w:cs="Courier New" w:hint="default" w:eastAsia="黑体"/>
       </w:rPr>
     </w:lvl>
     <w:lvl w:ilvl="8">
@@ -3145,7 +3364,7 @@
         <w:ind w:left="6480" w:hanging="360"/>
       </w:pPr>
       <w:rPr>
-        <w:rFonts w:ascii="Wingdings" w:hAnsi="Wingdings" w:cs="Wingdings" w:hint="default"/>
+        <w:rFonts w:ascii="Wingdings" w:hAnsi="Wingdings" w:cs="Wingdings" w:hint="default" w:eastAsia="黑体"/>
       </w:rPr>
     </w:lvl>
   </w:abstractNum>
@@ -3201,11 +3420,11 @@
 </file>
 
 <file path=word/styles.xml><?xml version="1.0" encoding="utf-8"?>
-<w:styles xmlns:mc="http://schemas.openxmlformats.org/markup-compatibility/2006" xmlns:r="http://schemas.openxmlformats.org/officeDocument/2006/relationships" xmlns:w="http://schemas.openxmlformats.org/wordprocessingml/2006/main" xmlns:w14="http://schemas.microsoft.com/office/word/2010/wordml" mc:Ignorable="w14">
+<w:styles xmlns:mc="http://schemas.openxmlformats.org/markup-compatibility/2006" xmlns:w="http://schemas.openxmlformats.org/wordprocessingml/2006/main" xmlns:r="http://schemas.openxmlformats.org/officeDocument/2006/relationships" xmlns:w14="http://schemas.microsoft.com/office/word/2010/wordml" mc:Ignorable="w14">
   <w:docDefaults>
     <w:rPrDefault>
       <w:rPr>
-        <w:rFonts w:asciiTheme="minorHAnsi" w:cstheme="minorBidi" w:eastAsiaTheme="minorEastAsia" w:hAnsiTheme="minorHAnsi"/>
+        <w:rFonts w:asciiTheme="minorHAnsi" w:cstheme="minorBidi" w:hAnsiTheme="minorHAnsi" w:eastAsia="黑体"/>
         <w:sz w:val="22"/>
         <w:szCs w:val="22"/>
         <w:lang w:bidi="ar-SA" w:eastAsia="en-US" w:val="en-US"/>
@@ -3427,7 +3646,7 @@
       <w:outlineLvl w:val="0"/>
     </w:pPr>
     <w:rPr>
-      <w:rFonts w:ascii="Times New Roman" w:asciiTheme="majorHAnsi" w:cstheme="majorBidi" w:eastAsia="黑体" w:eastAsiaTheme="majorEastAsia" w:hAnsi="Times New Roman" w:hAnsiTheme="majorHAnsi"/>
+      <w:rFonts w:ascii="Times New Roman" w:asciiTheme="majorHAnsi" w:cstheme="majorBidi" w:eastAsia="黑体" w:hAnsi="Times New Roman" w:hAnsiTheme="majorHAnsi"/>
       <w:b/>
       <w:bCs/>
       <w:color w:val="1F3864"/>
@@ -3451,7 +3670,7 @@
       <w:outlineLvl w:val="1"/>
     </w:pPr>
     <w:rPr>
-      <w:rFonts w:ascii="Times New Roman" w:asciiTheme="majorHAnsi" w:cstheme="majorBidi" w:eastAsia="黑体" w:eastAsiaTheme="majorEastAsia" w:hAnsi="Times New Roman" w:hAnsiTheme="majorHAnsi"/>
+      <w:rFonts w:ascii="Times New Roman" w:asciiTheme="majorHAnsi" w:cstheme="majorBidi" w:eastAsia="黑体" w:hAnsi="Times New Roman" w:hAnsiTheme="majorHAnsi"/>
       <w:b/>
       <w:bCs/>
       <w:color w:val="2E4E7E"/>
@@ -3475,7 +3694,7 @@
       <w:outlineLvl w:val="2"/>
     </w:pPr>
     <w:rPr>
-      <w:rFonts w:ascii="Times New Roman" w:asciiTheme="majorHAnsi" w:cstheme="majorBidi" w:eastAsia="黑体" w:eastAsiaTheme="majorEastAsia" w:hAnsi="Times New Roman" w:hAnsiTheme="majorHAnsi"/>
+      <w:rFonts w:ascii="Times New Roman" w:asciiTheme="majorHAnsi" w:cstheme="majorBidi" w:eastAsia="黑体" w:hAnsi="Times New Roman" w:hAnsiTheme="majorHAnsi"/>
       <w:b/>
       <w:bCs/>
       <w:color w:val="2E4E7E"/>
@@ -3499,7 +3718,7 @@
       <w:outlineLvl w:val="3"/>
     </w:pPr>
     <w:rPr>
-      <w:rFonts w:ascii="Times New Roman" w:asciiTheme="majorHAnsi" w:cstheme="majorBidi" w:eastAsia="黑体" w:eastAsiaTheme="majorEastAsia" w:hAnsi="Times New Roman" w:hAnsiTheme="majorHAnsi"/>
+      <w:rFonts w:ascii="Times New Roman" w:asciiTheme="majorHAnsi" w:cstheme="majorBidi" w:eastAsia="黑体" w:hAnsi="Times New Roman" w:hAnsiTheme="majorHAnsi"/>
       <w:b/>
       <w:bCs/>
       <w:i/>
@@ -3525,7 +3744,7 @@
       <w:outlineLvl w:val="4"/>
     </w:pPr>
     <w:rPr>
-      <w:rFonts w:ascii="Times New Roman" w:asciiTheme="majorHAnsi" w:cstheme="majorBidi" w:eastAsia="黑体" w:eastAsiaTheme="majorEastAsia" w:hAnsi="Times New Roman" w:hAnsiTheme="majorHAnsi"/>
+      <w:rFonts w:ascii="Times New Roman" w:asciiTheme="majorHAnsi" w:cstheme="majorBidi" w:eastAsia="黑体" w:hAnsi="Times New Roman" w:hAnsiTheme="majorHAnsi"/>
       <w:b/>
       <w:color w:val="333333"/>
       <w:sz w:val="22"/>
@@ -3548,7 +3767,7 @@
       <w:outlineLvl w:val="5"/>
     </w:pPr>
     <w:rPr>
-      <w:rFonts w:asciiTheme="majorHAnsi" w:cstheme="majorBidi" w:eastAsiaTheme="majorEastAsia" w:hAnsiTheme="majorHAnsi"/>
+      <w:rFonts w:asciiTheme="majorHAnsi" w:cstheme="majorBidi" w:hAnsiTheme="majorHAnsi" w:eastAsia="黑体"/>
       <w:i/>
       <w:iCs/>
       <w:color w:themeColor="accent1" w:themeShade="7F" w:val="243F60"/>
@@ -3571,7 +3790,7 @@
       <w:outlineLvl w:val="6"/>
     </w:pPr>
     <w:rPr>
-      <w:rFonts w:asciiTheme="majorHAnsi" w:cstheme="majorBidi" w:eastAsiaTheme="majorEastAsia" w:hAnsiTheme="majorHAnsi"/>
+      <w:rFonts w:asciiTheme="majorHAnsi" w:cstheme="majorBidi" w:hAnsiTheme="majorHAnsi" w:eastAsia="黑体"/>
       <w:i/>
       <w:iCs/>
       <w:color w:themeColor="text1" w:themeTint="BF" w:val="404040"/>
@@ -3594,7 +3813,7 @@
       <w:outlineLvl w:val="7"/>
     </w:pPr>
     <w:rPr>
-      <w:rFonts w:asciiTheme="majorHAnsi" w:cstheme="majorBidi" w:eastAsiaTheme="majorEastAsia" w:hAnsiTheme="majorHAnsi"/>
+      <w:rFonts w:asciiTheme="majorHAnsi" w:cstheme="majorBidi" w:hAnsiTheme="majorHAnsi" w:eastAsia="黑体"/>
       <w:color w:themeColor="accent1" w:val="4F81BD"/>
       <w:sz w:val="20"/>
       <w:szCs w:val="20"/>
@@ -3617,7 +3836,7 @@
       <w:outlineLvl w:val="8"/>
     </w:pPr>
     <w:rPr>
-      <w:rFonts w:asciiTheme="majorHAnsi" w:cstheme="majorBidi" w:eastAsiaTheme="majorEastAsia" w:hAnsiTheme="majorHAnsi"/>
+      <w:rFonts w:asciiTheme="majorHAnsi" w:cstheme="majorBidi" w:hAnsiTheme="majorHAnsi" w:eastAsia="黑体"/>
       <w:i/>
       <w:iCs/>
       <w:color w:themeColor="text1" w:themeTint="BF" w:val="404040"/>
@@ -3668,7 +3887,7 @@
     <w:uiPriority w:val="9"/>
     <w:rsid w:val="00FC693F"/>
     <w:rPr>
-      <w:rFonts w:asciiTheme="majorHAnsi" w:cstheme="majorBidi" w:eastAsiaTheme="majorEastAsia" w:hAnsiTheme="majorHAnsi"/>
+      <w:rFonts w:asciiTheme="majorHAnsi" w:cstheme="majorBidi" w:hAnsiTheme="majorHAnsi" w:eastAsia="黑体"/>
       <w:b/>
       <w:bCs/>
       <w:color w:themeColor="accent1" w:themeShade="BF" w:val="365F91"/>
@@ -3683,7 +3902,7 @@
     <w:uiPriority w:val="9"/>
     <w:rsid w:val="00FC693F"/>
     <w:rPr>
-      <w:rFonts w:asciiTheme="majorHAnsi" w:cstheme="majorBidi" w:eastAsiaTheme="majorEastAsia" w:hAnsiTheme="majorHAnsi"/>
+      <w:rFonts w:asciiTheme="majorHAnsi" w:cstheme="majorBidi" w:hAnsiTheme="majorHAnsi" w:eastAsia="黑体"/>
       <w:b/>
       <w:bCs/>
       <w:color w:themeColor="accent1" w:val="4F81BD"/>
@@ -3698,7 +3917,7 @@
     <w:uiPriority w:val="9"/>
     <w:rsid w:val="00FC693F"/>
     <w:rPr>
-      <w:rFonts w:asciiTheme="majorHAnsi" w:cstheme="majorBidi" w:eastAsiaTheme="majorEastAsia" w:hAnsiTheme="majorHAnsi"/>
+      <w:rFonts w:asciiTheme="majorHAnsi" w:cstheme="majorBidi" w:hAnsiTheme="majorHAnsi" w:eastAsia="黑体"/>
       <w:b/>
       <w:bCs/>
       <w:color w:themeColor="accent1" w:val="4F81BD"/>
@@ -3721,7 +3940,7 @@
       <w:contextualSpacing/>
     </w:pPr>
     <w:rPr>
-      <w:rFonts w:ascii="Times New Roman" w:asciiTheme="majorHAnsi" w:cstheme="majorBidi" w:eastAsia="黑体" w:eastAsiaTheme="majorEastAsia" w:hAnsi="Times New Roman" w:hAnsiTheme="majorHAnsi"/>
+      <w:rFonts w:ascii="Times New Roman" w:asciiTheme="majorHAnsi" w:cstheme="majorBidi" w:eastAsia="黑体" w:hAnsi="Times New Roman" w:hAnsiTheme="majorHAnsi"/>
       <w:b/>
       <w:color w:val="1F3864"/>
       <w:spacing w:val="5"/>
@@ -3737,7 +3956,7 @@
     <w:uiPriority w:val="10"/>
     <w:rsid w:val="00FC693F"/>
     <w:rPr>
-      <w:rFonts w:asciiTheme="majorHAnsi" w:cstheme="majorBidi" w:eastAsiaTheme="majorEastAsia" w:hAnsiTheme="majorHAnsi"/>
+      <w:rFonts w:asciiTheme="majorHAnsi" w:cstheme="majorBidi" w:hAnsiTheme="majorHAnsi" w:eastAsia="黑体"/>
       <w:color w:themeColor="text2" w:themeShade="BF" w:val="17365D"/>
       <w:spacing w:val="5"/>
       <w:kern w:val="28"/>
@@ -3759,7 +3978,7 @@
       </w:numPr>
     </w:pPr>
     <w:rPr>
-      <w:rFonts w:asciiTheme="majorHAnsi" w:cstheme="majorBidi" w:eastAsiaTheme="majorEastAsia" w:hAnsiTheme="majorHAnsi"/>
+      <w:rFonts w:asciiTheme="majorHAnsi" w:cstheme="majorBidi" w:hAnsiTheme="majorHAnsi" w:eastAsia="黑体"/>
       <w:i/>
       <w:iCs/>
       <w:color w:themeColor="accent1" w:val="4F81BD"/>
@@ -3775,7 +3994,7 @@
     <w:uiPriority w:val="11"/>
     <w:rsid w:val="00FC693F"/>
     <w:rPr>
-      <w:rFonts w:asciiTheme="majorHAnsi" w:cstheme="majorBidi" w:eastAsiaTheme="majorEastAsia" w:hAnsiTheme="majorHAnsi"/>
+      <w:rFonts w:asciiTheme="majorHAnsi" w:cstheme="majorBidi" w:hAnsiTheme="majorHAnsi" w:eastAsia="黑体"/>
       <w:i/>
       <w:iCs/>
       <w:color w:themeColor="accent1" w:val="4F81BD"/>
@@ -3842,6 +4061,7 @@
       <w:spacing w:after="120"/>
     </w:pPr>
     <w:rPr>
+      <w:rFonts w:eastAsia="黑体"/>
       <w:sz w:val="16"/>
       <w:szCs w:val="16"/>
     </w:rPr>
@@ -3853,6 +4073,7 @@
     <w:uiPriority w:val="99"/>
     <w:rsid w:val="00AA1D8D"/>
     <w:rPr>
+      <w:rFonts w:eastAsia="黑体"/>
       <w:sz w:val="16"/>
       <w:szCs w:val="16"/>
     </w:rPr>
@@ -4022,7 +4243,7 @@
       </w:tabs>
     </w:pPr>
     <w:rPr>
-      <w:rFonts w:ascii="Courier" w:hAnsi="Courier"/>
+      <w:rFonts w:ascii="Courier" w:hAnsi="Courier" w:eastAsia="黑体"/>
       <w:sz w:val="20"/>
       <w:szCs w:val="20"/>
     </w:rPr>
@@ -4034,7 +4255,7 @@
     <w:uiPriority w:val="99"/>
     <w:rsid w:val="0029639D"/>
     <w:rPr>
-      <w:rFonts w:ascii="Courier" w:hAnsi="Courier"/>
+      <w:rFonts w:ascii="Courier" w:hAnsi="Courier" w:eastAsia="黑体"/>
       <w:sz w:val="20"/>
       <w:szCs w:val="20"/>
     </w:rPr>
@@ -4070,6 +4291,7 @@
     <w:uiPriority w:val="29"/>
     <w:rsid w:val="00FC693F"/>
     <w:rPr>
+      <w:rFonts w:eastAsia="黑体"/>
       <w:i/>
       <w:iCs/>
       <w:color w:themeColor="text1" w:val="000000"/>
@@ -4083,7 +4305,7 @@
     <w:semiHidden/>
     <w:rsid w:val="00FC693F"/>
     <w:rPr>
-      <w:rFonts w:asciiTheme="majorHAnsi" w:cstheme="majorBidi" w:eastAsiaTheme="majorEastAsia" w:hAnsiTheme="majorHAnsi"/>
+      <w:rFonts w:asciiTheme="majorHAnsi" w:cstheme="majorBidi" w:hAnsiTheme="majorHAnsi" w:eastAsia="黑体"/>
       <w:b/>
       <w:bCs/>
       <w:i/>
@@ -4099,7 +4321,7 @@
     <w:semiHidden/>
     <w:rsid w:val="00FC693F"/>
     <w:rPr>
-      <w:rFonts w:asciiTheme="majorHAnsi" w:cstheme="majorBidi" w:eastAsiaTheme="majorEastAsia" w:hAnsiTheme="majorHAnsi"/>
+      <w:rFonts w:asciiTheme="majorHAnsi" w:cstheme="majorBidi" w:hAnsiTheme="majorHAnsi" w:eastAsia="黑体"/>
       <w:color w:themeColor="accent1" w:themeShade="7F" w:val="243F60"/>
     </w:rPr>
   </w:style>
@@ -4111,7 +4333,7 @@
     <w:semiHidden/>
     <w:rsid w:val="00FC693F"/>
     <w:rPr>
-      <w:rFonts w:asciiTheme="majorHAnsi" w:cstheme="majorBidi" w:eastAsiaTheme="majorEastAsia" w:hAnsiTheme="majorHAnsi"/>
+      <w:rFonts w:asciiTheme="majorHAnsi" w:cstheme="majorBidi" w:hAnsiTheme="majorHAnsi" w:eastAsia="黑体"/>
       <w:i/>
       <w:iCs/>
       <w:color w:themeColor="accent1" w:themeShade="7F" w:val="243F60"/>
@@ -4125,7 +4347,7 @@
     <w:semiHidden/>
     <w:rsid w:val="00FC693F"/>
     <w:rPr>
-      <w:rFonts w:asciiTheme="majorHAnsi" w:cstheme="majorBidi" w:eastAsiaTheme="majorEastAsia" w:hAnsiTheme="majorHAnsi"/>
+      <w:rFonts w:asciiTheme="majorHAnsi" w:cstheme="majorBidi" w:hAnsiTheme="majorHAnsi" w:eastAsia="黑体"/>
       <w:i/>
       <w:iCs/>
       <w:color w:themeColor="text1" w:themeTint="BF" w:val="404040"/>
@@ -4139,7 +4361,7 @@
     <w:semiHidden/>
     <w:rsid w:val="00FC693F"/>
     <w:rPr>
-      <w:rFonts w:asciiTheme="majorHAnsi" w:cstheme="majorBidi" w:eastAsiaTheme="majorEastAsia" w:hAnsiTheme="majorHAnsi"/>
+      <w:rFonts w:asciiTheme="majorHAnsi" w:cstheme="majorBidi" w:hAnsiTheme="majorHAnsi" w:eastAsia="黑体"/>
       <w:color w:themeColor="accent1" w:val="4F81BD"/>
       <w:sz w:val="20"/>
       <w:szCs w:val="20"/>
@@ -4153,7 +4375,7 @@
     <w:semiHidden/>
     <w:rsid w:val="00FC693F"/>
     <w:rPr>
-      <w:rFonts w:asciiTheme="majorHAnsi" w:cstheme="majorBidi" w:eastAsiaTheme="majorEastAsia" w:hAnsiTheme="majorHAnsi"/>
+      <w:rFonts w:asciiTheme="majorHAnsi" w:cstheme="majorBidi" w:hAnsiTheme="majorHAnsi" w:eastAsia="黑体"/>
       <w:i/>
       <w:iCs/>
       <w:color w:themeColor="text1" w:themeTint="BF" w:val="404040"/>
@@ -4174,6 +4396,7 @@
       <w:spacing w:line="240" w:lineRule="auto"/>
     </w:pPr>
     <w:rPr>
+      <w:rFonts w:eastAsia="黑体"/>
       <w:b/>
       <w:bCs/>
       <w:color w:themeColor="accent1" w:val="4F81BD"/>
@@ -4188,6 +4411,7 @@
     <w:qFormat/>
     <w:rsid w:val="00FC693F"/>
     <w:rPr>
+      <w:rFonts w:eastAsia="黑体"/>
       <w:b/>
       <w:bCs/>
     </w:rPr>
@@ -4199,6 +4423,7 @@
     <w:qFormat/>
     <w:rsid w:val="00FC693F"/>
     <w:rPr>
+      <w:rFonts w:eastAsia="黑体"/>
       <w:i/>
       <w:iCs/>
     </w:rPr>
@@ -4219,6 +4444,7 @@
       <w:ind w:left="936" w:right="936"/>
     </w:pPr>
     <w:rPr>
+      <w:rFonts w:eastAsia="黑体"/>
       <w:b/>
       <w:bCs/>
       <w:i/>
@@ -4233,6 +4459,7 @@
     <w:uiPriority w:val="30"/>
     <w:rsid w:val="00FC693F"/>
     <w:rPr>
+      <w:rFonts w:eastAsia="黑体"/>
       <w:b/>
       <w:bCs/>
       <w:i/>
@@ -4247,6 +4474,7 @@
     <w:qFormat/>
     <w:rsid w:val="00FC693F"/>
     <w:rPr>
+      <w:rFonts w:eastAsia="黑体"/>
       <w:i/>
       <w:iCs/>
       <w:color w:themeColor="text1" w:themeTint="7F" w:val="808080"/>
@@ -4259,6 +4487,7 @@
     <w:qFormat/>
     <w:rsid w:val="00FC693F"/>
     <w:rPr>
+      <w:rFonts w:eastAsia="黑体"/>
       <w:b/>
       <w:bCs/>
       <w:i/>
@@ -4273,6 +4502,7 @@
     <w:qFormat/>
     <w:rsid w:val="00FC693F"/>
     <w:rPr>
+      <w:rFonts w:eastAsia="黑体"/>
       <w:smallCaps/>
       <w:color w:themeColor="accent2" w:val="C0504D"/>
       <w:u w:val="single"/>
@@ -4285,6 +4515,7 @@
     <w:qFormat/>
     <w:rsid w:val="00FC693F"/>
     <w:rPr>
+      <w:rFonts w:eastAsia="黑体"/>
       <w:b/>
       <w:bCs/>
       <w:smallCaps/>
@@ -4300,6 +4531,7 @@
     <w:qFormat/>
     <w:rsid w:val="00FC693F"/>
     <w:rPr>
+      <w:rFonts w:eastAsia="黑体"/>
       <w:b/>
       <w:bCs/>
       <w:smallCaps/>
@@ -4354,6 +4586,7 @@
       <w:spacing w:after="0" w:line="240" w:lineRule="auto"/>
     </w:pPr>
     <w:rPr>
+      <w:rFonts w:eastAsia="黑体"/>
       <w:color w:themeColor="text1" w:themeShade="BF" w:val="000000"/>
     </w:rPr>
     <w:tblPr>
@@ -4376,6 +4609,7 @@
         <w:spacing w:after="0" w:before="0" w:line="240" w:lineRule="auto"/>
       </w:pPr>
       <w:rPr>
+        <w:rFonts w:eastAsia="黑体"/>
         <w:b/>
         <w:bCs/>
       </w:rPr>
@@ -4396,6 +4630,7 @@
         <w:spacing w:after="0" w:before="0" w:line="240" w:lineRule="auto"/>
       </w:pPr>
       <w:rPr>
+        <w:rFonts w:eastAsia="黑体"/>
         <w:b/>
         <w:bCs/>
       </w:rPr>
@@ -4413,12 +4648,14 @@
     </w:tblStylePr>
     <w:tblStylePr w:type="firstCol">
       <w:rPr>
+        <w:rFonts w:eastAsia="黑体"/>
         <w:b/>
         <w:bCs/>
       </w:rPr>
     </w:tblStylePr>
     <w:tblStylePr w:type="lastCol">
       <w:rPr>
+        <w:rFonts w:eastAsia="黑体"/>
         <w:b/>
         <w:bCs/>
       </w:rPr>
@@ -4457,6 +4694,7 @@
       <w:spacing w:after="0" w:line="240" w:lineRule="auto"/>
     </w:pPr>
     <w:rPr>
+      <w:rFonts w:eastAsia="黑体"/>
       <w:color w:themeColor="accent1" w:themeShade="BF" w:val="365F91"/>
     </w:rPr>
     <w:tblPr>
@@ -4479,6 +4717,7 @@
         <w:spacing w:after="0" w:before="0" w:line="240" w:lineRule="auto"/>
       </w:pPr>
       <w:rPr>
+        <w:rFonts w:eastAsia="黑体"/>
         <w:b/>
         <w:bCs/>
       </w:rPr>
@@ -4499,6 +4738,7 @@
         <w:spacing w:after="0" w:before="0" w:line="240" w:lineRule="auto"/>
       </w:pPr>
       <w:rPr>
+        <w:rFonts w:eastAsia="黑体"/>
         <w:b/>
         <w:bCs/>
       </w:rPr>
@@ -4516,12 +4756,14 @@
     </w:tblStylePr>
     <w:tblStylePr w:type="firstCol">
       <w:rPr>
+        <w:rFonts w:eastAsia="黑体"/>
         <w:b/>
         <w:bCs/>
       </w:rPr>
     </w:tblStylePr>
     <w:tblStylePr w:type="lastCol">
       <w:rPr>
+        <w:rFonts w:eastAsia="黑体"/>
         <w:b/>
         <w:bCs/>
       </w:rPr>
@@ -4560,6 +4802,7 @@
       <w:spacing w:after="0" w:line="240" w:lineRule="auto"/>
     </w:pPr>
     <w:rPr>
+      <w:rFonts w:eastAsia="黑体"/>
       <w:color w:themeColor="accent2" w:themeShade="BF" w:val="943634"/>
     </w:rPr>
     <w:tblPr>
@@ -4582,6 +4825,7 @@
         <w:spacing w:after="0" w:before="0" w:line="240" w:lineRule="auto"/>
       </w:pPr>
       <w:rPr>
+        <w:rFonts w:eastAsia="黑体"/>
         <w:b/>
         <w:bCs/>
       </w:rPr>
@@ -4602,6 +4846,7 @@
         <w:spacing w:after="0" w:before="0" w:line="240" w:lineRule="auto"/>
       </w:pPr>
       <w:rPr>
+        <w:rFonts w:eastAsia="黑体"/>
         <w:b/>
         <w:bCs/>
       </w:rPr>
@@ -4619,12 +4864,14 @@
     </w:tblStylePr>
     <w:tblStylePr w:type="firstCol">
       <w:rPr>
+        <w:rFonts w:eastAsia="黑体"/>
         <w:b/>
         <w:bCs/>
       </w:rPr>
     </w:tblStylePr>
     <w:tblStylePr w:type="lastCol">
       <w:rPr>
+        <w:rFonts w:eastAsia="黑体"/>
         <w:b/>
         <w:bCs/>
       </w:rPr>
@@ -4663,6 +4910,7 @@
       <w:spacing w:after="0" w:line="240" w:lineRule="auto"/>
     </w:pPr>
     <w:rPr>
+      <w:rFonts w:eastAsia="黑体"/>
       <w:color w:themeColor="accent3" w:themeShade="BF" w:val="76923C"/>
     </w:rPr>
     <w:tblPr>
@@ -4685,6 +4933,7 @@
         <w:spacing w:after="0" w:before="0" w:line="240" w:lineRule="auto"/>
       </w:pPr>
       <w:rPr>
+        <w:rFonts w:eastAsia="黑体"/>
         <w:b/>
         <w:bCs/>
       </w:rPr>
@@ -4705,6 +4954,7 @@
         <w:spacing w:after="0" w:before="0" w:line="240" w:lineRule="auto"/>
       </w:pPr>
       <w:rPr>
+        <w:rFonts w:eastAsia="黑体"/>
         <w:b/>
         <w:bCs/>
       </w:rPr>
@@ -4722,12 +4972,14 @@
     </w:tblStylePr>
     <w:tblStylePr w:type="firstCol">
       <w:rPr>
+        <w:rFonts w:eastAsia="黑体"/>
         <w:b/>
         <w:bCs/>
       </w:rPr>
     </w:tblStylePr>
     <w:tblStylePr w:type="lastCol">
       <w:rPr>
+        <w:rFonts w:eastAsia="黑体"/>
         <w:b/>
         <w:bCs/>
       </w:rPr>
@@ -4766,6 +5018,7 @@
       <w:spacing w:after="0" w:line="240" w:lineRule="auto"/>
     </w:pPr>
     <w:rPr>
+      <w:rFonts w:eastAsia="黑体"/>
       <w:color w:themeColor="accent4" w:themeShade="BF" w:val="5F497A"/>
     </w:rPr>
     <w:tblPr>
@@ -4788,6 +5041,7 @@
         <w:spacing w:after="0" w:before="0" w:line="240" w:lineRule="auto"/>
       </w:pPr>
       <w:rPr>
+        <w:rFonts w:eastAsia="黑体"/>
         <w:b/>
         <w:bCs/>
       </w:rPr>
@@ -4808,6 +5062,7 @@
         <w:spacing w:after="0" w:before="0" w:line="240" w:lineRule="auto"/>
       </w:pPr>
       <w:rPr>
+        <w:rFonts w:eastAsia="黑体"/>
         <w:b/>
         <w:bCs/>
       </w:rPr>
@@ -4825,12 +5080,14 @@
     </w:tblStylePr>
     <w:tblStylePr w:type="firstCol">
       <w:rPr>
+        <w:rFonts w:eastAsia="黑体"/>
         <w:b/>
         <w:bCs/>
       </w:rPr>
     </w:tblStylePr>
     <w:tblStylePr w:type="lastCol">
       <w:rPr>
+        <w:rFonts w:eastAsia="黑体"/>
         <w:b/>
         <w:bCs/>
       </w:rPr>
@@ -4869,6 +5126,7 @@
       <w:spacing w:after="0" w:line="240" w:lineRule="auto"/>
     </w:pPr>
     <w:rPr>
+      <w:rFonts w:eastAsia="黑体"/>
       <w:color w:themeColor="accent5" w:themeShade="BF" w:val="31849B"/>
     </w:rPr>
     <w:tblPr>
@@ -4891,6 +5149,7 @@
         <w:spacing w:after="0" w:before="0" w:line="240" w:lineRule="auto"/>
       </w:pPr>
       <w:rPr>
+        <w:rFonts w:eastAsia="黑体"/>
         <w:b/>
         <w:bCs/>
       </w:rPr>
@@ -4911,6 +5170,7 @@
         <w:spacing w:after="0" w:before="0" w:line="240" w:lineRule="auto"/>
       </w:pPr>
       <w:rPr>
+        <w:rFonts w:eastAsia="黑体"/>
         <w:b/>
         <w:bCs/>
       </w:rPr>
@@ -4928,12 +5188,14 @@
     </w:tblStylePr>
     <w:tblStylePr w:type="firstCol">
       <w:rPr>
+        <w:rFonts w:eastAsia="黑体"/>
         <w:b/>
         <w:bCs/>
       </w:rPr>
     </w:tblStylePr>
     <w:tblStylePr w:type="lastCol">
       <w:rPr>
+        <w:rFonts w:eastAsia="黑体"/>
         <w:b/>
         <w:bCs/>
       </w:rPr>
@@ -4972,6 +5234,7 @@
       <w:spacing w:after="0" w:line="240" w:lineRule="auto"/>
     </w:pPr>
     <w:rPr>
+      <w:rFonts w:eastAsia="黑体"/>
       <w:color w:themeColor="accent6" w:themeShade="BF" w:val="E36C0A"/>
     </w:rPr>
     <w:tblPr>
@@ -4994,6 +5257,7 @@
         <w:spacing w:after="0" w:before="0" w:line="240" w:lineRule="auto"/>
       </w:pPr>
       <w:rPr>
+        <w:rFonts w:eastAsia="黑体"/>
         <w:b/>
         <w:bCs/>
       </w:rPr>
@@ -5014,6 +5278,7 @@
         <w:spacing w:after="0" w:before="0" w:line="240" w:lineRule="auto"/>
       </w:pPr>
       <w:rPr>
+        <w:rFonts w:eastAsia="黑体"/>
         <w:b/>
         <w:bCs/>
       </w:rPr>
@@ -5031,12 +5296,14 @@
     </w:tblStylePr>
     <w:tblStylePr w:type="firstCol">
       <w:rPr>
+        <w:rFonts w:eastAsia="黑体"/>
         <w:b/>
         <w:bCs/>
       </w:rPr>
     </w:tblStylePr>
     <w:tblStylePr w:type="lastCol">
       <w:rPr>
+        <w:rFonts w:eastAsia="黑体"/>
         <w:b/>
         <w:bCs/>
       </w:rPr>
@@ -5096,6 +5363,7 @@
         <w:spacing w:after="0" w:before="0" w:line="240" w:lineRule="auto"/>
       </w:pPr>
       <w:rPr>
+        <w:rFonts w:eastAsia="黑体"/>
         <w:b/>
         <w:bCs/>
         <w:color w:themeColor="background1" w:val="FFFFFF"/>
@@ -5110,6 +5378,7 @@
         <w:spacing w:after="0" w:before="0" w:line="240" w:lineRule="auto"/>
       </w:pPr>
       <w:rPr>
+        <w:rFonts w:eastAsia="黑体"/>
         <w:b/>
         <w:bCs/>
       </w:rPr>
@@ -5125,12 +5394,14 @@
     </w:tblStylePr>
     <w:tblStylePr w:type="firstCol">
       <w:rPr>
+        <w:rFonts w:eastAsia="黑体"/>
         <w:b/>
         <w:bCs/>
       </w:rPr>
     </w:tblStylePr>
     <w:tblStylePr w:type="lastCol">
       <w:rPr>
+        <w:rFonts w:eastAsia="黑体"/>
         <w:b/>
         <w:bCs/>
       </w:rPr>
@@ -5188,6 +5459,7 @@
         <w:spacing w:after="0" w:before="0" w:line="240" w:lineRule="auto"/>
       </w:pPr>
       <w:rPr>
+        <w:rFonts w:eastAsia="黑体"/>
         <w:b/>
         <w:bCs/>
         <w:color w:themeColor="background1" w:val="FFFFFF"/>
@@ -5202,6 +5474,7 @@
         <w:spacing w:after="0" w:before="0" w:line="240" w:lineRule="auto"/>
       </w:pPr>
       <w:rPr>
+        <w:rFonts w:eastAsia="黑体"/>
         <w:b/>
         <w:bCs/>
       </w:rPr>
@@ -5217,12 +5490,14 @@
     </w:tblStylePr>
     <w:tblStylePr w:type="firstCol">
       <w:rPr>
+        <w:rFonts w:eastAsia="黑体"/>
         <w:b/>
         <w:bCs/>
       </w:rPr>
     </w:tblStylePr>
     <w:tblStylePr w:type="lastCol">
       <w:rPr>
+        <w:rFonts w:eastAsia="黑体"/>
         <w:b/>
         <w:bCs/>
       </w:rPr>
@@ -5280,6 +5555,7 @@
         <w:spacing w:after="0" w:before="0" w:line="240" w:lineRule="auto"/>
       </w:pPr>
       <w:rPr>
+        <w:rFonts w:eastAsia="黑体"/>
         <w:b/>
         <w:bCs/>
         <w:color w:themeColor="background1" w:val="FFFFFF"/>
@@ -5294,6 +5570,7 @@
         <w:spacing w:after="0" w:before="0" w:line="240" w:lineRule="auto"/>
       </w:pPr>
       <w:rPr>
+        <w:rFonts w:eastAsia="黑体"/>
         <w:b/>
         <w:bCs/>
       </w:rPr>
@@ -5309,12 +5586,14 @@
     </w:tblStylePr>
     <w:tblStylePr w:type="firstCol">
       <w:rPr>
+        <w:rFonts w:eastAsia="黑体"/>
         <w:b/>
         <w:bCs/>
       </w:rPr>
     </w:tblStylePr>
     <w:tblStylePr w:type="lastCol">
       <w:rPr>
+        <w:rFonts w:eastAsia="黑体"/>
         <w:b/>
         <w:bCs/>
       </w:rPr>
@@ -5372,6 +5651,7 @@
         <w:spacing w:after="0" w:before="0" w:line="240" w:lineRule="auto"/>
       </w:pPr>
       <w:rPr>
+        <w:rFonts w:eastAsia="黑体"/>
         <w:b/>
         <w:bCs/>
         <w:color w:themeColor="background1" w:val="FFFFFF"/>
@@ -5386,6 +5666,7 @@
         <w:spacing w:after="0" w:before="0" w:line="240" w:lineRule="auto"/>
       </w:pPr>
       <w:rPr>
+        <w:rFonts w:eastAsia="黑体"/>
         <w:b/>
         <w:bCs/>
       </w:rPr>
@@ -5401,12 +5682,14 @@
     </w:tblStylePr>
     <w:tblStylePr w:type="firstCol">
       <w:rPr>
+        <w:rFonts w:eastAsia="黑体"/>
         <w:b/>
         <w:bCs/>
       </w:rPr>
     </w:tblStylePr>
     <w:tblStylePr w:type="lastCol">
       <w:rPr>
+        <w:rFonts w:eastAsia="黑体"/>
         <w:b/>
         <w:bCs/>
       </w:rPr>
@@ -5464,6 +5747,7 @@
         <w:spacing w:after="0" w:before="0" w:line="240" w:lineRule="auto"/>
       </w:pPr>
       <w:rPr>
+        <w:rFonts w:eastAsia="黑体"/>
         <w:b/>
         <w:bCs/>
         <w:color w:themeColor="background1" w:val="FFFFFF"/>
@@ -5478,6 +5762,7 @@
         <w:spacing w:after="0" w:before="0" w:line="240" w:lineRule="auto"/>
       </w:pPr>
       <w:rPr>
+        <w:rFonts w:eastAsia="黑体"/>
         <w:b/>
         <w:bCs/>
       </w:rPr>
@@ -5493,12 +5778,14 @@
     </w:tblStylePr>
     <w:tblStylePr w:type="firstCol">
       <w:rPr>
+        <w:rFonts w:eastAsia="黑体"/>
         <w:b/>
         <w:bCs/>
       </w:rPr>
     </w:tblStylePr>
     <w:tblStylePr w:type="lastCol">
       <w:rPr>
+        <w:rFonts w:eastAsia="黑体"/>
         <w:b/>
         <w:bCs/>
       </w:rPr>
@@ -5556,6 +5843,7 @@
         <w:spacing w:after="0" w:before="0" w:line="240" w:lineRule="auto"/>
       </w:pPr>
       <w:rPr>
+        <w:rFonts w:eastAsia="黑体"/>
         <w:b/>
         <w:bCs/>
         <w:color w:themeColor="background1" w:val="FFFFFF"/>
@@ -5570,6 +5858,7 @@
         <w:spacing w:after="0" w:before="0" w:line="240" w:lineRule="auto"/>
       </w:pPr>
       <w:rPr>
+        <w:rFonts w:eastAsia="黑体"/>
         <w:b/>
         <w:bCs/>
       </w:rPr>
@@ -5585,12 +5874,14 @@
     </w:tblStylePr>
     <w:tblStylePr w:type="firstCol">
       <w:rPr>
+        <w:rFonts w:eastAsia="黑体"/>
         <w:b/>
         <w:bCs/>
       </w:rPr>
     </w:tblStylePr>
     <w:tblStylePr w:type="lastCol">
       <w:rPr>
+        <w:rFonts w:eastAsia="黑体"/>
         <w:b/>
         <w:bCs/>
       </w:rPr>
@@ -5648,6 +5939,7 @@
         <w:spacing w:after="0" w:before="0" w:line="240" w:lineRule="auto"/>
       </w:pPr>
       <w:rPr>
+        <w:rFonts w:eastAsia="黑体"/>
         <w:b/>
         <w:bCs/>
         <w:color w:themeColor="background1" w:val="FFFFFF"/>
@@ -5662,6 +5954,7 @@
         <w:spacing w:after="0" w:before="0" w:line="240" w:lineRule="auto"/>
       </w:pPr>
       <w:rPr>
+        <w:rFonts w:eastAsia="黑体"/>
         <w:b/>
         <w:bCs/>
       </w:rPr>
@@ -5677,12 +5970,14 @@
     </w:tblStylePr>
     <w:tblStylePr w:type="firstCol">
       <w:rPr>
+        <w:rFonts w:eastAsia="黑体"/>
         <w:b/>
         <w:bCs/>
       </w:rPr>
     </w:tblStylePr>
     <w:tblStylePr w:type="lastCol">
       <w:rPr>
+        <w:rFonts w:eastAsia="黑体"/>
         <w:b/>
         <w:bCs/>
       </w:rPr>
@@ -5742,7 +6037,7 @@
         <w:spacing w:after="0" w:before="0" w:line="240" w:lineRule="auto"/>
       </w:pPr>
       <w:rPr>
-        <w:rFonts w:asciiTheme="majorHAnsi" w:cstheme="majorBidi" w:eastAsiaTheme="majorEastAsia" w:hAnsiTheme="majorHAnsi"/>
+        <w:rFonts w:asciiTheme="majorHAnsi" w:cstheme="majorBidi" w:hAnsiTheme="majorHAnsi" w:eastAsia="黑体"/>
         <w:b/>
         <w:bCs/>
       </w:rPr>
@@ -5763,7 +6058,7 @@
         <w:spacing w:after="0" w:before="0" w:line="240" w:lineRule="auto"/>
       </w:pPr>
       <w:rPr>
-        <w:rFonts w:asciiTheme="majorHAnsi" w:cstheme="majorBidi" w:eastAsiaTheme="majorEastAsia" w:hAnsiTheme="majorHAnsi"/>
+        <w:rFonts w:asciiTheme="majorHAnsi" w:cstheme="majorBidi" w:hAnsiTheme="majorHAnsi" w:eastAsia="黑体"/>
         <w:b/>
         <w:bCs/>
       </w:rPr>
@@ -5781,14 +6076,14 @@
     </w:tblStylePr>
     <w:tblStylePr w:type="firstCol">
       <w:rPr>
-        <w:rFonts w:asciiTheme="majorHAnsi" w:cstheme="majorBidi" w:eastAsiaTheme="majorEastAsia" w:hAnsiTheme="majorHAnsi"/>
+        <w:rFonts w:asciiTheme="majorHAnsi" w:cstheme="majorBidi" w:hAnsiTheme="majorHAnsi" w:eastAsia="黑体"/>
         <w:b/>
         <w:bCs/>
       </w:rPr>
     </w:tblStylePr>
     <w:tblStylePr w:type="lastCol">
       <w:rPr>
-        <w:rFonts w:asciiTheme="majorHAnsi" w:cstheme="majorBidi" w:eastAsiaTheme="majorEastAsia" w:hAnsiTheme="majorHAnsi"/>
+        <w:rFonts w:asciiTheme="majorHAnsi" w:cstheme="majorBidi" w:hAnsiTheme="majorHAnsi" w:eastAsia="黑体"/>
         <w:b/>
         <w:bCs/>
       </w:rPr>
@@ -5872,7 +6167,7 @@
         <w:spacing w:after="0" w:before="0" w:line="240" w:lineRule="auto"/>
       </w:pPr>
       <w:rPr>
-        <w:rFonts w:asciiTheme="majorHAnsi" w:cstheme="majorBidi" w:eastAsiaTheme="majorEastAsia" w:hAnsiTheme="majorHAnsi"/>
+        <w:rFonts w:asciiTheme="majorHAnsi" w:cstheme="majorBidi" w:hAnsiTheme="majorHAnsi" w:eastAsia="黑体"/>
         <w:b/>
         <w:bCs/>
       </w:rPr>
@@ -5893,7 +6188,7 @@
         <w:spacing w:after="0" w:before="0" w:line="240" w:lineRule="auto"/>
       </w:pPr>
       <w:rPr>
-        <w:rFonts w:asciiTheme="majorHAnsi" w:cstheme="majorBidi" w:eastAsiaTheme="majorEastAsia" w:hAnsiTheme="majorHAnsi"/>
+        <w:rFonts w:asciiTheme="majorHAnsi" w:cstheme="majorBidi" w:hAnsiTheme="majorHAnsi" w:eastAsia="黑体"/>
         <w:b/>
         <w:bCs/>
       </w:rPr>
@@ -5911,14 +6206,14 @@
     </w:tblStylePr>
     <w:tblStylePr w:type="firstCol">
       <w:rPr>
-        <w:rFonts w:asciiTheme="majorHAnsi" w:cstheme="majorBidi" w:eastAsiaTheme="majorEastAsia" w:hAnsiTheme="majorHAnsi"/>
+        <w:rFonts w:asciiTheme="majorHAnsi" w:cstheme="majorBidi" w:hAnsiTheme="majorHAnsi" w:eastAsia="黑体"/>
         <w:b/>
         <w:bCs/>
       </w:rPr>
     </w:tblStylePr>
     <w:tblStylePr w:type="lastCol">
       <w:rPr>
-        <w:rFonts w:asciiTheme="majorHAnsi" w:cstheme="majorBidi" w:eastAsiaTheme="majorEastAsia" w:hAnsiTheme="majorHAnsi"/>
+        <w:rFonts w:asciiTheme="majorHAnsi" w:cstheme="majorBidi" w:hAnsiTheme="majorHAnsi" w:eastAsia="黑体"/>
         <w:b/>
         <w:bCs/>
       </w:rPr>
@@ -6002,7 +6297,7 @@
         <w:spacing w:after="0" w:before="0" w:line="240" w:lineRule="auto"/>
       </w:pPr>
       <w:rPr>
-        <w:rFonts w:asciiTheme="majorHAnsi" w:cstheme="majorBidi" w:eastAsiaTheme="majorEastAsia" w:hAnsiTheme="majorHAnsi"/>
+        <w:rFonts w:asciiTheme="majorHAnsi" w:cstheme="majorBidi" w:hAnsiTheme="majorHAnsi" w:eastAsia="黑体"/>
         <w:b/>
         <w:bCs/>
       </w:rPr>
@@ -6023,7 +6318,7 @@
         <w:spacing w:after="0" w:before="0" w:line="240" w:lineRule="auto"/>
       </w:pPr>
       <w:rPr>
-        <w:rFonts w:asciiTheme="majorHAnsi" w:cstheme="majorBidi" w:eastAsiaTheme="majorEastAsia" w:hAnsiTheme="majorHAnsi"/>
+        <w:rFonts w:asciiTheme="majorHAnsi" w:cstheme="majorBidi" w:hAnsiTheme="majorHAnsi" w:eastAsia="黑体"/>
         <w:b/>
         <w:bCs/>
       </w:rPr>
@@ -6041,14 +6336,14 @@
     </w:tblStylePr>
     <w:tblStylePr w:type="firstCol">
       <w:rPr>
-        <w:rFonts w:asciiTheme="majorHAnsi" w:cstheme="majorBidi" w:eastAsiaTheme="majorEastAsia" w:hAnsiTheme="majorHAnsi"/>
+        <w:rFonts w:asciiTheme="majorHAnsi" w:cstheme="majorBidi" w:hAnsiTheme="majorHAnsi" w:eastAsia="黑体"/>
         <w:b/>
         <w:bCs/>
       </w:rPr>
     </w:tblStylePr>
     <w:tblStylePr w:type="lastCol">
       <w:rPr>
-        <w:rFonts w:asciiTheme="majorHAnsi" w:cstheme="majorBidi" w:eastAsiaTheme="majorEastAsia" w:hAnsiTheme="majorHAnsi"/>
+        <w:rFonts w:asciiTheme="majorHAnsi" w:cstheme="majorBidi" w:hAnsiTheme="majorHAnsi" w:eastAsia="黑体"/>
         <w:b/>
         <w:bCs/>
       </w:rPr>
@@ -6132,7 +6427,7 @@
         <w:spacing w:after="0" w:before="0" w:line="240" w:lineRule="auto"/>
       </w:pPr>
       <w:rPr>
-        <w:rFonts w:asciiTheme="majorHAnsi" w:cstheme="majorBidi" w:eastAsiaTheme="majorEastAsia" w:hAnsiTheme="majorHAnsi"/>
+        <w:rFonts w:asciiTheme="majorHAnsi" w:cstheme="majorBidi" w:hAnsiTheme="majorHAnsi" w:eastAsia="黑体"/>
         <w:b/>
         <w:bCs/>
       </w:rPr>
@@ -6153,7 +6448,7 @@
         <w:spacing w:after="0" w:before="0" w:line="240" w:lineRule="auto"/>
       </w:pPr>
       <w:rPr>
-        <w:rFonts w:asciiTheme="majorHAnsi" w:cstheme="majorBidi" w:eastAsiaTheme="majorEastAsia" w:hAnsiTheme="majorHAnsi"/>
+        <w:rFonts w:asciiTheme="majorHAnsi" w:cstheme="majorBidi" w:hAnsiTheme="majorHAnsi" w:eastAsia="黑体"/>
         <w:b/>
         <w:bCs/>
       </w:rPr>
@@ -6171,14 +6466,14 @@
     </w:tblStylePr>
     <w:tblStylePr w:type="firstCol">
       <w:rPr>
-        <w:rFonts w:asciiTheme="majorHAnsi" w:cstheme="majorBidi" w:eastAsiaTheme="majorEastAsia" w:hAnsiTheme="majorHAnsi"/>
+        <w:rFonts w:asciiTheme="majorHAnsi" w:cstheme="majorBidi" w:hAnsiTheme="majorHAnsi" w:eastAsia="黑体"/>
         <w:b/>
         <w:bCs/>
       </w:rPr>
     </w:tblStylePr>
     <w:tblStylePr w:type="lastCol">
       <w:rPr>
-        <w:rFonts w:asciiTheme="majorHAnsi" w:cstheme="majorBidi" w:eastAsiaTheme="majorEastAsia" w:hAnsiTheme="majorHAnsi"/>
+        <w:rFonts w:asciiTheme="majorHAnsi" w:cstheme="majorBidi" w:hAnsiTheme="majorHAnsi" w:eastAsia="黑体"/>
         <w:b/>
         <w:bCs/>
       </w:rPr>
@@ -6262,7 +6557,7 @@
         <w:spacing w:after="0" w:before="0" w:line="240" w:lineRule="auto"/>
       </w:pPr>
       <w:rPr>
-        <w:rFonts w:asciiTheme="majorHAnsi" w:cstheme="majorBidi" w:eastAsiaTheme="majorEastAsia" w:hAnsiTheme="majorHAnsi"/>
+        <w:rFonts w:asciiTheme="majorHAnsi" w:cstheme="majorBidi" w:hAnsiTheme="majorHAnsi" w:eastAsia="黑体"/>
         <w:b/>
         <w:bCs/>
       </w:rPr>
@@ -6283,7 +6578,7 @@
         <w:spacing w:after="0" w:before="0" w:line="240" w:lineRule="auto"/>
       </w:pPr>
       <w:rPr>
-        <w:rFonts w:asciiTheme="majorHAnsi" w:cstheme="majorBidi" w:eastAsiaTheme="majorEastAsia" w:hAnsiTheme="majorHAnsi"/>
+        <w:rFonts w:asciiTheme="majorHAnsi" w:cstheme="majorBidi" w:hAnsiTheme="majorHAnsi" w:eastAsia="黑体"/>
         <w:b/>
         <w:bCs/>
       </w:rPr>
@@ -6301,14 +6596,14 @@
     </w:tblStylePr>
     <w:tblStylePr w:type="firstCol">
       <w:rPr>
-        <w:rFonts w:asciiTheme="majorHAnsi" w:cstheme="majorBidi" w:eastAsiaTheme="majorEastAsia" w:hAnsiTheme="majorHAnsi"/>
+        <w:rFonts w:asciiTheme="majorHAnsi" w:cstheme="majorBidi" w:hAnsiTheme="majorHAnsi" w:eastAsia="黑体"/>
         <w:b/>
         <w:bCs/>
       </w:rPr>
     </w:tblStylePr>
     <w:tblStylePr w:type="lastCol">
       <w:rPr>
-        <w:rFonts w:asciiTheme="majorHAnsi" w:cstheme="majorBidi" w:eastAsiaTheme="majorEastAsia" w:hAnsiTheme="majorHAnsi"/>
+        <w:rFonts w:asciiTheme="majorHAnsi" w:cstheme="majorBidi" w:hAnsiTheme="majorHAnsi" w:eastAsia="黑体"/>
         <w:b/>
         <w:bCs/>
       </w:rPr>
@@ -6392,7 +6687,7 @@
         <w:spacing w:after="0" w:before="0" w:line="240" w:lineRule="auto"/>
       </w:pPr>
       <w:rPr>
-        <w:rFonts w:asciiTheme="majorHAnsi" w:cstheme="majorBidi" w:eastAsiaTheme="majorEastAsia" w:hAnsiTheme="majorHAnsi"/>
+        <w:rFonts w:asciiTheme="majorHAnsi" w:cstheme="majorBidi" w:hAnsiTheme="majorHAnsi" w:eastAsia="黑体"/>
         <w:b/>
         <w:bCs/>
       </w:rPr>
@@ -6413,7 +6708,7 @@
         <w:spacing w:after="0" w:before="0" w:line="240" w:lineRule="auto"/>
       </w:pPr>
       <w:rPr>
-        <w:rFonts w:asciiTheme="majorHAnsi" w:cstheme="majorBidi" w:eastAsiaTheme="majorEastAsia" w:hAnsiTheme="majorHAnsi"/>
+        <w:rFonts w:asciiTheme="majorHAnsi" w:cstheme="majorBidi" w:hAnsiTheme="majorHAnsi" w:eastAsia="黑体"/>
         <w:b/>
         <w:bCs/>
       </w:rPr>
@@ -6431,14 +6726,14 @@
     </w:tblStylePr>
     <w:tblStylePr w:type="firstCol">
       <w:rPr>
-        <w:rFonts w:asciiTheme="majorHAnsi" w:cstheme="majorBidi" w:eastAsiaTheme="majorEastAsia" w:hAnsiTheme="majorHAnsi"/>
+        <w:rFonts w:asciiTheme="majorHAnsi" w:cstheme="majorBidi" w:hAnsiTheme="majorHAnsi" w:eastAsia="黑体"/>
         <w:b/>
         <w:bCs/>
       </w:rPr>
     </w:tblStylePr>
     <w:tblStylePr w:type="lastCol">
       <w:rPr>
-        <w:rFonts w:asciiTheme="majorHAnsi" w:cstheme="majorBidi" w:eastAsiaTheme="majorEastAsia" w:hAnsiTheme="majorHAnsi"/>
+        <w:rFonts w:asciiTheme="majorHAnsi" w:cstheme="majorBidi" w:hAnsiTheme="majorHAnsi" w:eastAsia="黑体"/>
         <w:b/>
         <w:bCs/>
       </w:rPr>
@@ -6522,7 +6817,7 @@
         <w:spacing w:after="0" w:before="0" w:line="240" w:lineRule="auto"/>
       </w:pPr>
       <w:rPr>
-        <w:rFonts w:asciiTheme="majorHAnsi" w:cstheme="majorBidi" w:eastAsiaTheme="majorEastAsia" w:hAnsiTheme="majorHAnsi"/>
+        <w:rFonts w:asciiTheme="majorHAnsi" w:cstheme="majorBidi" w:hAnsiTheme="majorHAnsi" w:eastAsia="黑体"/>
         <w:b/>
         <w:bCs/>
       </w:rPr>
@@ -6543,7 +6838,7 @@
         <w:spacing w:after="0" w:before="0" w:line="240" w:lineRule="auto"/>
       </w:pPr>
       <w:rPr>
-        <w:rFonts w:asciiTheme="majorHAnsi" w:cstheme="majorBidi" w:eastAsiaTheme="majorEastAsia" w:hAnsiTheme="majorHAnsi"/>
+        <w:rFonts w:asciiTheme="majorHAnsi" w:cstheme="majorBidi" w:hAnsiTheme="majorHAnsi" w:eastAsia="黑体"/>
         <w:b/>
         <w:bCs/>
       </w:rPr>
@@ -6561,14 +6856,14 @@
     </w:tblStylePr>
     <w:tblStylePr w:type="firstCol">
       <w:rPr>
-        <w:rFonts w:asciiTheme="majorHAnsi" w:cstheme="majorBidi" w:eastAsiaTheme="majorEastAsia" w:hAnsiTheme="majorHAnsi"/>
+        <w:rFonts w:asciiTheme="majorHAnsi" w:cstheme="majorBidi" w:hAnsiTheme="majorHAnsi" w:eastAsia="黑体"/>
         <w:b/>
         <w:bCs/>
       </w:rPr>
     </w:tblStylePr>
     <w:tblStylePr w:type="lastCol">
       <w:rPr>
-        <w:rFonts w:asciiTheme="majorHAnsi" w:cstheme="majorBidi" w:eastAsiaTheme="majorEastAsia" w:hAnsiTheme="majorHAnsi"/>
+        <w:rFonts w:asciiTheme="majorHAnsi" w:cstheme="majorBidi" w:hAnsiTheme="majorHAnsi" w:eastAsia="黑体"/>
         <w:b/>
         <w:bCs/>
       </w:rPr>
@@ -6651,6 +6946,7 @@
         <w:spacing w:after="0" w:before="0" w:line="240" w:lineRule="auto"/>
       </w:pPr>
       <w:rPr>
+        <w:rFonts w:eastAsia="黑体"/>
         <w:b/>
         <w:bCs/>
         <w:color w:themeColor="background1" w:val="FFFFFF"/>
@@ -6673,6 +6969,7 @@
         <w:spacing w:after="0" w:before="0" w:line="240" w:lineRule="auto"/>
       </w:pPr>
       <w:rPr>
+        <w:rFonts w:eastAsia="黑体"/>
         <w:b/>
         <w:bCs/>
       </w:rPr>
@@ -6690,12 +6987,14 @@
     </w:tblStylePr>
     <w:tblStylePr w:type="firstCol">
       <w:rPr>
+        <w:rFonts w:eastAsia="黑体"/>
         <w:b/>
         <w:bCs/>
       </w:rPr>
     </w:tblStylePr>
     <w:tblStylePr w:type="lastCol">
       <w:rPr>
+        <w:rFonts w:eastAsia="黑体"/>
         <w:b/>
         <w:bCs/>
       </w:rPr>
@@ -6757,6 +7056,7 @@
         <w:spacing w:after="0" w:before="0" w:line="240" w:lineRule="auto"/>
       </w:pPr>
       <w:rPr>
+        <w:rFonts w:eastAsia="黑体"/>
         <w:b/>
         <w:bCs/>
         <w:color w:themeColor="background1" w:val="FFFFFF"/>
@@ -6779,6 +7079,7 @@
         <w:spacing w:after="0" w:before="0" w:line="240" w:lineRule="auto"/>
       </w:pPr>
       <w:rPr>
+        <w:rFonts w:eastAsia="黑体"/>
         <w:b/>
         <w:bCs/>
       </w:rPr>
@@ -6796,12 +7097,14 @@
     </w:tblStylePr>
     <w:tblStylePr w:type="firstCol">
       <w:rPr>
+        <w:rFonts w:eastAsia="黑体"/>
         <w:b/>
         <w:bCs/>
       </w:rPr>
     </w:tblStylePr>
     <w:tblStylePr w:type="lastCol">
       <w:rPr>
+        <w:rFonts w:eastAsia="黑体"/>
         <w:b/>
         <w:bCs/>
       </w:rPr>
@@ -6863,6 +7166,7 @@
         <w:spacing w:after="0" w:before="0" w:line="240" w:lineRule="auto"/>
       </w:pPr>
       <w:rPr>
+        <w:rFonts w:eastAsia="黑体"/>
         <w:b/>
         <w:bCs/>
         <w:color w:themeColor="background1" w:val="FFFFFF"/>
@@ -6885,6 +7189,7 @@
         <w:spacing w:after="0" w:before="0" w:line="240" w:lineRule="auto"/>
       </w:pPr>
       <w:rPr>
+        <w:rFonts w:eastAsia="黑体"/>
         <w:b/>
         <w:bCs/>
       </w:rPr>
@@ -6902,12 +7207,14 @@
     </w:tblStylePr>
     <w:tblStylePr w:type="firstCol">
       <w:rPr>
+        <w:rFonts w:eastAsia="黑体"/>
         <w:b/>
         <w:bCs/>
       </w:rPr>
     </w:tblStylePr>
     <w:tblStylePr w:type="lastCol">
       <w:rPr>
+        <w:rFonts w:eastAsia="黑体"/>
         <w:b/>
         <w:bCs/>
       </w:rPr>
@@ -6969,6 +7276,7 @@
         <w:spacing w:after="0" w:before="0" w:line="240" w:lineRule="auto"/>
       </w:pPr>
       <w:rPr>
+        <w:rFonts w:eastAsia="黑体"/>
         <w:b/>
         <w:bCs/>
         <w:color w:themeColor="background1" w:val="FFFFFF"/>
@@ -6991,6 +7299,7 @@
         <w:spacing w:after="0" w:before="0" w:line="240" w:lineRule="auto"/>
       </w:pPr>
       <w:rPr>
+        <w:rFonts w:eastAsia="黑体"/>
         <w:b/>
         <w:bCs/>
       </w:rPr>
@@ -7008,12 +7317,14 @@
     </w:tblStylePr>
     <w:tblStylePr w:type="firstCol">
       <w:rPr>
+        <w:rFonts w:eastAsia="黑体"/>
         <w:b/>
         <w:bCs/>
       </w:rPr>
     </w:tblStylePr>
     <w:tblStylePr w:type="lastCol">
       <w:rPr>
+        <w:rFonts w:eastAsia="黑体"/>
         <w:b/>
         <w:bCs/>
       </w:rPr>
@@ -7075,6 +7386,7 @@
         <w:spacing w:after="0" w:before="0" w:line="240" w:lineRule="auto"/>
       </w:pPr>
       <w:rPr>
+        <w:rFonts w:eastAsia="黑体"/>
         <w:b/>
         <w:bCs/>
         <w:color w:themeColor="background1" w:val="FFFFFF"/>
@@ -7097,6 +7409,7 @@
         <w:spacing w:after="0" w:before="0" w:line="240" w:lineRule="auto"/>
       </w:pPr>
       <w:rPr>
+        <w:rFonts w:eastAsia="黑体"/>
         <w:b/>
         <w:bCs/>
       </w:rPr>
@@ -7114,12 +7427,14 @@
     </w:tblStylePr>
     <w:tblStylePr w:type="firstCol">
       <w:rPr>
+        <w:rFonts w:eastAsia="黑体"/>
         <w:b/>
         <w:bCs/>
       </w:rPr>
     </w:tblStylePr>
     <w:tblStylePr w:type="lastCol">
       <w:rPr>
+        <w:rFonts w:eastAsia="黑体"/>
         <w:b/>
         <w:bCs/>
       </w:rPr>
@@ -7181,6 +7496,7 @@
         <w:spacing w:after="0" w:before="0" w:line="240" w:lineRule="auto"/>
       </w:pPr>
       <w:rPr>
+        <w:rFonts w:eastAsia="黑体"/>
         <w:b/>
         <w:bCs/>
         <w:color w:themeColor="background1" w:val="FFFFFF"/>
@@ -7203,6 +7519,7 @@
         <w:spacing w:after="0" w:before="0" w:line="240" w:lineRule="auto"/>
       </w:pPr>
       <w:rPr>
+        <w:rFonts w:eastAsia="黑体"/>
         <w:b/>
         <w:bCs/>
       </w:rPr>
@@ -7220,12 +7537,14 @@
     </w:tblStylePr>
     <w:tblStylePr w:type="firstCol">
       <w:rPr>
+        <w:rFonts w:eastAsia="黑体"/>
         <w:b/>
         <w:bCs/>
       </w:rPr>
     </w:tblStylePr>
     <w:tblStylePr w:type="lastCol">
       <w:rPr>
+        <w:rFonts w:eastAsia="黑体"/>
         <w:b/>
         <w:bCs/>
       </w:rPr>
@@ -7287,6 +7606,7 @@
         <w:spacing w:after="0" w:before="0" w:line="240" w:lineRule="auto"/>
       </w:pPr>
       <w:rPr>
+        <w:rFonts w:eastAsia="黑体"/>
         <w:b/>
         <w:bCs/>
         <w:color w:themeColor="background1" w:val="FFFFFF"/>
@@ -7309,6 +7629,7 @@
         <w:spacing w:after="0" w:before="0" w:line="240" w:lineRule="auto"/>
       </w:pPr>
       <w:rPr>
+        <w:rFonts w:eastAsia="黑体"/>
         <w:b/>
         <w:bCs/>
       </w:rPr>
@@ -7326,12 +7647,14 @@
     </w:tblStylePr>
     <w:tblStylePr w:type="firstCol">
       <w:rPr>
+        <w:rFonts w:eastAsia="黑体"/>
         <w:b/>
         <w:bCs/>
       </w:rPr>
     </w:tblStylePr>
     <w:tblStylePr w:type="lastCol">
       <w:rPr>
+        <w:rFonts w:eastAsia="黑体"/>
         <w:b/>
         <w:bCs/>
       </w:rPr>
@@ -7390,6 +7713,7 @@
         <w:spacing w:after="0" w:before="0" w:line="240" w:lineRule="auto"/>
       </w:pPr>
       <w:rPr>
+        <w:rFonts w:eastAsia="黑体"/>
         <w:b/>
         <w:bCs/>
         <w:color w:themeColor="background1" w:val="FFFFFF"/>
@@ -7412,6 +7736,7 @@
         <w:spacing w:after="0" w:before="0" w:line="240" w:lineRule="auto"/>
       </w:pPr>
       <w:rPr>
+        <w:rFonts w:eastAsia="黑体"/>
         <w:color w:val="auto"/>
       </w:rPr>
       <w:tblPr/>
@@ -7429,6 +7754,7 @@
     </w:tblStylePr>
     <w:tblStylePr w:type="firstCol">
       <w:rPr>
+        <w:rFonts w:eastAsia="黑体"/>
         <w:b/>
         <w:bCs/>
         <w:color w:themeColor="background1" w:val="FFFFFF"/>
@@ -7448,6 +7774,7 @@
     </w:tblStylePr>
     <w:tblStylePr w:type="lastCol">
       <w:rPr>
+        <w:rFonts w:eastAsia="黑体"/>
         <w:b/>
         <w:bCs/>
         <w:color w:themeColor="background1" w:val="FFFFFF"/>
@@ -7496,6 +7823,7 @@
     </w:tblStylePr>
     <w:tblStylePr w:type="nwCell">
       <w:rPr>
+        <w:rFonts w:eastAsia="黑体"/>
         <w:color w:themeColor="background1" w:val="FFFFFF"/>
       </w:rPr>
       <w:tblPr/>
@@ -7539,6 +7867,7 @@
         <w:spacing w:after="0" w:before="0" w:line="240" w:lineRule="auto"/>
       </w:pPr>
       <w:rPr>
+        <w:rFonts w:eastAsia="黑体"/>
         <w:b/>
         <w:bCs/>
         <w:color w:themeColor="background1" w:val="FFFFFF"/>
@@ -7561,6 +7890,7 @@
         <w:spacing w:after="0" w:before="0" w:line="240" w:lineRule="auto"/>
       </w:pPr>
       <w:rPr>
+        <w:rFonts w:eastAsia="黑体"/>
         <w:color w:val="auto"/>
       </w:rPr>
       <w:tblPr/>
@@ -7578,6 +7908,7 @@
     </w:tblStylePr>
     <w:tblStylePr w:type="firstCol">
       <w:rPr>
+        <w:rFonts w:eastAsia="黑体"/>
         <w:b/>
         <w:bCs/>
         <w:color w:themeColor="background1" w:val="FFFFFF"/>
@@ -7597,6 +7928,7 @@
     </w:tblStylePr>
     <w:tblStylePr w:type="lastCol">
       <w:rPr>
+        <w:rFonts w:eastAsia="黑体"/>
         <w:b/>
         <w:bCs/>
         <w:color w:themeColor="background1" w:val="FFFFFF"/>
@@ -7645,6 +7977,7 @@
     </w:tblStylePr>
     <w:tblStylePr w:type="nwCell">
       <w:rPr>
+        <w:rFonts w:eastAsia="黑体"/>
         <w:color w:themeColor="background1" w:val="FFFFFF"/>
       </w:rPr>
       <w:tblPr/>
@@ -7688,6 +8021,7 @@
         <w:spacing w:after="0" w:before="0" w:line="240" w:lineRule="auto"/>
       </w:pPr>
       <w:rPr>
+        <w:rFonts w:eastAsia="黑体"/>
         <w:b/>
         <w:bCs/>
         <w:color w:themeColor="background1" w:val="FFFFFF"/>
@@ -7710,6 +8044,7 @@
         <w:spacing w:after="0" w:before="0" w:line="240" w:lineRule="auto"/>
       </w:pPr>
       <w:rPr>
+        <w:rFonts w:eastAsia="黑体"/>
         <w:color w:val="auto"/>
       </w:rPr>
       <w:tblPr/>
@@ -7727,6 +8062,7 @@
     </w:tblStylePr>
     <w:tblStylePr w:type="firstCol">
       <w:rPr>
+        <w:rFonts w:eastAsia="黑体"/>
         <w:b/>
         <w:bCs/>
         <w:color w:themeColor="background1" w:val="FFFFFF"/>
@@ -7746,6 +8082,7 @@
     </w:tblStylePr>
     <w:tblStylePr w:type="lastCol">
       <w:rPr>
+        <w:rFonts w:eastAsia="黑体"/>
         <w:b/>
         <w:bCs/>
         <w:color w:themeColor="background1" w:val="FFFFFF"/>
@@ -7794,6 +8131,7 @@
     </w:tblStylePr>
     <w:tblStylePr w:type="nwCell">
       <w:rPr>
+        <w:rFonts w:eastAsia="黑体"/>
         <w:color w:themeColor="background1" w:val="FFFFFF"/>
       </w:rPr>
       <w:tblPr/>
@@ -7837,6 +8175,7 @@
         <w:spacing w:after="0" w:before="0" w:line="240" w:lineRule="auto"/>
       </w:pPr>
       <w:rPr>
+        <w:rFonts w:eastAsia="黑体"/>
         <w:b/>
         <w:bCs/>
         <w:color w:themeColor="background1" w:val="FFFFFF"/>
@@ -7859,6 +8198,7 @@
         <w:spacing w:after="0" w:before="0" w:line="240" w:lineRule="auto"/>
       </w:pPr>
       <w:rPr>
+        <w:rFonts w:eastAsia="黑体"/>
         <w:color w:val="auto"/>
       </w:rPr>
       <w:tblPr/>
@@ -7876,6 +8216,7 @@
     </w:tblStylePr>
     <w:tblStylePr w:type="firstCol">
       <w:rPr>
+        <w:rFonts w:eastAsia="黑体"/>
         <w:b/>
         <w:bCs/>
         <w:color w:themeColor="background1" w:val="FFFFFF"/>
@@ -7895,6 +8236,7 @@
     </w:tblStylePr>
     <w:tblStylePr w:type="lastCol">
       <w:rPr>
+        <w:rFonts w:eastAsia="黑体"/>
         <w:b/>
         <w:bCs/>
         <w:color w:themeColor="background1" w:val="FFFFFF"/>
@@ -7943,6 +8285,7 @@
     </w:tblStylePr>
     <w:tblStylePr w:type="nwCell">
       <w:rPr>
+        <w:rFonts w:eastAsia="黑体"/>
         <w:color w:themeColor="background1" w:val="FFFFFF"/>
       </w:rPr>
       <w:tblPr/>
@@ -7986,6 +8329,7 @@
         <w:spacing w:after="0" w:before="0" w:line="240" w:lineRule="auto"/>
       </w:pPr>
       <w:rPr>
+        <w:rFonts w:eastAsia="黑体"/>
         <w:b/>
         <w:bCs/>
         <w:color w:themeColor="background1" w:val="FFFFFF"/>
@@ -8008,6 +8352,7 @@
         <w:spacing w:after="0" w:before="0" w:line="240" w:lineRule="auto"/>
       </w:pPr>
       <w:rPr>
+        <w:rFonts w:eastAsia="黑体"/>
         <w:color w:val="auto"/>
       </w:rPr>
       <w:tblPr/>
@@ -8025,6 +8370,7 @@
     </w:tblStylePr>
     <w:tblStylePr w:type="firstCol">
       <w:rPr>
+        <w:rFonts w:eastAsia="黑体"/>
         <w:b/>
         <w:bCs/>
         <w:color w:themeColor="background1" w:val="FFFFFF"/>
@@ -8044,6 +8390,7 @@
     </w:tblStylePr>
     <w:tblStylePr w:type="lastCol">
       <w:rPr>
+        <w:rFonts w:eastAsia="黑体"/>
         <w:b/>
         <w:bCs/>
         <w:color w:themeColor="background1" w:val="FFFFFF"/>
@@ -8092,6 +8439,7 @@
     </w:tblStylePr>
     <w:tblStylePr w:type="nwCell">
       <w:rPr>
+        <w:rFonts w:eastAsia="黑体"/>
         <w:color w:themeColor="background1" w:val="FFFFFF"/>
       </w:rPr>
       <w:tblPr/>
@@ -8135,6 +8483,7 @@
         <w:spacing w:after="0" w:before="0" w:line="240" w:lineRule="auto"/>
       </w:pPr>
       <w:rPr>
+        <w:rFonts w:eastAsia="黑体"/>
         <w:b/>
         <w:bCs/>
         <w:color w:themeColor="background1" w:val="FFFFFF"/>
@@ -8157,6 +8506,7 @@
         <w:spacing w:after="0" w:before="0" w:line="240" w:lineRule="auto"/>
       </w:pPr>
       <w:rPr>
+        <w:rFonts w:eastAsia="黑体"/>
         <w:color w:val="auto"/>
       </w:rPr>
       <w:tblPr/>
@@ -8174,6 +8524,7 @@
     </w:tblStylePr>
     <w:tblStylePr w:type="firstCol">
       <w:rPr>
+        <w:rFonts w:eastAsia="黑体"/>
         <w:b/>
         <w:bCs/>
         <w:color w:themeColor="background1" w:val="FFFFFF"/>
@@ -8193,6 +8544,7 @@
     </w:tblStylePr>
     <w:tblStylePr w:type="lastCol">
       <w:rPr>
+        <w:rFonts w:eastAsia="黑体"/>
         <w:b/>
         <w:bCs/>
         <w:color w:themeColor="background1" w:val="FFFFFF"/>
@@ -8241,6 +8593,7 @@
     </w:tblStylePr>
     <w:tblStylePr w:type="nwCell">
       <w:rPr>
+        <w:rFonts w:eastAsia="黑体"/>
         <w:color w:themeColor="background1" w:val="FFFFFF"/>
       </w:rPr>
       <w:tblPr/>
@@ -8284,6 +8637,7 @@
         <w:spacing w:after="0" w:before="0" w:line="240" w:lineRule="auto"/>
       </w:pPr>
       <w:rPr>
+        <w:rFonts w:eastAsia="黑体"/>
         <w:b/>
         <w:bCs/>
         <w:color w:themeColor="background1" w:val="FFFFFF"/>
@@ -8306,6 +8660,7 @@
         <w:spacing w:after="0" w:before="0" w:line="240" w:lineRule="auto"/>
       </w:pPr>
       <w:rPr>
+        <w:rFonts w:eastAsia="黑体"/>
         <w:color w:val="auto"/>
       </w:rPr>
       <w:tblPr/>
@@ -8323,6 +8678,7 @@
     </w:tblStylePr>
     <w:tblStylePr w:type="firstCol">
       <w:rPr>
+        <w:rFonts w:eastAsia="黑体"/>
         <w:b/>
         <w:bCs/>
         <w:color w:themeColor="background1" w:val="FFFFFF"/>
@@ -8342,6 +8698,7 @@
     </w:tblStylePr>
     <w:tblStylePr w:type="lastCol">
       <w:rPr>
+        <w:rFonts w:eastAsia="黑体"/>
         <w:b/>
         <w:bCs/>
         <w:color w:themeColor="background1" w:val="FFFFFF"/>
@@ -8390,6 +8747,7 @@
     </w:tblStylePr>
     <w:tblStylePr w:type="nwCell">
       <w:rPr>
+        <w:rFonts w:eastAsia="黑体"/>
         <w:color w:themeColor="background1" w:val="FFFFFF"/>
       </w:rPr>
       <w:tblPr/>
@@ -8414,6 +8772,7 @@
       <w:spacing w:after="0" w:line="240" w:lineRule="auto"/>
     </w:pPr>
     <w:rPr>
+      <w:rFonts w:eastAsia="黑体"/>
       <w:color w:themeColor="text1" w:val="000000"/>
     </w:rPr>
     <w:tblPr>
@@ -8433,7 +8792,7 @@
     </w:tblPr>
     <w:tblStylePr w:type="firstRow">
       <w:rPr>
-        <w:rFonts w:asciiTheme="majorHAnsi" w:cstheme="majorBidi" w:eastAsiaTheme="majorEastAsia" w:hAnsiTheme="majorHAnsi"/>
+        <w:rFonts w:asciiTheme="majorHAnsi" w:cstheme="majorBidi" w:hAnsiTheme="majorHAnsi" w:eastAsia="黑体"/>
       </w:rPr>
       <w:tblPr/>
       <w:tcPr>
@@ -8445,6 +8804,7 @@
     </w:tblStylePr>
     <w:tblStylePr w:type="lastRow">
       <w:rPr>
+        <w:rFonts w:eastAsia="黑体"/>
         <w:b/>
         <w:bCs/>
         <w:color w:themeColor="text2" w:val="1F497D"/>
@@ -8459,12 +8819,14 @@
     </w:tblStylePr>
     <w:tblStylePr w:type="firstCol">
       <w:rPr>
+        <w:rFonts w:eastAsia="黑体"/>
         <w:b/>
         <w:bCs/>
       </w:rPr>
     </w:tblStylePr>
     <w:tblStylePr w:type="lastCol">
       <w:rPr>
+        <w:rFonts w:eastAsia="黑体"/>
         <w:b/>
         <w:bCs/>
       </w:rPr>
@@ -8498,6 +8860,7 @@
       <w:spacing w:after="0" w:line="240" w:lineRule="auto"/>
     </w:pPr>
     <w:rPr>
+      <w:rFonts w:eastAsia="黑体"/>
       <w:color w:themeColor="text1" w:val="000000"/>
     </w:rPr>
     <w:tblPr>
@@ -8517,7 +8880,7 @@
     </w:tblPr>
     <w:tblStylePr w:type="firstRow">
       <w:rPr>
-        <w:rFonts w:asciiTheme="majorHAnsi" w:cstheme="majorBidi" w:eastAsiaTheme="majorEastAsia" w:hAnsiTheme="majorHAnsi"/>
+        <w:rFonts w:asciiTheme="majorHAnsi" w:cstheme="majorBidi" w:hAnsiTheme="majorHAnsi" w:eastAsia="黑体"/>
       </w:rPr>
       <w:tblPr/>
       <w:tcPr>
@@ -8529,6 +8892,7 @@
     </w:tblStylePr>
     <w:tblStylePr w:type="lastRow">
       <w:rPr>
+        <w:rFonts w:eastAsia="黑体"/>
         <w:b/>
         <w:bCs/>
         <w:color w:themeColor="text2" w:val="1F497D"/>
@@ -8543,12 +8907,14 @@
     </w:tblStylePr>
     <w:tblStylePr w:type="firstCol">
       <w:rPr>
+        <w:rFonts w:eastAsia="黑体"/>
         <w:b/>
         <w:bCs/>
       </w:rPr>
     </w:tblStylePr>
     <w:tblStylePr w:type="lastCol">
       <w:rPr>
+        <w:rFonts w:eastAsia="黑体"/>
         <w:b/>
         <w:bCs/>
       </w:rPr>
@@ -8582,6 +8948,7 @@
       <w:spacing w:after="0" w:line="240" w:lineRule="auto"/>
     </w:pPr>
     <w:rPr>
+      <w:rFonts w:eastAsia="黑体"/>
       <w:color w:themeColor="text1" w:val="000000"/>
     </w:rPr>
     <w:tblPr>
@@ -8601,7 +8968,7 @@
     </w:tblPr>
     <w:tblStylePr w:type="firstRow">
       <w:rPr>
-        <w:rFonts w:asciiTheme="majorHAnsi" w:cstheme="majorBidi" w:eastAsiaTheme="majorEastAsia" w:hAnsiTheme="majorHAnsi"/>
+        <w:rFonts w:asciiTheme="majorHAnsi" w:cstheme="majorBidi" w:hAnsiTheme="majorHAnsi" w:eastAsia="黑体"/>
       </w:rPr>
       <w:tblPr/>
       <w:tcPr>
@@ -8613,6 +8980,7 @@
     </w:tblStylePr>
     <w:tblStylePr w:type="lastRow">
       <w:rPr>
+        <w:rFonts w:eastAsia="黑体"/>
         <w:b/>
         <w:bCs/>
         <w:color w:themeColor="text2" w:val="1F497D"/>
@@ -8627,12 +8995,14 @@
     </w:tblStylePr>
     <w:tblStylePr w:type="firstCol">
       <w:rPr>
+        <w:rFonts w:eastAsia="黑体"/>
         <w:b/>
         <w:bCs/>
       </w:rPr>
     </w:tblStylePr>
     <w:tblStylePr w:type="lastCol">
       <w:rPr>
+        <w:rFonts w:eastAsia="黑体"/>
         <w:b/>
         <w:bCs/>
       </w:rPr>
@@ -8666,6 +9036,7 @@
       <w:spacing w:after="0" w:line="240" w:lineRule="auto"/>
     </w:pPr>
     <w:rPr>
+      <w:rFonts w:eastAsia="黑体"/>
       <w:color w:themeColor="text1" w:val="000000"/>
     </w:rPr>
     <w:tblPr>
@@ -8685,7 +9056,7 @@
     </w:tblPr>
     <w:tblStylePr w:type="firstRow">
       <w:rPr>
-        <w:rFonts w:asciiTheme="majorHAnsi" w:cstheme="majorBidi" w:eastAsiaTheme="majorEastAsia" w:hAnsiTheme="majorHAnsi"/>
+        <w:rFonts w:asciiTheme="majorHAnsi" w:cstheme="majorBidi" w:hAnsiTheme="majorHAnsi" w:eastAsia="黑体"/>
       </w:rPr>
       <w:tblPr/>
       <w:tcPr>
@@ -8697,6 +9068,7 @@
     </w:tblStylePr>
     <w:tblStylePr w:type="lastRow">
       <w:rPr>
+        <w:rFonts w:eastAsia="黑体"/>
         <w:b/>
         <w:bCs/>
         <w:color w:themeColor="text2" w:val="1F497D"/>
@@ -8711,12 +9083,14 @@
     </w:tblStylePr>
     <w:tblStylePr w:type="firstCol">
       <w:rPr>
+        <w:rFonts w:eastAsia="黑体"/>
         <w:b/>
         <w:bCs/>
       </w:rPr>
     </w:tblStylePr>
     <w:tblStylePr w:type="lastCol">
       <w:rPr>
+        <w:rFonts w:eastAsia="黑体"/>
         <w:b/>
         <w:bCs/>
       </w:rPr>
@@ -8750,6 +9124,7 @@
       <w:spacing w:after="0" w:line="240" w:lineRule="auto"/>
     </w:pPr>
     <w:rPr>
+      <w:rFonts w:eastAsia="黑体"/>
       <w:color w:themeColor="text1" w:val="000000"/>
     </w:rPr>
     <w:tblPr>
@@ -8769,7 +9144,7 @@
     </w:tblPr>
     <w:tblStylePr w:type="firstRow">
       <w:rPr>
-        <w:rFonts w:asciiTheme="majorHAnsi" w:cstheme="majorBidi" w:eastAsiaTheme="majorEastAsia" w:hAnsiTheme="majorHAnsi"/>
+        <w:rFonts w:asciiTheme="majorHAnsi" w:cstheme="majorBidi" w:hAnsiTheme="majorHAnsi" w:eastAsia="黑体"/>
       </w:rPr>
       <w:tblPr/>
       <w:tcPr>
@@ -8781,6 +9156,7 @@
     </w:tblStylePr>
     <w:tblStylePr w:type="lastRow">
       <w:rPr>
+        <w:rFonts w:eastAsia="黑体"/>
         <w:b/>
         <w:bCs/>
         <w:color w:themeColor="text2" w:val="1F497D"/>
@@ -8795,12 +9171,14 @@
     </w:tblStylePr>
     <w:tblStylePr w:type="firstCol">
       <w:rPr>
+        <w:rFonts w:eastAsia="黑体"/>
         <w:b/>
         <w:bCs/>
       </w:rPr>
     </w:tblStylePr>
     <w:tblStylePr w:type="lastCol">
       <w:rPr>
+        <w:rFonts w:eastAsia="黑体"/>
         <w:b/>
         <w:bCs/>
       </w:rPr>
@@ -8834,6 +9212,7 @@
       <w:spacing w:after="0" w:line="240" w:lineRule="auto"/>
     </w:pPr>
     <w:rPr>
+      <w:rFonts w:eastAsia="黑体"/>
       <w:color w:themeColor="text1" w:val="000000"/>
     </w:rPr>
     <w:tblPr>
@@ -8853,7 +9232,7 @@
     </w:tblPr>
     <w:tblStylePr w:type="firstRow">
       <w:rPr>
-        <w:rFonts w:asciiTheme="majorHAnsi" w:cstheme="majorBidi" w:eastAsiaTheme="majorEastAsia" w:hAnsiTheme="majorHAnsi"/>
+        <w:rFonts w:asciiTheme="majorHAnsi" w:cstheme="majorBidi" w:hAnsiTheme="majorHAnsi" w:eastAsia="黑体"/>
       </w:rPr>
       <w:tblPr/>
       <w:tcPr>
@@ -8865,6 +9244,7 @@
     </w:tblStylePr>
     <w:tblStylePr w:type="lastRow">
       <w:rPr>
+        <w:rFonts w:eastAsia="黑体"/>
         <w:b/>
         <w:bCs/>
         <w:color w:themeColor="text2" w:val="1F497D"/>
@@ -8879,12 +9259,14 @@
     </w:tblStylePr>
     <w:tblStylePr w:type="firstCol">
       <w:rPr>
+        <w:rFonts w:eastAsia="黑体"/>
         <w:b/>
         <w:bCs/>
       </w:rPr>
     </w:tblStylePr>
     <w:tblStylePr w:type="lastCol">
       <w:rPr>
+        <w:rFonts w:eastAsia="黑体"/>
         <w:b/>
         <w:bCs/>
       </w:rPr>
@@ -8918,6 +9300,7 @@
       <w:spacing w:after="0" w:line="240" w:lineRule="auto"/>
     </w:pPr>
     <w:rPr>
+      <w:rFonts w:eastAsia="黑体"/>
       <w:color w:themeColor="text1" w:val="000000"/>
     </w:rPr>
     <w:tblPr>
@@ -8937,7 +9320,7 @@
     </w:tblPr>
     <w:tblStylePr w:type="firstRow">
       <w:rPr>
-        <w:rFonts w:asciiTheme="majorHAnsi" w:cstheme="majorBidi" w:eastAsiaTheme="majorEastAsia" w:hAnsiTheme="majorHAnsi"/>
+        <w:rFonts w:asciiTheme="majorHAnsi" w:cstheme="majorBidi" w:hAnsiTheme="majorHAnsi" w:eastAsia="黑体"/>
       </w:rPr>
       <w:tblPr/>
       <w:tcPr>
@@ -8949,6 +9332,7 @@
     </w:tblStylePr>
     <w:tblStylePr w:type="lastRow">
       <w:rPr>
+        <w:rFonts w:eastAsia="黑体"/>
         <w:b/>
         <w:bCs/>
         <w:color w:themeColor="text2" w:val="1F497D"/>
@@ -8963,12 +9347,14 @@
     </w:tblStylePr>
     <w:tblStylePr w:type="firstCol">
       <w:rPr>
+        <w:rFonts w:eastAsia="黑体"/>
         <w:b/>
         <w:bCs/>
       </w:rPr>
     </w:tblStylePr>
     <w:tblStylePr w:type="lastCol">
       <w:rPr>
+        <w:rFonts w:eastAsia="黑体"/>
         <w:b/>
         <w:bCs/>
       </w:rPr>
@@ -9002,7 +9388,7 @@
       <w:spacing w:after="0" w:line="240" w:lineRule="auto"/>
     </w:pPr>
     <w:rPr>
-      <w:rFonts w:asciiTheme="majorHAnsi" w:cstheme="majorBidi" w:eastAsiaTheme="majorEastAsia" w:hAnsiTheme="majorHAnsi"/>
+      <w:rFonts w:asciiTheme="majorHAnsi" w:cstheme="majorBidi" w:hAnsiTheme="majorHAnsi" w:eastAsia="黑体"/>
       <w:color w:themeColor="text1" w:val="000000"/>
     </w:rPr>
     <w:tblPr>
@@ -9024,6 +9410,7 @@
     </w:tblPr>
     <w:tblStylePr w:type="firstRow">
       <w:rPr>
+        <w:rFonts w:eastAsia="黑体"/>
         <w:sz w:val="24"/>
         <w:szCs w:val="24"/>
       </w:rPr>
@@ -9130,7 +9517,7 @@
       <w:spacing w:after="0" w:line="240" w:lineRule="auto"/>
     </w:pPr>
     <w:rPr>
-      <w:rFonts w:asciiTheme="majorHAnsi" w:cstheme="majorBidi" w:eastAsiaTheme="majorEastAsia" w:hAnsiTheme="majorHAnsi"/>
+      <w:rFonts w:asciiTheme="majorHAnsi" w:cstheme="majorBidi" w:hAnsiTheme="majorHAnsi" w:eastAsia="黑体"/>
       <w:color w:themeColor="text1" w:val="000000"/>
     </w:rPr>
     <w:tblPr>
@@ -9152,6 +9539,7 @@
     </w:tblPr>
     <w:tblStylePr w:type="firstRow">
       <w:rPr>
+        <w:rFonts w:eastAsia="黑体"/>
         <w:sz w:val="24"/>
         <w:szCs w:val="24"/>
       </w:rPr>
@@ -9258,7 +9646,7 @@
       <w:spacing w:after="0" w:line="240" w:lineRule="auto"/>
     </w:pPr>
     <w:rPr>
-      <w:rFonts w:asciiTheme="majorHAnsi" w:cstheme="majorBidi" w:eastAsiaTheme="majorEastAsia" w:hAnsiTheme="majorHAnsi"/>
+      <w:rFonts w:asciiTheme="majorHAnsi" w:cstheme="majorBidi" w:hAnsiTheme="majorHAnsi" w:eastAsia="黑体"/>
       <w:color w:themeColor="text1" w:val="000000"/>
     </w:rPr>
     <w:tblPr>
@@ -9280,6 +9668,7 @@
     </w:tblPr>
     <w:tblStylePr w:type="firstRow">
       <w:rPr>
+        <w:rFonts w:eastAsia="黑体"/>
         <w:sz w:val="24"/>
         <w:szCs w:val="24"/>
       </w:rPr>
@@ -9386,7 +9775,7 @@
       <w:spacing w:after="0" w:line="240" w:lineRule="auto"/>
     </w:pPr>
     <w:rPr>
-      <w:rFonts w:asciiTheme="majorHAnsi" w:cstheme="majorBidi" w:eastAsiaTheme="majorEastAsia" w:hAnsiTheme="majorHAnsi"/>
+      <w:rFonts w:asciiTheme="majorHAnsi" w:cstheme="majorBidi" w:hAnsiTheme="majorHAnsi" w:eastAsia="黑体"/>
       <w:color w:themeColor="text1" w:val="000000"/>
     </w:rPr>
     <w:tblPr>
@@ -9408,6 +9797,7 @@
     </w:tblPr>
     <w:tblStylePr w:type="firstRow">
       <w:rPr>
+        <w:rFonts w:eastAsia="黑体"/>
         <w:sz w:val="24"/>
         <w:szCs w:val="24"/>
       </w:rPr>
@@ -9514,7 +9904,7 @@
       <w:spacing w:after="0" w:line="240" w:lineRule="auto"/>
     </w:pPr>
     <w:rPr>
-      <w:rFonts w:asciiTheme="majorHAnsi" w:cstheme="majorBidi" w:eastAsiaTheme="majorEastAsia" w:hAnsiTheme="majorHAnsi"/>
+      <w:rFonts w:asciiTheme="majorHAnsi" w:cstheme="majorBidi" w:hAnsiTheme="majorHAnsi" w:eastAsia="黑体"/>
       <w:color w:themeColor="text1" w:val="000000"/>
     </w:rPr>
     <w:tblPr>
@@ -9536,6 +9926,7 @@
     </w:tblPr>
     <w:tblStylePr w:type="firstRow">
       <w:rPr>
+        <w:rFonts w:eastAsia="黑体"/>
         <w:sz w:val="24"/>
         <w:szCs w:val="24"/>
       </w:rPr>
@@ -9642,7 +10033,7 @@
       <w:spacing w:after="0" w:line="240" w:lineRule="auto"/>
     </w:pPr>
     <w:rPr>
-      <w:rFonts w:asciiTheme="majorHAnsi" w:cstheme="majorBidi" w:eastAsiaTheme="majorEastAsia" w:hAnsiTheme="majorHAnsi"/>
+      <w:rFonts w:asciiTheme="majorHAnsi" w:cstheme="majorBidi" w:hAnsiTheme="majorHAnsi" w:eastAsia="黑体"/>
       <w:color w:themeColor="text1" w:val="000000"/>
     </w:rPr>
     <w:tblPr>
@@ -9664,6 +10055,7 @@
     </w:tblPr>
     <w:tblStylePr w:type="firstRow">
       <w:rPr>
+        <w:rFonts w:eastAsia="黑体"/>
         <w:sz w:val="24"/>
         <w:szCs w:val="24"/>
       </w:rPr>
@@ -9770,7 +10162,7 @@
       <w:spacing w:after="0" w:line="240" w:lineRule="auto"/>
     </w:pPr>
     <w:rPr>
-      <w:rFonts w:asciiTheme="majorHAnsi" w:cstheme="majorBidi" w:eastAsiaTheme="majorEastAsia" w:hAnsiTheme="majorHAnsi"/>
+      <w:rFonts w:asciiTheme="majorHAnsi" w:cstheme="majorBidi" w:hAnsiTheme="majorHAnsi" w:eastAsia="黑体"/>
       <w:color w:themeColor="text1" w:val="000000"/>
     </w:rPr>
     <w:tblPr>
@@ -9792,6 +10184,7 @@
     </w:tblPr>
     <w:tblStylePr w:type="firstRow">
       <w:rPr>
+        <w:rFonts w:eastAsia="黑体"/>
         <w:sz w:val="24"/>
         <w:szCs w:val="24"/>
       </w:rPr>
@@ -9921,12 +10314,14 @@
     </w:tcPr>
     <w:tblStylePr w:type="firstRow">
       <w:rPr>
+        <w:rFonts w:eastAsia="黑体"/>
         <w:b/>
         <w:bCs/>
       </w:rPr>
     </w:tblStylePr>
     <w:tblStylePr w:type="lastRow">
       <w:rPr>
+        <w:rFonts w:eastAsia="黑体"/>
         <w:b/>
         <w:bCs/>
       </w:rPr>
@@ -9939,12 +10334,14 @@
     </w:tblStylePr>
     <w:tblStylePr w:type="firstCol">
       <w:rPr>
+        <w:rFonts w:eastAsia="黑体"/>
         <w:b/>
         <w:bCs/>
       </w:rPr>
     </w:tblStylePr>
     <w:tblStylePr w:type="lastCol">
       <w:rPr>
+        <w:rFonts w:eastAsia="黑体"/>
         <w:b/>
         <w:bCs/>
       </w:rPr>
@@ -9994,12 +10391,14 @@
     </w:tcPr>
     <w:tblStylePr w:type="firstRow">
       <w:rPr>
+        <w:rFonts w:eastAsia="黑体"/>
         <w:b/>
         <w:bCs/>
       </w:rPr>
     </w:tblStylePr>
     <w:tblStylePr w:type="lastRow">
       <w:rPr>
+        <w:rFonts w:eastAsia="黑体"/>
         <w:b/>
         <w:bCs/>
       </w:rPr>
@@ -10012,12 +10411,14 @@
     </w:tblStylePr>
     <w:tblStylePr w:type="firstCol">
       <w:rPr>
+        <w:rFonts w:eastAsia="黑体"/>
         <w:b/>
         <w:bCs/>
       </w:rPr>
     </w:tblStylePr>
     <w:tblStylePr w:type="lastCol">
       <w:rPr>
+        <w:rFonts w:eastAsia="黑体"/>
         <w:b/>
         <w:bCs/>
       </w:rPr>
@@ -10067,12 +10468,14 @@
     </w:tcPr>
     <w:tblStylePr w:type="firstRow">
       <w:rPr>
+        <w:rFonts w:eastAsia="黑体"/>
         <w:b/>
         <w:bCs/>
       </w:rPr>
     </w:tblStylePr>
     <w:tblStylePr w:type="lastRow">
       <w:rPr>
+        <w:rFonts w:eastAsia="黑体"/>
         <w:b/>
         <w:bCs/>
       </w:rPr>
@@ -10085,12 +10488,14 @@
     </w:tblStylePr>
     <w:tblStylePr w:type="firstCol">
       <w:rPr>
+        <w:rFonts w:eastAsia="黑体"/>
         <w:b/>
         <w:bCs/>
       </w:rPr>
     </w:tblStylePr>
     <w:tblStylePr w:type="lastCol">
       <w:rPr>
+        <w:rFonts w:eastAsia="黑体"/>
         <w:b/>
         <w:bCs/>
       </w:rPr>
@@ -10140,12 +10545,14 @@
     </w:tcPr>
     <w:tblStylePr w:type="firstRow">
       <w:rPr>
+        <w:rFonts w:eastAsia="黑体"/>
         <w:b/>
         <w:bCs/>
       </w:rPr>
     </w:tblStylePr>
     <w:tblStylePr w:type="lastRow">
       <w:rPr>
+        <w:rFonts w:eastAsia="黑体"/>
         <w:b/>
         <w:bCs/>
       </w:rPr>
@@ -10158,12 +10565,14 @@
     </w:tblStylePr>
     <w:tblStylePr w:type="firstCol">
       <w:rPr>
+        <w:rFonts w:eastAsia="黑体"/>
         <w:b/>
         <w:bCs/>
       </w:rPr>
     </w:tblStylePr>
     <w:tblStylePr w:type="lastCol">
       <w:rPr>
+        <w:rFonts w:eastAsia="黑体"/>
         <w:b/>
         <w:bCs/>
       </w:rPr>
@@ -10213,12 +10622,14 @@
     </w:tcPr>
     <w:tblStylePr w:type="firstRow">
       <w:rPr>
+        <w:rFonts w:eastAsia="黑体"/>
         <w:b/>
         <w:bCs/>
       </w:rPr>
     </w:tblStylePr>
     <w:tblStylePr w:type="lastRow">
       <w:rPr>
+        <w:rFonts w:eastAsia="黑体"/>
         <w:b/>
         <w:bCs/>
       </w:rPr>
@@ -10231,12 +10642,14 @@
     </w:tblStylePr>
     <w:tblStylePr w:type="firstCol">
       <w:rPr>
+        <w:rFonts w:eastAsia="黑体"/>
         <w:b/>
         <w:bCs/>
       </w:rPr>
     </w:tblStylePr>
     <w:tblStylePr w:type="lastCol">
       <w:rPr>
+        <w:rFonts w:eastAsia="黑体"/>
         <w:b/>
         <w:bCs/>
       </w:rPr>
@@ -10286,12 +10699,14 @@
     </w:tcPr>
     <w:tblStylePr w:type="firstRow">
       <w:rPr>
+        <w:rFonts w:eastAsia="黑体"/>
         <w:b/>
         <w:bCs/>
       </w:rPr>
     </w:tblStylePr>
     <w:tblStylePr w:type="lastRow">
       <w:rPr>
+        <w:rFonts w:eastAsia="黑体"/>
         <w:b/>
         <w:bCs/>
       </w:rPr>
@@ -10304,12 +10719,14 @@
     </w:tblStylePr>
     <w:tblStylePr w:type="firstCol">
       <w:rPr>
+        <w:rFonts w:eastAsia="黑体"/>
         <w:b/>
         <w:bCs/>
       </w:rPr>
     </w:tblStylePr>
     <w:tblStylePr w:type="lastCol">
       <w:rPr>
+        <w:rFonts w:eastAsia="黑体"/>
         <w:b/>
         <w:bCs/>
       </w:rPr>
@@ -10359,12 +10776,14 @@
     </w:tcPr>
     <w:tblStylePr w:type="firstRow">
       <w:rPr>
+        <w:rFonts w:eastAsia="黑体"/>
         <w:b/>
         <w:bCs/>
       </w:rPr>
     </w:tblStylePr>
     <w:tblStylePr w:type="lastRow">
       <w:rPr>
+        <w:rFonts w:eastAsia="黑体"/>
         <w:b/>
         <w:bCs/>
       </w:rPr>
@@ -10377,12 +10796,14 @@
     </w:tblStylePr>
     <w:tblStylePr w:type="firstCol">
       <w:rPr>
+        <w:rFonts w:eastAsia="黑体"/>
         <w:b/>
         <w:bCs/>
       </w:rPr>
     </w:tblStylePr>
     <w:tblStylePr w:type="lastCol">
       <w:rPr>
+        <w:rFonts w:eastAsia="黑体"/>
         <w:b/>
         <w:bCs/>
       </w:rPr>
@@ -10409,7 +10830,7 @@
       <w:spacing w:after="0" w:line="240" w:lineRule="auto"/>
     </w:pPr>
     <w:rPr>
-      <w:rFonts w:asciiTheme="majorHAnsi" w:cstheme="majorBidi" w:eastAsiaTheme="majorEastAsia" w:hAnsiTheme="majorHAnsi"/>
+      <w:rFonts w:asciiTheme="majorHAnsi" w:cstheme="majorBidi" w:hAnsiTheme="majorHAnsi" w:eastAsia="黑体"/>
       <w:color w:themeColor="text1" w:val="000000"/>
     </w:rPr>
     <w:tblPr>
@@ -10436,6 +10857,7 @@
     </w:tcPr>
     <w:tblStylePr w:type="firstRow">
       <w:rPr>
+        <w:rFonts w:eastAsia="黑体"/>
         <w:b/>
         <w:bCs/>
         <w:color w:themeColor="text1" w:val="000000"/>
@@ -10447,6 +10869,7 @@
     </w:tblStylePr>
     <w:tblStylePr w:type="lastRow">
       <w:rPr>
+        <w:rFonts w:eastAsia="黑体"/>
         <w:b/>
         <w:bCs/>
         <w:color w:themeColor="text1" w:val="000000"/>
@@ -10466,6 +10889,7 @@
     </w:tblStylePr>
     <w:tblStylePr w:type="firstCol">
       <w:rPr>
+        <w:rFonts w:eastAsia="黑体"/>
         <w:b/>
         <w:bCs/>
         <w:color w:themeColor="text1" w:val="000000"/>
@@ -10485,6 +10909,7 @@
     </w:tblStylePr>
     <w:tblStylePr w:type="lastCol">
       <w:rPr>
+        <w:rFonts w:eastAsia="黑体"/>
         <w:b w:val="0"/>
         <w:bCs w:val="0"/>
         <w:color w:themeColor="text1" w:val="000000"/>
@@ -10534,7 +10959,7 @@
       <w:spacing w:after="0" w:line="240" w:lineRule="auto"/>
     </w:pPr>
     <w:rPr>
-      <w:rFonts w:asciiTheme="majorHAnsi" w:cstheme="majorBidi" w:eastAsiaTheme="majorEastAsia" w:hAnsiTheme="majorHAnsi"/>
+      <w:rFonts w:asciiTheme="majorHAnsi" w:cstheme="majorBidi" w:hAnsiTheme="majorHAnsi" w:eastAsia="黑体"/>
       <w:color w:themeColor="text1" w:val="000000"/>
     </w:rPr>
     <w:tblPr>
@@ -10561,6 +10986,7 @@
     </w:tcPr>
     <w:tblStylePr w:type="firstRow">
       <w:rPr>
+        <w:rFonts w:eastAsia="黑体"/>
         <w:b/>
         <w:bCs/>
         <w:color w:themeColor="text1" w:val="000000"/>
@@ -10572,6 +10998,7 @@
     </w:tblStylePr>
     <w:tblStylePr w:type="lastRow">
       <w:rPr>
+        <w:rFonts w:eastAsia="黑体"/>
         <w:b/>
         <w:bCs/>
         <w:color w:themeColor="text1" w:val="000000"/>
@@ -10591,6 +11018,7 @@
     </w:tblStylePr>
     <w:tblStylePr w:type="firstCol">
       <w:rPr>
+        <w:rFonts w:eastAsia="黑体"/>
         <w:b/>
         <w:bCs/>
         <w:color w:themeColor="text1" w:val="000000"/>
@@ -10610,6 +11038,7 @@
     </w:tblStylePr>
     <w:tblStylePr w:type="lastCol">
       <w:rPr>
+        <w:rFonts w:eastAsia="黑体"/>
         <w:b w:val="0"/>
         <w:bCs w:val="0"/>
         <w:color w:themeColor="text1" w:val="000000"/>
@@ -10659,7 +11088,7 @@
       <w:spacing w:after="0" w:line="240" w:lineRule="auto"/>
     </w:pPr>
     <w:rPr>
-      <w:rFonts w:asciiTheme="majorHAnsi" w:cstheme="majorBidi" w:eastAsiaTheme="majorEastAsia" w:hAnsiTheme="majorHAnsi"/>
+      <w:rFonts w:asciiTheme="majorHAnsi" w:cstheme="majorBidi" w:hAnsiTheme="majorHAnsi" w:eastAsia="黑体"/>
       <w:color w:themeColor="text1" w:val="000000"/>
     </w:rPr>
     <w:tblPr>
@@ -10686,6 +11115,7 @@
     </w:tcPr>
     <w:tblStylePr w:type="firstRow">
       <w:rPr>
+        <w:rFonts w:eastAsia="黑体"/>
         <w:b/>
         <w:bCs/>
         <w:color w:themeColor="text1" w:val="000000"/>
@@ -10697,6 +11127,7 @@
     </w:tblStylePr>
     <w:tblStylePr w:type="lastRow">
       <w:rPr>
+        <w:rFonts w:eastAsia="黑体"/>
         <w:b/>
         <w:bCs/>
         <w:color w:themeColor="text1" w:val="000000"/>
@@ -10716,6 +11147,7 @@
     </w:tblStylePr>
     <w:tblStylePr w:type="firstCol">
       <w:rPr>
+        <w:rFonts w:eastAsia="黑体"/>
         <w:b/>
         <w:bCs/>
         <w:color w:themeColor="text1" w:val="000000"/>
@@ -10735,6 +11167,7 @@
     </w:tblStylePr>
     <w:tblStylePr w:type="lastCol">
       <w:rPr>
+        <w:rFonts w:eastAsia="黑体"/>
         <w:b w:val="0"/>
         <w:bCs w:val="0"/>
         <w:color w:themeColor="text1" w:val="000000"/>
@@ -10784,7 +11217,7 @@
       <w:spacing w:after="0" w:line="240" w:lineRule="auto"/>
     </w:pPr>
     <w:rPr>
-      <w:rFonts w:asciiTheme="majorHAnsi" w:cstheme="majorBidi" w:eastAsiaTheme="majorEastAsia" w:hAnsiTheme="majorHAnsi"/>
+      <w:rFonts w:asciiTheme="majorHAnsi" w:cstheme="majorBidi" w:hAnsiTheme="majorHAnsi" w:eastAsia="黑体"/>
       <w:color w:themeColor="text1" w:val="000000"/>
     </w:rPr>
     <w:tblPr>
@@ -10811,6 +11244,7 @@
     </w:tcPr>
     <w:tblStylePr w:type="firstRow">
       <w:rPr>
+        <w:rFonts w:eastAsia="黑体"/>
         <w:b/>
         <w:bCs/>
         <w:color w:themeColor="text1" w:val="000000"/>
@@ -10822,6 +11256,7 @@
     </w:tblStylePr>
     <w:tblStylePr w:type="lastRow">
       <w:rPr>
+        <w:rFonts w:eastAsia="黑体"/>
         <w:b/>
         <w:bCs/>
         <w:color w:themeColor="text1" w:val="000000"/>
@@ -10841,6 +11276,7 @@
     </w:tblStylePr>
     <w:tblStylePr w:type="firstCol">
       <w:rPr>
+        <w:rFonts w:eastAsia="黑体"/>
         <w:b/>
         <w:bCs/>
         <w:color w:themeColor="text1" w:val="000000"/>
@@ -10860,6 +11296,7 @@
     </w:tblStylePr>
     <w:tblStylePr w:type="lastCol">
       <w:rPr>
+        <w:rFonts w:eastAsia="黑体"/>
         <w:b w:val="0"/>
         <w:bCs w:val="0"/>
         <w:color w:themeColor="text1" w:val="000000"/>
@@ -10909,7 +11346,7 @@
       <w:spacing w:after="0" w:line="240" w:lineRule="auto"/>
     </w:pPr>
     <w:rPr>
-      <w:rFonts w:asciiTheme="majorHAnsi" w:cstheme="majorBidi" w:eastAsiaTheme="majorEastAsia" w:hAnsiTheme="majorHAnsi"/>
+      <w:rFonts w:asciiTheme="majorHAnsi" w:cstheme="majorBidi" w:hAnsiTheme="majorHAnsi" w:eastAsia="黑体"/>
       <w:color w:themeColor="text1" w:val="000000"/>
     </w:rPr>
     <w:tblPr>
@@ -10936,6 +11373,7 @@
     </w:tcPr>
     <w:tblStylePr w:type="firstRow">
       <w:rPr>
+        <w:rFonts w:eastAsia="黑体"/>
         <w:b/>
         <w:bCs/>
         <w:color w:themeColor="text1" w:val="000000"/>
@@ -10947,6 +11385,7 @@
     </w:tblStylePr>
     <w:tblStylePr w:type="lastRow">
       <w:rPr>
+        <w:rFonts w:eastAsia="黑体"/>
         <w:b/>
         <w:bCs/>
         <w:color w:themeColor="text1" w:val="000000"/>
@@ -10966,6 +11405,7 @@
     </w:tblStylePr>
     <w:tblStylePr w:type="firstCol">
       <w:rPr>
+        <w:rFonts w:eastAsia="黑体"/>
         <w:b/>
         <w:bCs/>
         <w:color w:themeColor="text1" w:val="000000"/>
@@ -10985,6 +11425,7 @@
     </w:tblStylePr>
     <w:tblStylePr w:type="lastCol">
       <w:rPr>
+        <w:rFonts w:eastAsia="黑体"/>
         <w:b w:val="0"/>
         <w:bCs w:val="0"/>
         <w:color w:themeColor="text1" w:val="000000"/>
@@ -11034,7 +11475,7 @@
       <w:spacing w:after="0" w:line="240" w:lineRule="auto"/>
     </w:pPr>
     <w:rPr>
-      <w:rFonts w:asciiTheme="majorHAnsi" w:cstheme="majorBidi" w:eastAsiaTheme="majorEastAsia" w:hAnsiTheme="majorHAnsi"/>
+      <w:rFonts w:asciiTheme="majorHAnsi" w:cstheme="majorBidi" w:hAnsiTheme="majorHAnsi" w:eastAsia="黑体"/>
       <w:color w:themeColor="text1" w:val="000000"/>
     </w:rPr>
     <w:tblPr>
@@ -11061,6 +11502,7 @@
     </w:tcPr>
     <w:tblStylePr w:type="firstRow">
       <w:rPr>
+        <w:rFonts w:eastAsia="黑体"/>
         <w:b/>
         <w:bCs/>
         <w:color w:themeColor="text1" w:val="000000"/>
@@ -11072,6 +11514,7 @@
     </w:tblStylePr>
     <w:tblStylePr w:type="lastRow">
       <w:rPr>
+        <w:rFonts w:eastAsia="黑体"/>
         <w:b/>
         <w:bCs/>
         <w:color w:themeColor="text1" w:val="000000"/>
@@ -11091,6 +11534,7 @@
     </w:tblStylePr>
     <w:tblStylePr w:type="firstCol">
       <w:rPr>
+        <w:rFonts w:eastAsia="黑体"/>
         <w:b/>
         <w:bCs/>
         <w:color w:themeColor="text1" w:val="000000"/>
@@ -11110,6 +11554,7 @@
     </w:tblStylePr>
     <w:tblStylePr w:type="lastCol">
       <w:rPr>
+        <w:rFonts w:eastAsia="黑体"/>
         <w:b w:val="0"/>
         <w:bCs w:val="0"/>
         <w:color w:themeColor="text1" w:val="000000"/>
@@ -11159,7 +11604,7 @@
       <w:spacing w:after="0" w:line="240" w:lineRule="auto"/>
     </w:pPr>
     <w:rPr>
-      <w:rFonts w:asciiTheme="majorHAnsi" w:cstheme="majorBidi" w:eastAsiaTheme="majorEastAsia" w:hAnsiTheme="majorHAnsi"/>
+      <w:rFonts w:asciiTheme="majorHAnsi" w:cstheme="majorBidi" w:hAnsiTheme="majorHAnsi" w:eastAsia="黑体"/>
       <w:color w:themeColor="text1" w:val="000000"/>
     </w:rPr>
     <w:tblPr>
@@ -11186,6 +11631,7 @@
     </w:tcPr>
     <w:tblStylePr w:type="firstRow">
       <w:rPr>
+        <w:rFonts w:eastAsia="黑体"/>
         <w:b/>
         <w:bCs/>
         <w:color w:themeColor="text1" w:val="000000"/>
@@ -11197,6 +11643,7 @@
     </w:tblStylePr>
     <w:tblStylePr w:type="lastRow">
       <w:rPr>
+        <w:rFonts w:eastAsia="黑体"/>
         <w:b/>
         <w:bCs/>
         <w:color w:themeColor="text1" w:val="000000"/>
@@ -11216,6 +11663,7 @@
     </w:tblStylePr>
     <w:tblStylePr w:type="firstCol">
       <w:rPr>
+        <w:rFonts w:eastAsia="黑体"/>
         <w:b/>
         <w:bCs/>
         <w:color w:themeColor="text1" w:val="000000"/>
@@ -11235,6 +11683,7 @@
     </w:tblStylePr>
     <w:tblStylePr w:type="lastCol">
       <w:rPr>
+        <w:rFonts w:eastAsia="黑体"/>
         <w:b w:val="0"/>
         <w:bCs w:val="0"/>
         <w:color w:themeColor="text1" w:val="000000"/>
@@ -11307,6 +11756,7 @@
     </w:tcPr>
     <w:tblStylePr w:type="firstRow">
       <w:rPr>
+        <w:rFonts w:eastAsia="黑体"/>
         <w:b/>
         <w:bCs/>
         <w:i w:val="0"/>
@@ -11328,6 +11778,7 @@
     </w:tblStylePr>
     <w:tblStylePr w:type="lastRow">
       <w:rPr>
+        <w:rFonts w:eastAsia="黑体"/>
         <w:b/>
         <w:bCs/>
         <w:i w:val="0"/>
@@ -11349,6 +11800,7 @@
     </w:tblStylePr>
     <w:tblStylePr w:type="firstCol">
       <w:rPr>
+        <w:rFonts w:eastAsia="黑体"/>
         <w:b/>
         <w:bCs/>
         <w:i w:val="0"/>
@@ -11368,6 +11820,7 @@
     </w:tblStylePr>
     <w:tblStylePr w:type="lastCol">
       <w:rPr>
+        <w:rFonts w:eastAsia="黑体"/>
         <w:b/>
         <w:bCs/>
         <w:i w:val="0"/>
@@ -11448,6 +11901,7 @@
     </w:tcPr>
     <w:tblStylePr w:type="firstRow">
       <w:rPr>
+        <w:rFonts w:eastAsia="黑体"/>
         <w:b/>
         <w:bCs/>
         <w:i w:val="0"/>
@@ -11469,6 +11923,7 @@
     </w:tblStylePr>
     <w:tblStylePr w:type="lastRow">
       <w:rPr>
+        <w:rFonts w:eastAsia="黑体"/>
         <w:b/>
         <w:bCs/>
         <w:i w:val="0"/>
@@ -11490,6 +11945,7 @@
     </w:tblStylePr>
     <w:tblStylePr w:type="firstCol">
       <w:rPr>
+        <w:rFonts w:eastAsia="黑体"/>
         <w:b/>
         <w:bCs/>
         <w:i w:val="0"/>
@@ -11509,6 +11965,7 @@
     </w:tblStylePr>
     <w:tblStylePr w:type="lastCol">
       <w:rPr>
+        <w:rFonts w:eastAsia="黑体"/>
         <w:b/>
         <w:bCs/>
         <w:i w:val="0"/>
@@ -11589,6 +12046,7 @@
     </w:tcPr>
     <w:tblStylePr w:type="firstRow">
       <w:rPr>
+        <w:rFonts w:eastAsia="黑体"/>
         <w:b/>
         <w:bCs/>
         <w:i w:val="0"/>
@@ -11610,6 +12068,7 @@
     </w:tblStylePr>
     <w:tblStylePr w:type="lastRow">
       <w:rPr>
+        <w:rFonts w:eastAsia="黑体"/>
         <w:b/>
         <w:bCs/>
         <w:i w:val="0"/>
@@ -11631,6 +12090,7 @@
     </w:tblStylePr>
     <w:tblStylePr w:type="firstCol">
       <w:rPr>
+        <w:rFonts w:eastAsia="黑体"/>
         <w:b/>
         <w:bCs/>
         <w:i w:val="0"/>
@@ -11650,6 +12110,7 @@
     </w:tblStylePr>
     <w:tblStylePr w:type="lastCol">
       <w:rPr>
+        <w:rFonts w:eastAsia="黑体"/>
         <w:b/>
         <w:bCs/>
         <w:i w:val="0"/>
@@ -11730,6 +12191,7 @@
     </w:tcPr>
     <w:tblStylePr w:type="firstRow">
       <w:rPr>
+        <w:rFonts w:eastAsia="黑体"/>
         <w:b/>
         <w:bCs/>
         <w:i w:val="0"/>
@@ -11751,6 +12213,7 @@
     </w:tblStylePr>
     <w:tblStylePr w:type="lastRow">
       <w:rPr>
+        <w:rFonts w:eastAsia="黑体"/>
         <w:b/>
         <w:bCs/>
         <w:i w:val="0"/>
@@ -11772,6 +12235,7 @@
     </w:tblStylePr>
     <w:tblStylePr w:type="firstCol">
       <w:rPr>
+        <w:rFonts w:eastAsia="黑体"/>
         <w:b/>
         <w:bCs/>
         <w:i w:val="0"/>
@@ -11791,6 +12255,7 @@
     </w:tblStylePr>
     <w:tblStylePr w:type="lastCol">
       <w:rPr>
+        <w:rFonts w:eastAsia="黑体"/>
         <w:b/>
         <w:bCs/>
         <w:i w:val="0"/>
@@ -11871,6 +12336,7 @@
     </w:tcPr>
     <w:tblStylePr w:type="firstRow">
       <w:rPr>
+        <w:rFonts w:eastAsia="黑体"/>
         <w:b/>
         <w:bCs/>
         <w:i w:val="0"/>
@@ -11892,6 +12358,7 @@
     </w:tblStylePr>
     <w:tblStylePr w:type="lastRow">
       <w:rPr>
+        <w:rFonts w:eastAsia="黑体"/>
         <w:b/>
         <w:bCs/>
         <w:i w:val="0"/>
@@ -11913,6 +12380,7 @@
     </w:tblStylePr>
     <w:tblStylePr w:type="firstCol">
       <w:rPr>
+        <w:rFonts w:eastAsia="黑体"/>
         <w:b/>
         <w:bCs/>
         <w:i w:val="0"/>
@@ -11932,6 +12400,7 @@
     </w:tblStylePr>
     <w:tblStylePr w:type="lastCol">
       <w:rPr>
+        <w:rFonts w:eastAsia="黑体"/>
         <w:b/>
         <w:bCs/>
         <w:i w:val="0"/>
@@ -12012,6 +12481,7 @@
     </w:tcPr>
     <w:tblStylePr w:type="firstRow">
       <w:rPr>
+        <w:rFonts w:eastAsia="黑体"/>
         <w:b/>
         <w:bCs/>
         <w:i w:val="0"/>
@@ -12033,6 +12503,7 @@
     </w:tblStylePr>
     <w:tblStylePr w:type="lastRow">
       <w:rPr>
+        <w:rFonts w:eastAsia="黑体"/>
         <w:b/>
         <w:bCs/>
         <w:i w:val="0"/>
@@ -12054,6 +12525,7 @@
     </w:tblStylePr>
     <w:tblStylePr w:type="firstCol">
       <w:rPr>
+        <w:rFonts w:eastAsia="黑体"/>
         <w:b/>
         <w:bCs/>
         <w:i w:val="0"/>
@@ -12073,6 +12545,7 @@
     </w:tblStylePr>
     <w:tblStylePr w:type="lastCol">
       <w:rPr>
+        <w:rFonts w:eastAsia="黑体"/>
         <w:b/>
         <w:bCs/>
         <w:i w:val="0"/>
@@ -12153,6 +12626,7 @@
     </w:tcPr>
     <w:tblStylePr w:type="firstRow">
       <w:rPr>
+        <w:rFonts w:eastAsia="黑体"/>
         <w:b/>
         <w:bCs/>
         <w:i w:val="0"/>
@@ -12174,6 +12648,7 @@
     </w:tblStylePr>
     <w:tblStylePr w:type="lastRow">
       <w:rPr>
+        <w:rFonts w:eastAsia="黑体"/>
         <w:b/>
         <w:bCs/>
         <w:i w:val="0"/>
@@ -12195,6 +12670,7 @@
     </w:tblStylePr>
     <w:tblStylePr w:type="firstCol">
       <w:rPr>
+        <w:rFonts w:eastAsia="黑体"/>
         <w:b/>
         <w:bCs/>
         <w:i w:val="0"/>
@@ -12214,6 +12690,7 @@
     </w:tblStylePr>
     <w:tblStylePr w:type="lastCol">
       <w:rPr>
+        <w:rFonts w:eastAsia="黑体"/>
         <w:b/>
         <w:bCs/>
         <w:i w:val="0"/>
@@ -12271,6 +12748,7 @@
       <w:spacing w:after="0" w:line="240" w:lineRule="auto"/>
     </w:pPr>
     <w:rPr>
+      <w:rFonts w:eastAsia="黑体"/>
       <w:color w:themeColor="background1" w:val="FFFFFF"/>
     </w:rPr>
     <w:tblPr>
@@ -12289,6 +12767,7 @@
     </w:tcPr>
     <w:tblStylePr w:type="firstRow">
       <w:rPr>
+        <w:rFonts w:eastAsia="黑体"/>
         <w:b/>
         <w:bCs/>
       </w:rPr>
@@ -12385,6 +12864,7 @@
       <w:spacing w:after="0" w:line="240" w:lineRule="auto"/>
     </w:pPr>
     <w:rPr>
+      <w:rFonts w:eastAsia="黑体"/>
       <w:color w:themeColor="background1" w:val="FFFFFF"/>
     </w:rPr>
     <w:tblPr>
@@ -12403,6 +12883,7 @@
     </w:tcPr>
     <w:tblStylePr w:type="firstRow">
       <w:rPr>
+        <w:rFonts w:eastAsia="黑体"/>
         <w:b/>
         <w:bCs/>
       </w:rPr>
@@ -12499,6 +12980,7 @@
       <w:spacing w:after="0" w:line="240" w:lineRule="auto"/>
     </w:pPr>
     <w:rPr>
+      <w:rFonts w:eastAsia="黑体"/>
       <w:color w:themeColor="background1" w:val="FFFFFF"/>
     </w:rPr>
     <w:tblPr>
@@ -12517,6 +12999,7 @@
     </w:tcPr>
     <w:tblStylePr w:type="firstRow">
       <w:rPr>
+        <w:rFonts w:eastAsia="黑体"/>
         <w:b/>
         <w:bCs/>
       </w:rPr>
@@ -12613,6 +13096,7 @@
       <w:spacing w:after="0" w:line="240" w:lineRule="auto"/>
     </w:pPr>
     <w:rPr>
+      <w:rFonts w:eastAsia="黑体"/>
       <w:color w:themeColor="background1" w:val="FFFFFF"/>
     </w:rPr>
     <w:tblPr>
@@ -12631,6 +13115,7 @@
     </w:tcPr>
     <w:tblStylePr w:type="firstRow">
       <w:rPr>
+        <w:rFonts w:eastAsia="黑体"/>
         <w:b/>
         <w:bCs/>
       </w:rPr>
@@ -12727,6 +13212,7 @@
       <w:spacing w:after="0" w:line="240" w:lineRule="auto"/>
     </w:pPr>
     <w:rPr>
+      <w:rFonts w:eastAsia="黑体"/>
       <w:color w:themeColor="background1" w:val="FFFFFF"/>
     </w:rPr>
     <w:tblPr>
@@ -12745,6 +13231,7 @@
     </w:tcPr>
     <w:tblStylePr w:type="firstRow">
       <w:rPr>
+        <w:rFonts w:eastAsia="黑体"/>
         <w:b/>
         <w:bCs/>
       </w:rPr>
@@ -12841,6 +13328,7 @@
       <w:spacing w:after="0" w:line="240" w:lineRule="auto"/>
     </w:pPr>
     <w:rPr>
+      <w:rFonts w:eastAsia="黑体"/>
       <w:color w:themeColor="background1" w:val="FFFFFF"/>
     </w:rPr>
     <w:tblPr>
@@ -12859,6 +13347,7 @@
     </w:tcPr>
     <w:tblStylePr w:type="firstRow">
       <w:rPr>
+        <w:rFonts w:eastAsia="黑体"/>
         <w:b/>
         <w:bCs/>
       </w:rPr>
@@ -12955,6 +13444,7 @@
       <w:spacing w:after="0" w:line="240" w:lineRule="auto"/>
     </w:pPr>
     <w:rPr>
+      <w:rFonts w:eastAsia="黑体"/>
       <w:color w:themeColor="background1" w:val="FFFFFF"/>
     </w:rPr>
     <w:tblPr>
@@ -12973,6 +13463,7 @@
     </w:tcPr>
     <w:tblStylePr w:type="firstRow">
       <w:rPr>
+        <w:rFonts w:eastAsia="黑体"/>
         <w:b/>
         <w:bCs/>
       </w:rPr>
@@ -13069,6 +13560,7 @@
       <w:spacing w:after="0" w:line="240" w:lineRule="auto"/>
     </w:pPr>
     <w:rPr>
+      <w:rFonts w:eastAsia="黑体"/>
       <w:color w:themeColor="text1" w:val="000000"/>
     </w:rPr>
     <w:tblPr>
@@ -13095,6 +13587,7 @@
     </w:tcPr>
     <w:tblStylePr w:type="firstRow">
       <w:rPr>
+        <w:rFonts w:eastAsia="黑体"/>
         <w:b/>
         <w:bCs/>
       </w:rPr>
@@ -13113,6 +13606,7 @@
     </w:tblStylePr>
     <w:tblStylePr w:type="lastRow">
       <w:rPr>
+        <w:rFonts w:eastAsia="黑体"/>
         <w:b/>
         <w:bCs/>
         <w:color w:themeColor="background1" w:val="FFFFFF"/>
@@ -13127,6 +13621,7 @@
     </w:tblStylePr>
     <w:tblStylePr w:type="firstCol">
       <w:rPr>
+        <w:rFonts w:eastAsia="黑体"/>
         <w:color w:themeColor="background1" w:val="FFFFFF"/>
       </w:rPr>
       <w:tblPr/>
@@ -13144,6 +13639,7 @@
     </w:tblStylePr>
     <w:tblStylePr w:type="lastCol">
       <w:rPr>
+        <w:rFonts w:eastAsia="黑体"/>
         <w:color w:themeColor="background1" w:val="FFFFFF"/>
       </w:rPr>
       <w:tblPr/>
@@ -13173,11 +13669,13 @@
     </w:tblStylePr>
     <w:tblStylePr w:type="neCell">
       <w:rPr>
+        <w:rFonts w:eastAsia="黑体"/>
         <w:color w:themeColor="text1" w:val="000000"/>
       </w:rPr>
     </w:tblStylePr>
     <w:tblStylePr w:type="nwCell">
       <w:rPr>
+        <w:rFonts w:eastAsia="黑体"/>
         <w:color w:themeColor="text1" w:val="000000"/>
       </w:rPr>
     </w:tblStylePr>
@@ -13191,6 +13689,7 @@
       <w:spacing w:after="0" w:line="240" w:lineRule="auto"/>
     </w:pPr>
     <w:rPr>
+      <w:rFonts w:eastAsia="黑体"/>
       <w:color w:themeColor="text1" w:val="000000"/>
     </w:rPr>
     <w:tblPr>
@@ -13217,6 +13716,7 @@
     </w:tcPr>
     <w:tblStylePr w:type="firstRow">
       <w:rPr>
+        <w:rFonts w:eastAsia="黑体"/>
         <w:b/>
         <w:bCs/>
       </w:rPr>
@@ -13235,6 +13735,7 @@
     </w:tblStylePr>
     <w:tblStylePr w:type="lastRow">
       <w:rPr>
+        <w:rFonts w:eastAsia="黑体"/>
         <w:b/>
         <w:bCs/>
         <w:color w:themeColor="background1" w:val="FFFFFF"/>
@@ -13249,6 +13750,7 @@
     </w:tblStylePr>
     <w:tblStylePr w:type="firstCol">
       <w:rPr>
+        <w:rFonts w:eastAsia="黑体"/>
         <w:color w:themeColor="background1" w:val="FFFFFF"/>
       </w:rPr>
       <w:tblPr/>
@@ -13266,6 +13768,7 @@
     </w:tblStylePr>
     <w:tblStylePr w:type="lastCol">
       <w:rPr>
+        <w:rFonts w:eastAsia="黑体"/>
         <w:color w:themeColor="background1" w:val="FFFFFF"/>
       </w:rPr>
       <w:tblPr/>
@@ -13295,11 +13798,13 @@
     </w:tblStylePr>
     <w:tblStylePr w:type="neCell">
       <w:rPr>
+        <w:rFonts w:eastAsia="黑体"/>
         <w:color w:themeColor="text1" w:val="000000"/>
       </w:rPr>
     </w:tblStylePr>
     <w:tblStylePr w:type="nwCell">
       <w:rPr>
+        <w:rFonts w:eastAsia="黑体"/>
         <w:color w:themeColor="text1" w:val="000000"/>
       </w:rPr>
     </w:tblStylePr>
@@ -13313,6 +13818,7 @@
       <w:spacing w:after="0" w:line="240" w:lineRule="auto"/>
     </w:pPr>
     <w:rPr>
+      <w:rFonts w:eastAsia="黑体"/>
       <w:color w:themeColor="text1" w:val="000000"/>
     </w:rPr>
     <w:tblPr>
@@ -13339,6 +13845,7 @@
     </w:tcPr>
     <w:tblStylePr w:type="firstRow">
       <w:rPr>
+        <w:rFonts w:eastAsia="黑体"/>
         <w:b/>
         <w:bCs/>
       </w:rPr>
@@ -13357,6 +13864,7 @@
     </w:tblStylePr>
     <w:tblStylePr w:type="lastRow">
       <w:rPr>
+        <w:rFonts w:eastAsia="黑体"/>
         <w:b/>
         <w:bCs/>
         <w:color w:themeColor="background1" w:val="FFFFFF"/>
@@ -13371,6 +13879,7 @@
     </w:tblStylePr>
     <w:tblStylePr w:type="firstCol">
       <w:rPr>
+        <w:rFonts w:eastAsia="黑体"/>
         <w:color w:themeColor="background1" w:val="FFFFFF"/>
       </w:rPr>
       <w:tblPr/>
@@ -13388,6 +13897,7 @@
     </w:tblStylePr>
     <w:tblStylePr w:type="lastCol">
       <w:rPr>
+        <w:rFonts w:eastAsia="黑体"/>
         <w:color w:themeColor="background1" w:val="FFFFFF"/>
       </w:rPr>
       <w:tblPr/>
@@ -13417,11 +13927,13 @@
     </w:tblStylePr>
     <w:tblStylePr w:type="neCell">
       <w:rPr>
+        <w:rFonts w:eastAsia="黑体"/>
         <w:color w:themeColor="text1" w:val="000000"/>
       </w:rPr>
     </w:tblStylePr>
     <w:tblStylePr w:type="nwCell">
       <w:rPr>
+        <w:rFonts w:eastAsia="黑体"/>
         <w:color w:themeColor="text1" w:val="000000"/>
       </w:rPr>
     </w:tblStylePr>
@@ -13435,6 +13947,7 @@
       <w:spacing w:after="0" w:line="240" w:lineRule="auto"/>
     </w:pPr>
     <w:rPr>
+      <w:rFonts w:eastAsia="黑体"/>
       <w:color w:themeColor="text1" w:val="000000"/>
     </w:rPr>
     <w:tblPr>
@@ -13461,6 +13974,7 @@
     </w:tcPr>
     <w:tblStylePr w:type="firstRow">
       <w:rPr>
+        <w:rFonts w:eastAsia="黑体"/>
         <w:b/>
         <w:bCs/>
       </w:rPr>
@@ -13479,6 +13993,7 @@
     </w:tblStylePr>
     <w:tblStylePr w:type="lastRow">
       <w:rPr>
+        <w:rFonts w:eastAsia="黑体"/>
         <w:b/>
         <w:bCs/>
         <w:color w:themeColor="background1" w:val="FFFFFF"/>
@@ -13493,6 +14008,7 @@
     </w:tblStylePr>
     <w:tblStylePr w:type="firstCol">
       <w:rPr>
+        <w:rFonts w:eastAsia="黑体"/>
         <w:color w:themeColor="background1" w:val="FFFFFF"/>
       </w:rPr>
       <w:tblPr/>
@@ -13510,6 +14026,7 @@
     </w:tblStylePr>
     <w:tblStylePr w:type="lastCol">
       <w:rPr>
+        <w:rFonts w:eastAsia="黑体"/>
         <w:color w:themeColor="background1" w:val="FFFFFF"/>
       </w:rPr>
       <w:tblPr/>
@@ -13547,6 +14064,7 @@
       <w:spacing w:after="0" w:line="240" w:lineRule="auto"/>
     </w:pPr>
     <w:rPr>
+      <w:rFonts w:eastAsia="黑体"/>
       <w:color w:themeColor="text1" w:val="000000"/>
     </w:rPr>
     <w:tblPr>
@@ -13573,6 +14091,7 @@
     </w:tcPr>
     <w:tblStylePr w:type="firstRow">
       <w:rPr>
+        <w:rFonts w:eastAsia="黑体"/>
         <w:b/>
         <w:bCs/>
       </w:rPr>
@@ -13591,6 +14110,7 @@
     </w:tblStylePr>
     <w:tblStylePr w:type="lastRow">
       <w:rPr>
+        <w:rFonts w:eastAsia="黑体"/>
         <w:b/>
         <w:bCs/>
         <w:color w:themeColor="background1" w:val="FFFFFF"/>
@@ -13605,6 +14125,7 @@
     </w:tblStylePr>
     <w:tblStylePr w:type="firstCol">
       <w:rPr>
+        <w:rFonts w:eastAsia="黑体"/>
         <w:color w:themeColor="background1" w:val="FFFFFF"/>
       </w:rPr>
       <w:tblPr/>
@@ -13622,6 +14143,7 @@
     </w:tblStylePr>
     <w:tblStylePr w:type="lastCol">
       <w:rPr>
+        <w:rFonts w:eastAsia="黑体"/>
         <w:color w:themeColor="background1" w:val="FFFFFF"/>
       </w:rPr>
       <w:tblPr/>
@@ -13651,11 +14173,13 @@
     </w:tblStylePr>
     <w:tblStylePr w:type="neCell">
       <w:rPr>
+        <w:rFonts w:eastAsia="黑体"/>
         <w:color w:themeColor="text1" w:val="000000"/>
       </w:rPr>
     </w:tblStylePr>
     <w:tblStylePr w:type="nwCell">
       <w:rPr>
+        <w:rFonts w:eastAsia="黑体"/>
         <w:color w:themeColor="text1" w:val="000000"/>
       </w:rPr>
     </w:tblStylePr>
@@ -13669,6 +14193,7 @@
       <w:spacing w:after="0" w:line="240" w:lineRule="auto"/>
     </w:pPr>
     <w:rPr>
+      <w:rFonts w:eastAsia="黑体"/>
       <w:color w:themeColor="text1" w:val="000000"/>
     </w:rPr>
     <w:tblPr>
@@ -13695,6 +14220,7 @@
     </w:tcPr>
     <w:tblStylePr w:type="firstRow">
       <w:rPr>
+        <w:rFonts w:eastAsia="黑体"/>
         <w:b/>
         <w:bCs/>
       </w:rPr>
@@ -13713,6 +14239,7 @@
     </w:tblStylePr>
     <w:tblStylePr w:type="lastRow">
       <w:rPr>
+        <w:rFonts w:eastAsia="黑体"/>
         <w:b/>
         <w:bCs/>
         <w:color w:themeColor="background1" w:val="FFFFFF"/>
@@ -13727,6 +14254,7 @@
     </w:tblStylePr>
     <w:tblStylePr w:type="firstCol">
       <w:rPr>
+        <w:rFonts w:eastAsia="黑体"/>
         <w:color w:themeColor="background1" w:val="FFFFFF"/>
       </w:rPr>
       <w:tblPr/>
@@ -13744,6 +14272,7 @@
     </w:tblStylePr>
     <w:tblStylePr w:type="lastCol">
       <w:rPr>
+        <w:rFonts w:eastAsia="黑体"/>
         <w:color w:themeColor="background1" w:val="FFFFFF"/>
       </w:rPr>
       <w:tblPr/>
@@ -13773,11 +14302,13 @@
     </w:tblStylePr>
     <w:tblStylePr w:type="neCell">
       <w:rPr>
+        <w:rFonts w:eastAsia="黑体"/>
         <w:color w:themeColor="text1" w:val="000000"/>
       </w:rPr>
     </w:tblStylePr>
     <w:tblStylePr w:type="nwCell">
       <w:rPr>
+        <w:rFonts w:eastAsia="黑体"/>
         <w:color w:themeColor="text1" w:val="000000"/>
       </w:rPr>
     </w:tblStylePr>
@@ -13791,6 +14322,7 @@
       <w:spacing w:after="0" w:line="240" w:lineRule="auto"/>
     </w:pPr>
     <w:rPr>
+      <w:rFonts w:eastAsia="黑体"/>
       <w:color w:themeColor="text1" w:val="000000"/>
     </w:rPr>
     <w:tblPr>
@@ -13817,6 +14349,7 @@
     </w:tcPr>
     <w:tblStylePr w:type="firstRow">
       <w:rPr>
+        <w:rFonts w:eastAsia="黑体"/>
         <w:b/>
         <w:bCs/>
       </w:rPr>
@@ -13835,6 +14368,7 @@
     </w:tblStylePr>
     <w:tblStylePr w:type="lastRow">
       <w:rPr>
+        <w:rFonts w:eastAsia="黑体"/>
         <w:b/>
         <w:bCs/>
         <w:color w:themeColor="background1" w:val="FFFFFF"/>
@@ -13849,6 +14383,7 @@
     </w:tblStylePr>
     <w:tblStylePr w:type="firstCol">
       <w:rPr>
+        <w:rFonts w:eastAsia="黑体"/>
         <w:color w:themeColor="background1" w:val="FFFFFF"/>
       </w:rPr>
       <w:tblPr/>
@@ -13866,6 +14401,7 @@
     </w:tblStylePr>
     <w:tblStylePr w:type="lastCol">
       <w:rPr>
+        <w:rFonts w:eastAsia="黑体"/>
         <w:color w:themeColor="background1" w:val="FFFFFF"/>
       </w:rPr>
       <w:tblPr/>
@@ -13895,11 +14431,13 @@
     </w:tblStylePr>
     <w:tblStylePr w:type="neCell">
       <w:rPr>
+        <w:rFonts w:eastAsia="黑体"/>
         <w:color w:themeColor="text1" w:val="000000"/>
       </w:rPr>
     </w:tblStylePr>
     <w:tblStylePr w:type="nwCell">
       <w:rPr>
+        <w:rFonts w:eastAsia="黑体"/>
         <w:color w:themeColor="text1" w:val="000000"/>
       </w:rPr>
     </w:tblStylePr>
@@ -13913,6 +14451,7 @@
       <w:spacing w:after="0" w:line="240" w:lineRule="auto"/>
     </w:pPr>
     <w:rPr>
+      <w:rFonts w:eastAsia="黑体"/>
       <w:color w:themeColor="text1" w:val="000000"/>
     </w:rPr>
     <w:tblPr>
@@ -13931,6 +14470,7 @@
     </w:tcPr>
     <w:tblStylePr w:type="firstRow">
       <w:rPr>
+        <w:rFonts w:eastAsia="黑体"/>
         <w:b/>
         <w:bCs/>
         <w:color w:themeColor="background1" w:val="FFFFFF"/>
@@ -13945,6 +14485,7 @@
     </w:tblStylePr>
     <w:tblStylePr w:type="lastRow">
       <w:rPr>
+        <w:rFonts w:eastAsia="黑体"/>
         <w:b/>
         <w:bCs/>
         <w:color w:themeColor="accent2" w:themeShade="CC" w:val="9E3A38"/>
@@ -13959,12 +14500,14 @@
     </w:tblStylePr>
     <w:tblStylePr w:type="firstCol">
       <w:rPr>
+        <w:rFonts w:eastAsia="黑体"/>
         <w:b/>
         <w:bCs/>
       </w:rPr>
     </w:tblStylePr>
     <w:tblStylePr w:type="lastCol">
       <w:rPr>
+        <w:rFonts w:eastAsia="黑体"/>
         <w:b/>
         <w:bCs/>
       </w:rPr>
@@ -13999,6 +14542,7 @@
       <w:spacing w:after="0" w:line="240" w:lineRule="auto"/>
     </w:pPr>
     <w:rPr>
+      <w:rFonts w:eastAsia="黑体"/>
       <w:color w:themeColor="text1" w:val="000000"/>
     </w:rPr>
     <w:tblPr>
@@ -14017,6 +14561,7 @@
     </w:tcPr>
     <w:tblStylePr w:type="firstRow">
       <w:rPr>
+        <w:rFonts w:eastAsia="黑体"/>
         <w:b/>
         <w:bCs/>
         <w:color w:themeColor="background1" w:val="FFFFFF"/>
@@ -14031,6 +14576,7 @@
     </w:tblStylePr>
     <w:tblStylePr w:type="lastRow">
       <w:rPr>
+        <w:rFonts w:eastAsia="黑体"/>
         <w:b/>
         <w:bCs/>
         <w:color w:themeColor="accent2" w:themeShade="CC" w:val="9E3A38"/>
@@ -14045,12 +14591,14 @@
     </w:tblStylePr>
     <w:tblStylePr w:type="firstCol">
       <w:rPr>
+        <w:rFonts w:eastAsia="黑体"/>
         <w:b/>
         <w:bCs/>
       </w:rPr>
     </w:tblStylePr>
     <w:tblStylePr w:type="lastCol">
       <w:rPr>
+        <w:rFonts w:eastAsia="黑体"/>
         <w:b/>
         <w:bCs/>
       </w:rPr>
@@ -14085,6 +14633,7 @@
       <w:spacing w:after="0" w:line="240" w:lineRule="auto"/>
     </w:pPr>
     <w:rPr>
+      <w:rFonts w:eastAsia="黑体"/>
       <w:color w:themeColor="text1" w:val="000000"/>
     </w:rPr>
     <w:tblPr>
@@ -14103,6 +14652,7 @@
     </w:tcPr>
     <w:tblStylePr w:type="firstRow">
       <w:rPr>
+        <w:rFonts w:eastAsia="黑体"/>
         <w:b/>
         <w:bCs/>
         <w:color w:themeColor="background1" w:val="FFFFFF"/>
@@ -14117,6 +14667,7 @@
     </w:tblStylePr>
     <w:tblStylePr w:type="lastRow">
       <w:rPr>
+        <w:rFonts w:eastAsia="黑体"/>
         <w:b/>
         <w:bCs/>
         <w:color w:themeColor="accent2" w:themeShade="CC" w:val="9E3A38"/>
@@ -14131,12 +14682,14 @@
     </w:tblStylePr>
     <w:tblStylePr w:type="firstCol">
       <w:rPr>
+        <w:rFonts w:eastAsia="黑体"/>
         <w:b/>
         <w:bCs/>
       </w:rPr>
     </w:tblStylePr>
     <w:tblStylePr w:type="lastCol">
       <w:rPr>
+        <w:rFonts w:eastAsia="黑体"/>
         <w:b/>
         <w:bCs/>
       </w:rPr>
@@ -14171,6 +14724,7 @@
       <w:spacing w:after="0" w:line="240" w:lineRule="auto"/>
     </w:pPr>
     <w:rPr>
+      <w:rFonts w:eastAsia="黑体"/>
       <w:color w:themeColor="text1" w:val="000000"/>
     </w:rPr>
     <w:tblPr>
@@ -14189,6 +14743,7 @@
     </w:tcPr>
     <w:tblStylePr w:type="firstRow">
       <w:rPr>
+        <w:rFonts w:eastAsia="黑体"/>
         <w:b/>
         <w:bCs/>
         <w:color w:themeColor="background1" w:val="FFFFFF"/>
@@ -14203,6 +14758,7 @@
     </w:tblStylePr>
     <w:tblStylePr w:type="lastRow">
       <w:rPr>
+        <w:rFonts w:eastAsia="黑体"/>
         <w:b/>
         <w:bCs/>
         <w:color w:themeColor="accent4" w:themeShade="CC" w:val="664E82"/>
@@ -14217,12 +14773,14 @@
     </w:tblStylePr>
     <w:tblStylePr w:type="firstCol">
       <w:rPr>
+        <w:rFonts w:eastAsia="黑体"/>
         <w:b/>
         <w:bCs/>
       </w:rPr>
     </w:tblStylePr>
     <w:tblStylePr w:type="lastCol">
       <w:rPr>
+        <w:rFonts w:eastAsia="黑体"/>
         <w:b/>
         <w:bCs/>
       </w:rPr>
@@ -14257,6 +14815,7 @@
       <w:spacing w:after="0" w:line="240" w:lineRule="auto"/>
     </w:pPr>
     <w:rPr>
+      <w:rFonts w:eastAsia="黑体"/>
       <w:color w:themeColor="text1" w:val="000000"/>
     </w:rPr>
     <w:tblPr>
@@ -14275,6 +14834,7 @@
     </w:tcPr>
     <w:tblStylePr w:type="firstRow">
       <w:rPr>
+        <w:rFonts w:eastAsia="黑体"/>
         <w:b/>
         <w:bCs/>
         <w:color w:themeColor="background1" w:val="FFFFFF"/>
@@ -14289,6 +14849,7 @@
     </w:tblStylePr>
     <w:tblStylePr w:type="lastRow">
       <w:rPr>
+        <w:rFonts w:eastAsia="黑体"/>
         <w:b/>
         <w:bCs/>
         <w:color w:themeColor="accent3" w:themeShade="CC" w:val="7E9C40"/>
@@ -14303,12 +14864,14 @@
     </w:tblStylePr>
     <w:tblStylePr w:type="firstCol">
       <w:rPr>
+        <w:rFonts w:eastAsia="黑体"/>
         <w:b/>
         <w:bCs/>
       </w:rPr>
     </w:tblStylePr>
     <w:tblStylePr w:type="lastCol">
       <w:rPr>
+        <w:rFonts w:eastAsia="黑体"/>
         <w:b/>
         <w:bCs/>
       </w:rPr>
@@ -14343,6 +14906,7 @@
       <w:spacing w:after="0" w:line="240" w:lineRule="auto"/>
     </w:pPr>
     <w:rPr>
+      <w:rFonts w:eastAsia="黑体"/>
       <w:color w:themeColor="text1" w:val="000000"/>
     </w:rPr>
     <w:tblPr>
@@ -14361,6 +14925,7 @@
     </w:tcPr>
     <w:tblStylePr w:type="firstRow">
       <w:rPr>
+        <w:rFonts w:eastAsia="黑体"/>
         <w:b/>
         <w:bCs/>
         <w:color w:themeColor="background1" w:val="FFFFFF"/>
@@ -14375,6 +14940,7 @@
     </w:tblStylePr>
     <w:tblStylePr w:type="lastRow">
       <w:rPr>
+        <w:rFonts w:eastAsia="黑体"/>
         <w:b/>
         <w:bCs/>
         <w:color w:themeColor="accent6" w:themeShade="CC" w:val="F2730A"/>
@@ -14389,12 +14955,14 @@
     </w:tblStylePr>
     <w:tblStylePr w:type="firstCol">
       <w:rPr>
+        <w:rFonts w:eastAsia="黑体"/>
         <w:b/>
         <w:bCs/>
       </w:rPr>
     </w:tblStylePr>
     <w:tblStylePr w:type="lastCol">
       <w:rPr>
+        <w:rFonts w:eastAsia="黑体"/>
         <w:b/>
         <w:bCs/>
       </w:rPr>
@@ -14429,6 +14997,7 @@
       <w:spacing w:after="0" w:line="240" w:lineRule="auto"/>
     </w:pPr>
     <w:rPr>
+      <w:rFonts w:eastAsia="黑体"/>
       <w:color w:themeColor="text1" w:val="000000"/>
     </w:rPr>
     <w:tblPr>
@@ -14447,6 +15016,7 @@
     </w:tcPr>
     <w:tblStylePr w:type="firstRow">
       <w:rPr>
+        <w:rFonts w:eastAsia="黑体"/>
         <w:b/>
         <w:bCs/>
         <w:color w:themeColor="background1" w:val="FFFFFF"/>
@@ -14461,6 +15031,7 @@
     </w:tblStylePr>
     <w:tblStylePr w:type="lastRow">
       <w:rPr>
+        <w:rFonts w:eastAsia="黑体"/>
         <w:b/>
         <w:bCs/>
         <w:color w:themeColor="accent5" w:themeShade="CC" w:val="348DA5"/>
@@ -14475,12 +15046,14 @@
     </w:tblStylePr>
     <w:tblStylePr w:type="firstCol">
       <w:rPr>
+        <w:rFonts w:eastAsia="黑体"/>
         <w:b/>
         <w:bCs/>
       </w:rPr>
     </w:tblStylePr>
     <w:tblStylePr w:type="lastCol">
       <w:rPr>
+        <w:rFonts w:eastAsia="黑体"/>
         <w:b/>
         <w:bCs/>
       </w:rPr>
@@ -14515,6 +15088,7 @@
       <w:spacing w:after="0" w:line="240" w:lineRule="auto"/>
     </w:pPr>
     <w:rPr>
+      <w:rFonts w:eastAsia="黑体"/>
       <w:color w:themeColor="text1" w:val="000000"/>
     </w:rPr>
     <w:tblPr>
@@ -14536,6 +15110,7 @@
     </w:tcPr>
     <w:tblStylePr w:type="firstRow">
       <w:rPr>
+        <w:rFonts w:eastAsia="黑体"/>
         <w:b/>
         <w:bCs/>
       </w:rPr>
@@ -14546,6 +15121,7 @@
     </w:tblStylePr>
     <w:tblStylePr w:type="lastRow">
       <w:rPr>
+        <w:rFonts w:eastAsia="黑体"/>
         <w:b/>
         <w:bCs/>
         <w:color w:themeColor="text1" w:val="000000"/>
@@ -14557,6 +15133,7 @@
     </w:tblStylePr>
     <w:tblStylePr w:type="firstCol">
       <w:rPr>
+        <w:rFonts w:eastAsia="黑体"/>
         <w:color w:themeColor="background1" w:val="FFFFFF"/>
       </w:rPr>
       <w:tblPr/>
@@ -14566,6 +15143,7 @@
     </w:tblStylePr>
     <w:tblStylePr w:type="lastCol">
       <w:rPr>
+        <w:rFonts w:eastAsia="黑体"/>
         <w:color w:themeColor="background1" w:val="FFFFFF"/>
       </w:rPr>
       <w:tblPr/>
@@ -14595,6 +15173,7 @@
       <w:spacing w:after="0" w:line="240" w:lineRule="auto"/>
     </w:pPr>
     <w:rPr>
+      <w:rFonts w:eastAsia="黑体"/>
       <w:color w:themeColor="text1" w:val="000000"/>
     </w:rPr>
     <w:tblPr>
@@ -14616,6 +15195,7 @@
     </w:tcPr>
     <w:tblStylePr w:type="firstRow">
       <w:rPr>
+        <w:rFonts w:eastAsia="黑体"/>
         <w:b/>
         <w:bCs/>
       </w:rPr>
@@ -14626,6 +15206,7 @@
     </w:tblStylePr>
     <w:tblStylePr w:type="lastRow">
       <w:rPr>
+        <w:rFonts w:eastAsia="黑体"/>
         <w:b/>
         <w:bCs/>
         <w:color w:themeColor="text1" w:val="000000"/>
@@ -14637,6 +15218,7 @@
     </w:tblStylePr>
     <w:tblStylePr w:type="firstCol">
       <w:rPr>
+        <w:rFonts w:eastAsia="黑体"/>
         <w:color w:themeColor="background1" w:val="FFFFFF"/>
       </w:rPr>
       <w:tblPr/>
@@ -14646,6 +15228,7 @@
     </w:tblStylePr>
     <w:tblStylePr w:type="lastCol">
       <w:rPr>
+        <w:rFonts w:eastAsia="黑体"/>
         <w:color w:themeColor="background1" w:val="FFFFFF"/>
       </w:rPr>
       <w:tblPr/>
@@ -14675,6 +15258,7 @@
       <w:spacing w:after="0" w:line="240" w:lineRule="auto"/>
     </w:pPr>
     <w:rPr>
+      <w:rFonts w:eastAsia="黑体"/>
       <w:color w:themeColor="text1" w:val="000000"/>
     </w:rPr>
     <w:tblPr>
@@ -14696,6 +15280,7 @@
     </w:tcPr>
     <w:tblStylePr w:type="firstRow">
       <w:rPr>
+        <w:rFonts w:eastAsia="黑体"/>
         <w:b/>
         <w:bCs/>
       </w:rPr>
@@ -14706,6 +15291,7 @@
     </w:tblStylePr>
     <w:tblStylePr w:type="lastRow">
       <w:rPr>
+        <w:rFonts w:eastAsia="黑体"/>
         <w:b/>
         <w:bCs/>
         <w:color w:themeColor="text1" w:val="000000"/>
@@ -14717,6 +15303,7 @@
     </w:tblStylePr>
     <w:tblStylePr w:type="firstCol">
       <w:rPr>
+        <w:rFonts w:eastAsia="黑体"/>
         <w:color w:themeColor="background1" w:val="FFFFFF"/>
       </w:rPr>
       <w:tblPr/>
@@ -14726,6 +15313,7 @@
     </w:tblStylePr>
     <w:tblStylePr w:type="lastCol">
       <w:rPr>
+        <w:rFonts w:eastAsia="黑体"/>
         <w:color w:themeColor="background1" w:val="FFFFFF"/>
       </w:rPr>
       <w:tblPr/>
@@ -14755,6 +15343,7 @@
       <w:spacing w:after="0" w:line="240" w:lineRule="auto"/>
     </w:pPr>
     <w:rPr>
+      <w:rFonts w:eastAsia="黑体"/>
       <w:color w:themeColor="text1" w:val="000000"/>
     </w:rPr>
     <w:tblPr>
@@ -14776,6 +15365,7 @@
     </w:tcPr>
     <w:tblStylePr w:type="firstRow">
       <w:rPr>
+        <w:rFonts w:eastAsia="黑体"/>
         <w:b/>
         <w:bCs/>
       </w:rPr>
@@ -14786,6 +15376,7 @@
     </w:tblStylePr>
     <w:tblStylePr w:type="lastRow">
       <w:rPr>
+        <w:rFonts w:eastAsia="黑体"/>
         <w:b/>
         <w:bCs/>
         <w:color w:themeColor="text1" w:val="000000"/>
@@ -14797,6 +15388,7 @@
     </w:tblStylePr>
     <w:tblStylePr w:type="firstCol">
       <w:rPr>
+        <w:rFonts w:eastAsia="黑体"/>
         <w:color w:themeColor="background1" w:val="FFFFFF"/>
       </w:rPr>
       <w:tblPr/>
@@ -14806,6 +15398,7 @@
     </w:tblStylePr>
     <w:tblStylePr w:type="lastCol">
       <w:rPr>
+        <w:rFonts w:eastAsia="黑体"/>
         <w:color w:themeColor="background1" w:val="FFFFFF"/>
       </w:rPr>
       <w:tblPr/>
@@ -14835,6 +15428,7 @@
       <w:spacing w:after="0" w:line="240" w:lineRule="auto"/>
     </w:pPr>
     <w:rPr>
+      <w:rFonts w:eastAsia="黑体"/>
       <w:color w:themeColor="text1" w:val="000000"/>
     </w:rPr>
     <w:tblPr>
@@ -14856,6 +15450,7 @@
     </w:tcPr>
     <w:tblStylePr w:type="firstRow">
       <w:rPr>
+        <w:rFonts w:eastAsia="黑体"/>
         <w:b/>
         <w:bCs/>
       </w:rPr>
@@ -14866,6 +15461,7 @@
     </w:tblStylePr>
     <w:tblStylePr w:type="lastRow">
       <w:rPr>
+        <w:rFonts w:eastAsia="黑体"/>
         <w:b/>
         <w:bCs/>
         <w:color w:themeColor="text1" w:val="000000"/>
@@ -14877,6 +15473,7 @@
     </w:tblStylePr>
     <w:tblStylePr w:type="firstCol">
       <w:rPr>
+        <w:rFonts w:eastAsia="黑体"/>
         <w:color w:themeColor="background1" w:val="FFFFFF"/>
       </w:rPr>
       <w:tblPr/>
@@ -14886,6 +15483,7 @@
     </w:tblStylePr>
     <w:tblStylePr w:type="lastCol">
       <w:rPr>
+        <w:rFonts w:eastAsia="黑体"/>
         <w:color w:themeColor="background1" w:val="FFFFFF"/>
       </w:rPr>
       <w:tblPr/>
@@ -14915,6 +15513,7 @@
       <w:spacing w:after="0" w:line="240" w:lineRule="auto"/>
     </w:pPr>
     <w:rPr>
+      <w:rFonts w:eastAsia="黑体"/>
       <w:color w:themeColor="text1" w:val="000000"/>
     </w:rPr>
     <w:tblPr>
@@ -14936,6 +15535,7 @@
     </w:tcPr>
     <w:tblStylePr w:type="firstRow">
       <w:rPr>
+        <w:rFonts w:eastAsia="黑体"/>
         <w:b/>
         <w:bCs/>
       </w:rPr>
@@ -14946,6 +15546,7 @@
     </w:tblStylePr>
     <w:tblStylePr w:type="lastRow">
       <w:rPr>
+        <w:rFonts w:eastAsia="黑体"/>
         <w:b/>
         <w:bCs/>
         <w:color w:themeColor="text1" w:val="000000"/>
@@ -14957,6 +15558,7 @@
     </w:tblStylePr>
     <w:tblStylePr w:type="firstCol">
       <w:rPr>
+        <w:rFonts w:eastAsia="黑体"/>
         <w:color w:themeColor="background1" w:val="FFFFFF"/>
       </w:rPr>
       <w:tblPr/>
@@ -14966,6 +15568,7 @@
     </w:tblStylePr>
     <w:tblStylePr w:type="lastCol">
       <w:rPr>
+        <w:rFonts w:eastAsia="黑体"/>
         <w:color w:themeColor="background1" w:val="FFFFFF"/>
       </w:rPr>
       <w:tblPr/>
@@ -14995,6 +15598,7 @@
       <w:spacing w:after="0" w:line="240" w:lineRule="auto"/>
     </w:pPr>
     <w:rPr>
+      <w:rFonts w:eastAsia="黑体"/>
       <w:color w:themeColor="text1" w:val="000000"/>
     </w:rPr>
     <w:tblPr>
@@ -15016,6 +15620,7 @@
     </w:tcPr>
     <w:tblStylePr w:type="firstRow">
       <w:rPr>
+        <w:rFonts w:eastAsia="黑体"/>
         <w:b/>
         <w:bCs/>
       </w:rPr>
@@ -15026,6 +15631,7 @@
     </w:tblStylePr>
     <w:tblStylePr w:type="lastRow">
       <w:rPr>
+        <w:rFonts w:eastAsia="黑体"/>
         <w:b/>
         <w:bCs/>
         <w:color w:themeColor="text1" w:val="000000"/>
@@ -15037,6 +15643,7 @@
     </w:tblStylePr>
     <w:tblStylePr w:type="firstCol">
       <w:rPr>
+        <w:rFonts w:eastAsia="黑体"/>
         <w:color w:themeColor="background1" w:val="FFFFFF"/>
       </w:rPr>
       <w:tblPr/>
@@ -15046,6 +15653,7 @@
     </w:tblStylePr>
     <w:tblStylePr w:type="lastCol">
       <w:rPr>
+        <w:rFonts w:eastAsia="黑体"/>
         <w:color w:themeColor="background1" w:val="FFFFFF"/>
       </w:rPr>
       <w:tblPr/>
@@ -15078,6 +15686,7 @@
     <w:name w:val="KeywordTok"/>
     <w:basedOn w:val="VerbatimChar"/>
     <w:rPr>
+      <w:rFonts w:eastAsia="黑体"/>
       <w:b/>
       <w:color w:val="007020"/>
     </w:rPr>
@@ -15086,6 +15695,7 @@
     <w:name w:val="DataTypeTok"/>
     <w:basedOn w:val="VerbatimChar"/>
     <w:rPr>
+      <w:rFonts w:eastAsia="黑体"/>
       <w:color w:val="902000"/>
     </w:rPr>
   </w:style>
@@ -15093,6 +15703,7 @@
     <w:name w:val="DecValTok"/>
     <w:basedOn w:val="VerbatimChar"/>
     <w:rPr>
+      <w:rFonts w:eastAsia="黑体"/>
       <w:color w:val="40a070"/>
     </w:rPr>
   </w:style>
@@ -15100,6 +15711,7 @@
     <w:name w:val="BaseNTok"/>
     <w:basedOn w:val="VerbatimChar"/>
     <w:rPr>
+      <w:rFonts w:eastAsia="黑体"/>
       <w:color w:val="40a070"/>
     </w:rPr>
   </w:style>
@@ -15107,6 +15719,7 @@
     <w:name w:val="FloatTok"/>
     <w:basedOn w:val="VerbatimChar"/>
     <w:rPr>
+      <w:rFonts w:eastAsia="黑体"/>
       <w:color w:val="40a070"/>
     </w:rPr>
   </w:style>
@@ -15114,6 +15727,7 @@
     <w:name w:val="ConstantTok"/>
     <w:basedOn w:val="VerbatimChar"/>
     <w:rPr>
+      <w:rFonts w:eastAsia="黑体"/>
       <w:color w:val="880000"/>
     </w:rPr>
   </w:style>
@@ -15121,6 +15735,7 @@
     <w:name w:val="CharTok"/>
     <w:basedOn w:val="VerbatimChar"/>
     <w:rPr>
+      <w:rFonts w:eastAsia="黑体"/>
       <w:color w:val="4070a0"/>
     </w:rPr>
   </w:style>
@@ -15128,6 +15743,7 @@
     <w:name w:val="SpecialCharTok"/>
     <w:basedOn w:val="VerbatimChar"/>
     <w:rPr>
+      <w:rFonts w:eastAsia="黑体"/>
       <w:color w:val="4070a0"/>
     </w:rPr>
   </w:style>
@@ -15135,6 +15751,7 @@
     <w:name w:val="StringTok"/>
     <w:basedOn w:val="VerbatimChar"/>
     <w:rPr>
+      <w:rFonts w:eastAsia="黑体"/>
       <w:color w:val="4070a0"/>
     </w:rPr>
   </w:style>
@@ -15142,6 +15759,7 @@
     <w:name w:val="VerbatimStringTok"/>
     <w:basedOn w:val="VerbatimChar"/>
     <w:rPr>
+      <w:rFonts w:eastAsia="黑体"/>
       <w:color w:val="4070a0"/>
     </w:rPr>
   </w:style>
@@ -15149,6 +15767,7 @@
     <w:name w:val="SpecialStringTok"/>
     <w:basedOn w:val="VerbatimChar"/>
     <w:rPr>
+      <w:rFonts w:eastAsia="黑体"/>
       <w:color w:val="bb6688"/>
     </w:rPr>
   </w:style>
@@ -15156,6 +15775,7 @@
     <w:name w:val="ImportTok"/>
     <w:basedOn w:val="VerbatimChar"/>
     <w:rPr>
+      <w:rFonts w:eastAsia="黑体"/>
       <w:b/>
       <w:color w:val="008000"/>
     </w:rPr>
@@ -15164,6 +15784,7 @@
     <w:name w:val="CommentTok"/>
     <w:basedOn w:val="VerbatimChar"/>
     <w:rPr>
+      <w:rFonts w:eastAsia="黑体"/>
       <w:i/>
       <w:color w:val="60a0b0"/>
     </w:rPr>
@@ -15172,6 +15793,7 @@
     <w:name w:val="DocumentationTok"/>
     <w:basedOn w:val="VerbatimChar"/>
     <w:rPr>
+      <w:rFonts w:eastAsia="黑体"/>
       <w:i/>
       <w:color w:val="ba2121"/>
     </w:rPr>
@@ -15180,6 +15802,7 @@
     <w:name w:val="AnnotationTok"/>
     <w:basedOn w:val="VerbatimChar"/>
     <w:rPr>
+      <w:rFonts w:eastAsia="黑体"/>
       <w:b/>
       <w:i/>
       <w:color w:val="60a0b0"/>
@@ -15189,6 +15812,7 @@
     <w:name w:val="CommentVarTok"/>
     <w:basedOn w:val="VerbatimChar"/>
     <w:rPr>
+      <w:rFonts w:eastAsia="黑体"/>
       <w:b/>
       <w:i/>
       <w:color w:val="60a0b0"/>
@@ -15198,6 +15822,7 @@
     <w:name w:val="OtherTok"/>
     <w:basedOn w:val="VerbatimChar"/>
     <w:rPr>
+      <w:rFonts w:eastAsia="黑体"/>
       <w:color w:val="007020"/>
     </w:rPr>
   </w:style>
@@ -15205,6 +15830,7 @@
     <w:name w:val="FunctionTok"/>
     <w:basedOn w:val="VerbatimChar"/>
     <w:rPr>
+      <w:rFonts w:eastAsia="黑体"/>
       <w:color w:val="06287e"/>
     </w:rPr>
   </w:style>
@@ -15212,6 +15838,7 @@
     <w:name w:val="VariableTok"/>
     <w:basedOn w:val="VerbatimChar"/>
     <w:rPr>
+      <w:rFonts w:eastAsia="黑体"/>
       <w:color w:val="19177c"/>
     </w:rPr>
   </w:style>
@@ -15219,6 +15846,7 @@
     <w:name w:val="ControlFlowTok"/>
     <w:basedOn w:val="VerbatimChar"/>
     <w:rPr>
+      <w:rFonts w:eastAsia="黑体"/>
       <w:b/>
       <w:color w:val="007020"/>
     </w:rPr>
@@ -15227,6 +15855,7 @@
     <w:name w:val="OperatorTok"/>
     <w:basedOn w:val="VerbatimChar"/>
     <w:rPr>
+      <w:rFonts w:eastAsia="黑体"/>
       <w:color w:val="666666"/>
     </w:rPr>
   </w:style>
@@ -15234,18 +15863,22 @@
     <w:name w:val="BuiltInTok"/>
     <w:basedOn w:val="VerbatimChar"/>
     <w:rPr>
+      <w:rFonts w:eastAsia="黑体"/>
       <w:color w:val="008000"/>
     </w:rPr>
   </w:style>
   <w:style w:type="character" w:customStyle="1" w:styleId="ExtensionTok">
     <w:name w:val="ExtensionTok"/>
     <w:basedOn w:val="VerbatimChar"/>
-    <w:rPr/>
+    <w:rPr>
+      <w:rFonts w:eastAsia="黑体"/>
+    </w:rPr>
   </w:style>
   <w:style w:type="character" w:customStyle="1" w:styleId="PreprocessorTok">
     <w:name w:val="PreprocessorTok"/>
     <w:basedOn w:val="VerbatimChar"/>
     <w:rPr>
+      <w:rFonts w:eastAsia="黑体"/>
       <w:color w:val="bc7a00"/>
     </w:rPr>
   </w:style>
@@ -15253,18 +15886,22 @@
     <w:name w:val="AttributeTok"/>
     <w:basedOn w:val="VerbatimChar"/>
     <w:rPr>
+      <w:rFonts w:eastAsia="黑体"/>
       <w:color w:val="7d9029"/>
     </w:rPr>
   </w:style>
   <w:style w:type="character" w:customStyle="1" w:styleId="RegionMarkerTok">
     <w:name w:val="RegionMarkerTok"/>
     <w:basedOn w:val="VerbatimChar"/>
-    <w:rPr/>
+    <w:rPr>
+      <w:rFonts w:eastAsia="黑体"/>
+    </w:rPr>
   </w:style>
   <w:style w:type="character" w:customStyle="1" w:styleId="InformationTok">
     <w:name w:val="InformationTok"/>
     <w:basedOn w:val="VerbatimChar"/>
     <w:rPr>
+      <w:rFonts w:eastAsia="黑体"/>
       <w:b/>
       <w:i/>
       <w:color w:val="60a0b0"/>
@@ -15274,6 +15911,7 @@
     <w:name w:val="WarningTok"/>
     <w:basedOn w:val="VerbatimChar"/>
     <w:rPr>
+      <w:rFonts w:eastAsia="黑体"/>
       <w:b/>
       <w:i/>
       <w:color w:val="60a0b0"/>
@@ -15283,6 +15921,7 @@
     <w:name w:val="AlertTok"/>
     <w:basedOn w:val="VerbatimChar"/>
     <w:rPr>
+      <w:rFonts w:eastAsia="黑体"/>
       <w:b/>
       <w:color w:val="ff0000"/>
     </w:rPr>
@@ -15291,6 +15930,7 @@
     <w:name w:val="ErrorTok"/>
     <w:basedOn w:val="VerbatimChar"/>
     <w:rPr>
+      <w:rFonts w:eastAsia="黑体"/>
       <w:b/>
       <w:color w:val="ff0000"/>
     </w:rPr>
@@ -15298,7 +15938,9 @@
   <w:style w:type="character" w:customStyle="1" w:styleId="NormalTok">
     <w:name w:val="NormalTok"/>
     <w:basedOn w:val="VerbatimChar"/>
-    <w:rPr/>
+    <w:rPr>
+      <w:rFonts w:eastAsia="黑体"/>
+    </w:rPr>
   </w:style>
 </w:styles>
 </file>
@@ -15347,12 +15989,12 @@
     <a:fontScheme name="Office">
       <a:majorFont>
         <a:latin typeface="Calibri"/>
-        <a:ea typeface=""/>
+        <a:ea typeface="黑体"/>
         <a:cs typeface=""/>
         <a:font script="Jpan" typeface="ＭＳ ゴシック"/>
         <a:font script="Hang" typeface="맑은 고딕"/>
-        <a:font script="Hans" typeface="宋体"/>
-        <a:font script="Hant" typeface="新細明體"/>
+        <a:font script="Hans" typeface="黑体"/>
+        <a:font script="Hant" typeface="黑体"/>
         <a:font script="Arab" typeface="Times New Roman"/>
         <a:font script="Hebr" typeface="Times New Roman"/>
         <a:font script="Thai" typeface="Angsana New"/>
@@ -15382,12 +16024,12 @@
       </a:majorFont>
       <a:minorFont>
         <a:latin typeface="Cambria"/>
-        <a:ea typeface=""/>
+        <a:ea typeface="黑体"/>
         <a:cs typeface=""/>
         <a:font script="Jpan" typeface="ＭＳ 明朝"/>
         <a:font script="Hang" typeface="맑은 고딕"/>
-        <a:font script="Hans" typeface="宋体"/>
-        <a:font script="Hant" typeface="新細明體"/>
+        <a:font script="Hans" typeface="黑体"/>
+        <a:font script="Hant" typeface="黑体"/>
         <a:font script="Arab" typeface="Arial"/>
         <a:font script="Hebr" typeface="Arial"/>
         <a:font script="Thai" typeface="Cordia New"/>

--- a/01-电源电路/02-开关电源/推挽/推挽变换器电路/推挽变换器电路.docx
+++ b/01-电源电路/02-开关电源/推挽/推挽变换器电路/推挽变换器电路.docx
@@ -2918,7 +2918,7 @@
           <w:color w:val="555555"/>
           <w:sz w:val="21"/>
         </w:rPr>
-        <w:t>材料收集者：杜文杰，WX手机：19519196569，QQ:3478827729</w:t>
+        <w:t>材料收集者：杜文杰，微信/手机：19519196569，QQ:3478827729</w:t>
       </w:r>
     </w:p>
     <w:sectPr>
